--- a/assets/resume/Anthony-Haas-Resume.docx
+++ b/assets/resume/Anthony-Haas-Resume.docx
@@ -14,8 +14,8 @@
           <w:b/>
           <w:bCs/>
           <w:caps/>
-          <w:sz w:val="32"/>
-          <w:szCs w:val="32"/>
+          <w:sz w:val="44"/>
+          <w:szCs w:val="44"/>
         </w:rPr>
       </w:pPr>
       <w:bookmarkStart w:id="0" w:name="personal_information-info-name"/>
@@ -25,10 +25,10 @@
           <w:b/>
           <w:bCs/>
           <w:caps/>
-          <w:sz w:val="32"/>
-          <w:szCs w:val="32"/>
-        </w:rPr>
-        <w:t>Anthony Haas</w:t>
+          <w:sz w:val="44"/>
+          <w:szCs w:val="44"/>
+        </w:rPr>
+        <w:t>ANTHONY HAAS</w:t>
       </w:r>
       <w:bookmarkEnd w:id="0"/>
     </w:p>
@@ -127,7 +127,7 @@
           <w:sz w:val="20"/>
           <w:szCs w:val="20"/>
         </w:rPr>
-        <w:t>https://www.linkedin.com/in/tony</w:t>
+        <w:t>https://www.linkedin.com/in/</w:t>
       </w:r>
       <w:r>
         <w:rPr>
@@ -135,12 +135,27 @@
           <w:sz w:val="20"/>
           <w:szCs w:val="20"/>
         </w:rPr>
+        <w:t>anth</w:t>
+      </w:r>
+      <w:r>
+        <w:rPr>
+          <w:rFonts w:ascii="Calibri (Headings)" w:eastAsia="Calibri (Headings)" w:hAnsi="Calibri (Headings)" w:cs="Calibri (Headings)"/>
+          <w:sz w:val="20"/>
+          <w:szCs w:val="20"/>
+        </w:rPr>
+        <w:t>ony</w:t>
+      </w:r>
+      <w:r>
+        <w:rPr>
+          <w:rFonts w:ascii="Calibri (Headings)" w:eastAsia="Calibri (Headings)" w:hAnsi="Calibri (Headings)" w:cs="Calibri (Headings)"/>
+          <w:sz w:val="20"/>
+          <w:szCs w:val="20"/>
+        </w:rPr>
         <w:noBreakHyphen/>
         <w:t>haas</w:t>
       </w:r>
       <w:bookmarkEnd w:id="3"/>
     </w:p>
-    <w:p/>
     <w:p>
       <w:pPr>
         <w:pBdr>
@@ -156,7 +171,7 @@
           <w:szCs w:val="28"/>
         </w:rPr>
       </w:pPr>
-      <w:bookmarkStart w:id="4" w:name="866836622058163"/>
+      <w:bookmarkStart w:id="4" w:name="716729155921563"/>
       <w:r>
         <w:rPr>
           <w:rFonts w:ascii="Calibri (Headings)" w:eastAsia="Calibri (Headings)" w:hAnsi="Calibri (Headings)" w:cs="Calibri (Headings)"/>
@@ -173,7 +188,7 @@
     <w:p>
       <w:pPr>
         <w:tabs>
-          <w:tab w:val="right" w:pos="10710"/>
+          <w:tab w:val="right" w:pos="10770"/>
         </w:tabs>
         <w:spacing w:line="312" w:lineRule="atLeast"/>
         <w:rPr>
@@ -181,490 +196,739 @@
           <w:rFonts w:ascii="Calibri (Headings)" w:eastAsia="Calibri (Headings)" w:hAnsi="Calibri (Headings)" w:cs="Calibri (Headings)"/>
           <w:b/>
           <w:bCs/>
-          <w:sz w:val="20"/>
-          <w:szCs w:val="20"/>
-        </w:rPr>
-      </w:pPr>
-      <w:bookmarkStart w:id="5" w:name="div_10"/>
+          <w:sz w:val="18"/>
+          <w:szCs w:val="18"/>
+        </w:rPr>
+      </w:pPr>
       <w:r>
         <w:rPr>
           <w:rStyle w:val="fs15fw4fsioverflow-hidden"/>
           <w:rFonts w:ascii="Calibri (Headings)" w:eastAsia="Calibri (Headings)" w:hAnsi="Calibri (Headings)" w:cs="Calibri (Headings)"/>
           <w:b/>
           <w:bCs/>
-          <w:sz w:val="20"/>
-          <w:szCs w:val="20"/>
-        </w:rPr>
-        <w:t>Master of Professional Accountancy</w:t>
-      </w:r>
-      <w:bookmarkStart w:id="6" w:name="div_12"/>
+          <w:sz w:val="18"/>
+          <w:szCs w:val="18"/>
+        </w:rPr>
+        <w:t>Master of Professional</w:t>
+      </w:r>
+      <w:r>
+        <w:rPr>
+          <w:rStyle w:val="fs15fw4fsioverflow-hidden"/>
+          <w:rFonts w:ascii="Calibri (Headings)" w:eastAsia="Calibri (Headings)" w:hAnsi="Calibri (Headings)" w:cs="Calibri (Headings)"/>
+          <w:b/>
+          <w:bCs/>
+          <w:sz w:val="18"/>
+          <w:szCs w:val="18"/>
+        </w:rPr>
+        <w:t xml:space="preserve"> </w:t>
+      </w:r>
+      <w:r>
+        <w:rPr>
+          <w:rStyle w:val="fs15fw4fsioverflow-hidden"/>
+          <w:rFonts w:ascii="Calibri (Headings)" w:eastAsia="Calibri (Headings)" w:hAnsi="Calibri (Headings)" w:cs="Calibri (Headings)"/>
+          <w:b/>
+          <w:bCs/>
+          <w:sz w:val="18"/>
+          <w:szCs w:val="18"/>
+        </w:rPr>
+        <w:t>Accountancy</w:t>
+      </w:r>
+      <w:r>
+        <w:rPr>
+          <w:rStyle w:val="fs15fw6text-right"/>
+          <w:rFonts w:ascii="Calibri (Headings)" w:eastAsia="Calibri (Headings)" w:hAnsi="Calibri (Headings)" w:cs="Calibri (Headings)"/>
+          <w:b/>
+          <w:bCs/>
+          <w:sz w:val="18"/>
+          <w:szCs w:val="18"/>
+        </w:rPr>
+        <w:tab/>
+        <w:t xml:space="preserve">Expected Graduation: </w:t>
+      </w:r>
+      <w:r>
+        <w:rPr>
+          <w:rStyle w:val="fs15fw6text-rightoverflow-hidden"/>
+          <w:rFonts w:ascii="Calibri (Headings)" w:eastAsia="Calibri (Headings)" w:hAnsi="Calibri (Headings)" w:cs="Calibri (Headings)"/>
+          <w:b/>
+          <w:bCs/>
+          <w:sz w:val="18"/>
+          <w:szCs w:val="18"/>
+        </w:rPr>
+        <w:t>July 2027</w:t>
+      </w:r>
+    </w:p>
+    <w:p>
+      <w:pPr>
+        <w:tabs>
+          <w:tab w:val="left" w:pos="210"/>
+        </w:tabs>
+        <w:spacing w:line="240" w:lineRule="atLeast"/>
+        <w:rPr>
+          <w:rFonts w:ascii="Calibri (Headings)" w:eastAsia="Calibri (Headings)" w:hAnsi="Calibri (Headings)" w:cs="Calibri (Headings)"/>
+          <w:sz w:val="18"/>
+          <w:szCs w:val="18"/>
+        </w:rPr>
+      </w:pPr>
+      <w:r>
+        <w:rPr>
+          <w:rStyle w:val="fs15fw6overflow-hidden"/>
+          <w:rFonts w:ascii="Calibri (Headings)" w:eastAsia="Calibri (Headings)" w:hAnsi="Calibri (Headings)" w:cs="Calibri (Headings)"/>
+          <w:sz w:val="18"/>
+          <w:szCs w:val="18"/>
+        </w:rPr>
+        <w:t>California State University</w:t>
+      </w:r>
+      <w:r>
+        <w:rPr>
+          <w:rStyle w:val="fs15fw6overflow-hidden"/>
+          <w:rFonts w:ascii="Calibri (Headings)" w:eastAsia="Calibri (Headings)" w:hAnsi="Calibri (Headings)" w:cs="Calibri (Headings)"/>
+          <w:sz w:val="18"/>
+          <w:szCs w:val="18"/>
+        </w:rPr>
+        <w:t>,</w:t>
+      </w:r>
+      <w:r>
+        <w:rPr>
+          <w:rStyle w:val="fs15fw6overflow-hidden"/>
+          <w:rFonts w:ascii="Calibri (Headings)" w:eastAsia="Calibri (Headings)" w:hAnsi="Calibri (Headings)" w:cs="Calibri (Headings)"/>
+          <w:sz w:val="18"/>
+          <w:szCs w:val="18"/>
+        </w:rPr>
+        <w:t xml:space="preserve"> </w:t>
+      </w:r>
+      <w:r>
+        <w:rPr>
+          <w:rStyle w:val="fs15fw6overflow-hidden"/>
+          <w:rFonts w:ascii="Calibri (Headings)" w:eastAsia="Calibri (Headings)" w:hAnsi="Calibri (Headings)" w:cs="Calibri (Headings)"/>
+          <w:sz w:val="18"/>
+          <w:szCs w:val="18"/>
+        </w:rPr>
+        <w:t xml:space="preserve">Northridge, </w:t>
+      </w:r>
+      <w:r>
+        <w:rPr>
+          <w:rStyle w:val="fs15fw6overflow-hidden"/>
+          <w:rFonts w:ascii="Calibri (Headings)" w:eastAsia="Calibri (Headings)" w:hAnsi="Calibri (Headings)" w:cs="Calibri (Headings)"/>
+          <w:sz w:val="18"/>
+          <w:szCs w:val="18"/>
+        </w:rPr>
+        <w:t xml:space="preserve">Northridge, </w:t>
+      </w:r>
+      <w:r>
+        <w:rPr>
+          <w:rStyle w:val="fs15fw6overflow-hidden"/>
+          <w:rFonts w:ascii="Calibri (Headings)" w:eastAsia="Calibri (Headings)" w:hAnsi="Calibri (Headings)" w:cs="Calibri (Headings)"/>
+          <w:sz w:val="18"/>
+          <w:szCs w:val="18"/>
+        </w:rPr>
+        <w:t>CA</w:t>
+      </w:r>
+      <w:r>
+        <w:rPr>
+          <w:rFonts w:ascii="Calibri (Headings)" w:eastAsia="Calibri (Headings)" w:hAnsi="Calibri (Headings)" w:cs="Calibri (Headings)"/>
+          <w:sz w:val="18"/>
+          <w:szCs w:val="18"/>
+        </w:rPr>
+        <w:t xml:space="preserve"> </w:t>
+      </w:r>
+      <w:r>
+        <w:rPr>
+          <w:rFonts w:ascii="Calibri (Headings)" w:eastAsia="Calibri (Headings)" w:hAnsi="Calibri (Headings)" w:cs="Calibri (Headings)"/>
+          <w:sz w:val="18"/>
+          <w:szCs w:val="18"/>
+        </w:rPr>
+        <w:tab/>
+      </w:r>
+      <w:r>
+        <w:rPr>
+          <w:rFonts w:ascii="Calibri (Headings)" w:eastAsia="Calibri (Headings)" w:hAnsi="Calibri (Headings)" w:cs="Calibri (Headings)"/>
+          <w:sz w:val="18"/>
+          <w:szCs w:val="18"/>
+        </w:rPr>
+        <w:tab/>
+      </w:r>
+      <w:r>
+        <w:rPr>
+          <w:rFonts w:ascii="Calibri (Headings)" w:eastAsia="Calibri (Headings)" w:hAnsi="Calibri (Headings)" w:cs="Calibri (Headings)"/>
+          <w:sz w:val="18"/>
+          <w:szCs w:val="18"/>
+        </w:rPr>
+        <w:tab/>
+      </w:r>
+      <w:r>
+        <w:rPr>
+          <w:rFonts w:ascii="Calibri (Headings)" w:eastAsia="Calibri (Headings)" w:hAnsi="Calibri (Headings)" w:cs="Calibri (Headings)"/>
+          <w:sz w:val="18"/>
+          <w:szCs w:val="18"/>
+        </w:rPr>
+        <w:tab/>
+      </w:r>
+      <w:r>
+        <w:rPr>
+          <w:rFonts w:ascii="Calibri (Headings)" w:eastAsia="Calibri (Headings)" w:hAnsi="Calibri (Headings)" w:cs="Calibri (Headings)"/>
+          <w:sz w:val="18"/>
+          <w:szCs w:val="18"/>
+        </w:rPr>
+        <w:tab/>
+      </w:r>
+      <w:r>
+        <w:rPr>
+          <w:rFonts w:ascii="Calibri (Headings)" w:eastAsia="Calibri (Headings)" w:hAnsi="Calibri (Headings)" w:cs="Calibri (Headings)"/>
+          <w:sz w:val="18"/>
+          <w:szCs w:val="18"/>
+        </w:rPr>
+        <w:tab/>
+      </w:r>
+      <w:r>
+        <w:rPr>
+          <w:rFonts w:ascii="Calibri (Headings)" w:eastAsia="Calibri (Headings)" w:hAnsi="Calibri (Headings)" w:cs="Calibri (Headings)"/>
+          <w:sz w:val="18"/>
+          <w:szCs w:val="18"/>
+        </w:rPr>
+        <w:tab/>
+      </w:r>
+      <w:r>
+        <w:rPr>
+          <w:rFonts w:ascii="Calibri (Headings)" w:eastAsia="Calibri (Headings)" w:hAnsi="Calibri (Headings)" w:cs="Calibri (Headings)"/>
+          <w:sz w:val="18"/>
+          <w:szCs w:val="18"/>
+        </w:rPr>
+        <w:tab/>
+        <w:t xml:space="preserve">             </w:t>
+      </w:r>
+      <w:r>
+        <w:rPr>
+          <w:rFonts w:ascii="Calibri (Headings)" w:eastAsia="Calibri (Headings)" w:hAnsi="Calibri (Headings)" w:cs="Calibri (Headings)"/>
+          <w:sz w:val="18"/>
+          <w:szCs w:val="18"/>
+        </w:rPr>
+        <w:tab/>
+        <w:t xml:space="preserve"> </w:t>
+      </w:r>
+      <w:r>
+        <w:rPr>
+          <w:rFonts w:ascii="Calibri (Headings)" w:eastAsia="Calibri (Headings)" w:hAnsi="Calibri (Headings)" w:cs="Calibri (Headings)"/>
+          <w:sz w:val="18"/>
+          <w:szCs w:val="18"/>
+        </w:rPr>
+        <w:t>GPA: 4.0</w:t>
+      </w:r>
+    </w:p>
+    <w:p>
+      <w:pPr>
+        <w:tabs>
+          <w:tab w:val="left" w:pos="210"/>
+        </w:tabs>
+        <w:spacing w:line="240" w:lineRule="atLeast"/>
+        <w:rPr>
+          <w:rFonts w:ascii="Calibri (Headings)" w:eastAsia="Calibri (Headings)" w:hAnsi="Calibri (Headings)" w:cs="Calibri (Headings)"/>
+          <w:sz w:val="18"/>
+          <w:szCs w:val="18"/>
+        </w:rPr>
+      </w:pPr>
+      <w:r>
+        <w:rPr>
+          <w:rFonts w:ascii="Calibri (Headings)" w:eastAsia="Calibri (Headings)" w:hAnsi="Calibri (Headings)" w:cs="Calibri (Headings)"/>
+          <w:sz w:val="18"/>
+          <w:szCs w:val="18"/>
+        </w:rPr>
+        <w:t>CPA Eligible: August 2027 | Job Simulations: KPMG Tax</w:t>
+      </w:r>
+      <w:r>
+        <w:rPr>
+          <w:rFonts w:ascii="Calibri (Headings)" w:eastAsia="Calibri (Headings)" w:hAnsi="Calibri (Headings)" w:cs="Calibri (Headings)"/>
+          <w:sz w:val="18"/>
+          <w:szCs w:val="18"/>
+        </w:rPr>
+        <w:t>, PwC Corporate Tax, BCG Strategy Consulting</w:t>
+      </w:r>
+    </w:p>
+    <w:p>
+      <w:pPr>
+        <w:spacing w:line="312" w:lineRule="atLeast"/>
+        <w:rPr>
+          <w:rFonts w:ascii="Calibri (Headings)" w:eastAsia="Calibri (Headings)" w:hAnsi="Calibri (Headings)" w:cs="Calibri (Headings)"/>
+          <w:sz w:val="18"/>
+          <w:szCs w:val="18"/>
+        </w:rPr>
+      </w:pPr>
+      <w:r>
+        <w:rPr>
+          <w:rFonts w:ascii="Calibri (Headings)" w:eastAsia="Calibri (Headings)" w:hAnsi="Calibri (Headings)" w:cs="Calibri (Headings)"/>
+          <w:sz w:val="18"/>
+          <w:szCs w:val="18"/>
+        </w:rPr>
+        <w:t> </w:t>
+      </w:r>
+    </w:p>
+    <w:p>
+      <w:pPr>
+        <w:tabs>
+          <w:tab w:val="right" w:pos="10770"/>
+        </w:tabs>
+        <w:spacing w:line="312" w:lineRule="atLeast"/>
+        <w:rPr>
+          <w:rStyle w:val="fs15fw6text-right"/>
+          <w:rFonts w:ascii="Calibri (Headings)" w:eastAsia="Calibri (Headings)" w:hAnsi="Calibri (Headings)" w:cs="Calibri (Headings)"/>
+          <w:b/>
+          <w:bCs/>
+          <w:sz w:val="18"/>
+          <w:szCs w:val="18"/>
+        </w:rPr>
+      </w:pPr>
+      <w:r>
+        <w:rPr>
+          <w:rStyle w:val="fs15fw4fsioverflow-hidden"/>
+          <w:rFonts w:ascii="Calibri (Headings)" w:eastAsia="Calibri (Headings)" w:hAnsi="Calibri (Headings)" w:cs="Calibri (Headings)"/>
+          <w:b/>
+          <w:bCs/>
+          <w:sz w:val="18"/>
+          <w:szCs w:val="18"/>
+        </w:rPr>
+        <w:t>Bachelor of Science in Marketing</w:t>
+      </w:r>
+      <w:r>
+        <w:rPr>
+          <w:rStyle w:val="fs15fw6text-right"/>
+          <w:rFonts w:ascii="Calibri (Headings)" w:eastAsia="Calibri (Headings)" w:hAnsi="Calibri (Headings)" w:cs="Calibri (Headings)"/>
+          <w:b/>
+          <w:bCs/>
+          <w:sz w:val="18"/>
+          <w:szCs w:val="18"/>
+        </w:rPr>
+        <w:tab/>
+      </w:r>
+      <w:bookmarkStart w:id="5" w:name="div_17"/>
+      <w:r>
+        <w:rPr>
+          <w:rStyle w:val="fs15fw6text-rightoverflow-hidden"/>
+          <w:rFonts w:ascii="Calibri (Headings)" w:eastAsia="Calibri (Headings)" w:hAnsi="Calibri (Headings)" w:cs="Calibri (Headings)"/>
+          <w:b/>
+          <w:bCs/>
+          <w:sz w:val="18"/>
+          <w:szCs w:val="18"/>
+        </w:rPr>
+        <w:t>May 2023</w:t>
+      </w:r>
       <w:bookmarkEnd w:id="5"/>
+    </w:p>
+    <w:p>
+      <w:pPr>
+        <w:tabs>
+          <w:tab w:val="left" w:pos="210"/>
+        </w:tabs>
+        <w:spacing w:line="240" w:lineRule="atLeast"/>
+        <w:rPr>
+          <w:rFonts w:ascii="Calibri (Headings)" w:eastAsia="Calibri (Headings)" w:hAnsi="Calibri (Headings)" w:cs="Calibri (Headings)"/>
+          <w:sz w:val="18"/>
+          <w:szCs w:val="18"/>
+        </w:rPr>
+      </w:pPr>
+      <w:bookmarkStart w:id="6" w:name="div_16"/>
+      <w:r>
+        <w:rPr>
+          <w:rStyle w:val="fs15fw6overflow-hidden"/>
+          <w:rFonts w:ascii="Calibri (Headings)" w:eastAsia="Calibri (Headings)" w:hAnsi="Calibri (Headings)" w:cs="Calibri (Headings)"/>
+          <w:sz w:val="18"/>
+          <w:szCs w:val="18"/>
+        </w:rPr>
+        <w:t>Rutgers Business Schoo</w:t>
+      </w:r>
+      <w:bookmarkEnd w:id="6"/>
+      <w:r>
+        <w:rPr>
+          <w:rStyle w:val="fs15fw6overflow-hidden"/>
+          <w:rFonts w:ascii="Calibri (Headings)" w:eastAsia="Calibri (Headings)" w:hAnsi="Calibri (Headings)" w:cs="Calibri (Headings)"/>
+          <w:sz w:val="18"/>
+          <w:szCs w:val="18"/>
+        </w:rPr>
+        <w:t>l, New Brunswick, NJ</w:t>
+      </w:r>
+      <w:r>
+        <w:rPr>
+          <w:rFonts w:ascii="Calibri (Headings)" w:eastAsia="Calibri (Headings)" w:hAnsi="Calibri (Headings)" w:cs="Calibri (Headings)"/>
+          <w:sz w:val="18"/>
+          <w:szCs w:val="18"/>
+        </w:rPr>
+        <w:tab/>
+      </w:r>
+      <w:r>
+        <w:rPr>
+          <w:rFonts w:ascii="Calibri (Headings)" w:eastAsia="Calibri (Headings)" w:hAnsi="Calibri (Headings)" w:cs="Calibri (Headings)"/>
+          <w:sz w:val="18"/>
+          <w:szCs w:val="18"/>
+        </w:rPr>
+        <w:t xml:space="preserve"> </w:t>
+      </w:r>
+      <w:r>
+        <w:rPr>
+          <w:rFonts w:ascii="Calibri (Headings)" w:eastAsia="Calibri (Headings)" w:hAnsi="Calibri (Headings)" w:cs="Calibri (Headings)"/>
+          <w:sz w:val="18"/>
+          <w:szCs w:val="18"/>
+        </w:rPr>
+        <w:tab/>
+      </w:r>
+      <w:r>
+        <w:rPr>
+          <w:rFonts w:ascii="Calibri (Headings)" w:eastAsia="Calibri (Headings)" w:hAnsi="Calibri (Headings)" w:cs="Calibri (Headings)"/>
+          <w:sz w:val="18"/>
+          <w:szCs w:val="18"/>
+        </w:rPr>
+        <w:tab/>
+      </w:r>
+      <w:r>
+        <w:rPr>
+          <w:rFonts w:ascii="Calibri (Headings)" w:eastAsia="Calibri (Headings)" w:hAnsi="Calibri (Headings)" w:cs="Calibri (Headings)"/>
+          <w:sz w:val="18"/>
+          <w:szCs w:val="18"/>
+        </w:rPr>
+        <w:tab/>
+      </w:r>
+      <w:r>
+        <w:rPr>
+          <w:rFonts w:ascii="Calibri (Headings)" w:eastAsia="Calibri (Headings)" w:hAnsi="Calibri (Headings)" w:cs="Calibri (Headings)"/>
+          <w:sz w:val="18"/>
+          <w:szCs w:val="18"/>
+        </w:rPr>
+        <w:tab/>
+      </w:r>
+      <w:r>
+        <w:rPr>
+          <w:rFonts w:ascii="Calibri (Headings)" w:eastAsia="Calibri (Headings)" w:hAnsi="Calibri (Headings)" w:cs="Calibri (Headings)"/>
+          <w:sz w:val="18"/>
+          <w:szCs w:val="18"/>
+        </w:rPr>
+        <w:tab/>
+      </w:r>
+      <w:r>
+        <w:rPr>
+          <w:rFonts w:ascii="Calibri (Headings)" w:eastAsia="Calibri (Headings)" w:hAnsi="Calibri (Headings)" w:cs="Calibri (Headings)"/>
+          <w:sz w:val="18"/>
+          <w:szCs w:val="18"/>
+        </w:rPr>
+        <w:tab/>
+      </w:r>
+      <w:r>
+        <w:rPr>
+          <w:rFonts w:ascii="Calibri (Headings)" w:eastAsia="Calibri (Headings)" w:hAnsi="Calibri (Headings)" w:cs="Calibri (Headings)"/>
+          <w:sz w:val="18"/>
+          <w:szCs w:val="18"/>
+        </w:rPr>
+        <w:tab/>
+      </w:r>
+      <w:r>
+        <w:rPr>
+          <w:rFonts w:ascii="Calibri (Headings)" w:eastAsia="Calibri (Headings)" w:hAnsi="Calibri (Headings)" w:cs="Calibri (Headings)"/>
+          <w:sz w:val="18"/>
+          <w:szCs w:val="18"/>
+        </w:rPr>
+        <w:tab/>
+        <w:t xml:space="preserve">             </w:t>
+      </w:r>
+      <w:r>
+        <w:rPr>
+          <w:rFonts w:ascii="Calibri (Headings)" w:eastAsia="Calibri (Headings)" w:hAnsi="Calibri (Headings)" w:cs="Calibri (Headings)"/>
+          <w:sz w:val="18"/>
+          <w:szCs w:val="18"/>
+        </w:rPr>
+        <w:t xml:space="preserve">   </w:t>
+      </w:r>
+      <w:r>
+        <w:rPr>
+          <w:rFonts w:ascii="Calibri (Headings)" w:eastAsia="Calibri (Headings)" w:hAnsi="Calibri (Headings)" w:cs="Calibri (Headings)"/>
+          <w:sz w:val="18"/>
+          <w:szCs w:val="18"/>
+        </w:rPr>
+        <w:t>GPA: 3.60</w:t>
+      </w:r>
+      <w:bookmarkStart w:id="7" w:name="div_20"/>
+      <w:r>
+        <w:rPr>
+          <w:rFonts w:ascii="Calibri (Headings)" w:eastAsia="Calibri (Headings)" w:hAnsi="Calibri (Headings)" w:cs="Calibri (Headings)"/>
+          <w:sz w:val="18"/>
+          <w:szCs w:val="18"/>
+        </w:rPr>
+        <w:t xml:space="preserve"> </w:t>
+      </w:r>
+      <w:r>
+        <w:rPr>
+          <w:rFonts w:ascii="Calibri (Headings)" w:eastAsia="Calibri (Headings)" w:hAnsi="Calibri (Headings)" w:cs="Calibri (Headings)"/>
+          <w:sz w:val="18"/>
+          <w:szCs w:val="18"/>
+        </w:rPr>
+        <w:t xml:space="preserve">Graduated </w:t>
+      </w:r>
+      <w:r>
+        <w:rPr>
+          <w:rFonts w:ascii="Calibri (Headings)" w:eastAsia="Calibri (Headings)" w:hAnsi="Calibri (Headings)" w:cs="Calibri (Headings)"/>
+          <w:sz w:val="18"/>
+          <w:szCs w:val="18"/>
+        </w:rPr>
+        <w:t>Cum Laude | Scarlet Promise Scholarship | Dean's List: 4 semesters</w:t>
+      </w:r>
+      <w:bookmarkEnd w:id="7"/>
+    </w:p>
+    <w:p>
+      <w:pPr>
+        <w:tabs>
+          <w:tab w:val="left" w:pos="210"/>
+        </w:tabs>
+        <w:spacing w:line="240" w:lineRule="atLeast"/>
+        <w:rPr>
+          <w:rFonts w:ascii="Calibri (Headings)" w:eastAsia="Calibri (Headings)" w:hAnsi="Calibri (Headings)" w:cs="Calibri (Headings)"/>
+          <w:sz w:val="18"/>
+          <w:szCs w:val="18"/>
+        </w:rPr>
+      </w:pPr>
+    </w:p>
+    <w:p>
+      <w:pPr>
+        <w:tabs>
+          <w:tab w:val="right" w:pos="10770"/>
+        </w:tabs>
+        <w:spacing w:line="312" w:lineRule="atLeast"/>
+        <w:rPr>
+          <w:rStyle w:val="fs15fw6text-right"/>
+          <w:rFonts w:ascii="Calibri (Headings)" w:eastAsia="Calibri (Headings)" w:hAnsi="Calibri (Headings)" w:cs="Calibri (Headings)"/>
+          <w:b/>
+          <w:bCs/>
+          <w:sz w:val="18"/>
+          <w:szCs w:val="18"/>
+        </w:rPr>
+      </w:pPr>
       <w:r>
         <w:rPr>
           <w:rStyle w:val="fs15fw4fsioverflow-hidden"/>
           <w:rFonts w:ascii="Calibri (Headings)" w:eastAsia="Calibri (Headings)" w:hAnsi="Calibri (Headings)" w:cs="Calibri (Headings)"/>
           <w:b/>
           <w:bCs/>
-          <w:sz w:val="20"/>
-          <w:szCs w:val="20"/>
-        </w:rPr>
-        <w:t xml:space="preserve">                                                                       </w:t>
-      </w:r>
-      <w:r>
-        <w:rPr>
-          <w:rStyle w:val="fs15fw4fsioverflow-hidden"/>
-          <w:rFonts w:ascii="Calibri (Headings)" w:eastAsia="Calibri (Headings)" w:hAnsi="Calibri (Headings)" w:cs="Calibri (Headings)"/>
-          <w:b/>
-          <w:bCs/>
-          <w:sz w:val="20"/>
-          <w:szCs w:val="20"/>
+          <w:sz w:val="18"/>
+          <w:szCs w:val="18"/>
+        </w:rPr>
+        <w:t>Professional Development</w:t>
+      </w:r>
+      <w:r>
+        <w:rPr>
+          <w:rStyle w:val="fs15fw6text-right"/>
+          <w:rFonts w:ascii="Calibri (Headings)" w:eastAsia="Calibri (Headings)" w:hAnsi="Calibri (Headings)" w:cs="Calibri (Headings)"/>
+          <w:b/>
+          <w:bCs/>
+          <w:sz w:val="18"/>
+          <w:szCs w:val="18"/>
+        </w:rPr>
+        <w:tab/>
+      </w:r>
+      <w:r>
+        <w:rPr>
+          <w:rStyle w:val="fs15fw6text-rightoverflow-hidden"/>
+          <w:rFonts w:ascii="Calibri (Headings)" w:eastAsia="Calibri (Headings)" w:hAnsi="Calibri (Headings)" w:cs="Calibri (Headings)"/>
+          <w:b/>
+          <w:bCs/>
+          <w:sz w:val="18"/>
+          <w:szCs w:val="18"/>
+        </w:rPr>
+        <w:t>2021</w:t>
+      </w:r>
+      <w:r>
+        <w:rPr>
+          <w:rStyle w:val="fs15fw6text-rightoverflow-hidden"/>
+          <w:rFonts w:ascii="Calibri (Headings)" w:eastAsia="Calibri (Headings)" w:hAnsi="Calibri (Headings)" w:cs="Calibri (Headings)"/>
+          <w:b/>
+          <w:bCs/>
+          <w:sz w:val="18"/>
+          <w:szCs w:val="18"/>
         </w:rPr>
         <w:t xml:space="preserve"> </w:t>
       </w:r>
       <w:r>
         <w:rPr>
-          <w:rStyle w:val="fs15fw4fsioverflow-hidden"/>
-          <w:rFonts w:ascii="Calibri (Headings)" w:eastAsia="Calibri (Headings)" w:hAnsi="Calibri (Headings)" w:cs="Calibri (Headings)"/>
-          <w:b/>
-          <w:bCs/>
-          <w:sz w:val="20"/>
-          <w:szCs w:val="20"/>
-        </w:rPr>
-        <w:t xml:space="preserve">                                        </w:t>
-      </w:r>
-      <w:r>
-        <w:rPr>
           <w:rStyle w:val="fs15fw6text-rightoverflow-hidden"/>
           <w:rFonts w:ascii="Calibri (Headings)" w:eastAsia="Calibri (Headings)" w:hAnsi="Calibri (Headings)" w:cs="Calibri (Headings)"/>
-          <w:sz w:val="20"/>
-          <w:szCs w:val="20"/>
-        </w:rPr>
-        <w:t>Expected Graduation: June 2027</w:t>
-      </w:r>
-      <w:bookmarkEnd w:id="6"/>
-    </w:p>
-    <w:p>
-      <w:pPr>
-        <w:tabs>
-          <w:tab w:val="left" w:pos="244"/>
-        </w:tabs>
-        <w:spacing w:after="60" w:line="240" w:lineRule="atLeast"/>
-        <w:rPr>
-          <w:rFonts w:ascii="Calibri (Headings)" w:eastAsia="Calibri (Headings)" w:hAnsi="Calibri (Headings)" w:cs="Calibri (Headings)"/>
-          <w:sz w:val="20"/>
-          <w:szCs w:val="20"/>
+          <w:b/>
+          <w:bCs/>
+          <w:sz w:val="18"/>
+          <w:szCs w:val="18"/>
+        </w:rPr>
+        <w:t>-</w:t>
+      </w:r>
+      <w:r>
+        <w:rPr>
+          <w:rStyle w:val="fs15fw6text-rightoverflow-hidden"/>
+          <w:rFonts w:ascii="Calibri (Headings)" w:eastAsia="Calibri (Headings)" w:hAnsi="Calibri (Headings)" w:cs="Calibri (Headings)"/>
+          <w:b/>
+          <w:bCs/>
+          <w:sz w:val="18"/>
+          <w:szCs w:val="18"/>
+        </w:rPr>
+        <w:t xml:space="preserve"> </w:t>
+      </w:r>
+      <w:r>
+        <w:rPr>
+          <w:rStyle w:val="fs15fw6text-rightoverflow-hidden"/>
+          <w:rFonts w:ascii="Calibri (Headings)" w:eastAsia="Calibri (Headings)" w:hAnsi="Calibri (Headings)" w:cs="Calibri (Headings)"/>
+          <w:b/>
+          <w:bCs/>
+          <w:sz w:val="18"/>
+          <w:szCs w:val="18"/>
+        </w:rPr>
+        <w:t>202</w:t>
+      </w:r>
+      <w:r>
+        <w:rPr>
+          <w:rStyle w:val="fs15fw6text-rightoverflow-hidden"/>
+          <w:rFonts w:ascii="Calibri (Headings)" w:eastAsia="Calibri (Headings)" w:hAnsi="Calibri (Headings)" w:cs="Calibri (Headings)"/>
+          <w:b/>
+          <w:bCs/>
+          <w:sz w:val="18"/>
+          <w:szCs w:val="18"/>
+        </w:rPr>
+        <w:t>6</w:t>
+      </w:r>
+    </w:p>
+    <w:p>
+      <w:pPr>
+        <w:tabs>
+          <w:tab w:val="left" w:pos="210"/>
+        </w:tabs>
+        <w:spacing w:line="240" w:lineRule="atLeast"/>
+        <w:rPr>
+          <w:rFonts w:ascii="Calibri (Headings)" w:eastAsia="Calibri (Headings)" w:hAnsi="Calibri (Headings)" w:cs="Calibri (Headings)"/>
+          <w:sz w:val="18"/>
+          <w:szCs w:val="18"/>
         </w:rPr>
       </w:pPr>
       <w:r>
         <w:rPr>
           <w:rStyle w:val="fs15fw6overflow-hidden"/>
           <w:rFonts w:ascii="Calibri (Headings)" w:eastAsia="Calibri (Headings)" w:hAnsi="Calibri (Headings)" w:cs="Calibri (Headings)"/>
-          <w:sz w:val="20"/>
-          <w:szCs w:val="20"/>
-        </w:rPr>
-        <w:t>California State University, Northridge, CA</w:t>
-      </w:r>
-      <w:r>
-        <w:rPr>
-          <w:rFonts w:ascii="Calibri (Headings)" w:eastAsia="Calibri (Headings)" w:hAnsi="Calibri (Headings)" w:cs="Calibri (Headings)"/>
-          <w:sz w:val="20"/>
-          <w:szCs w:val="20"/>
+          <w:sz w:val="18"/>
+          <w:szCs w:val="18"/>
+        </w:rPr>
+        <w:t>Moorpark College, Moorpark, CA</w:t>
+      </w:r>
+      <w:r>
+        <w:rPr>
+          <w:rFonts w:ascii="Calibri (Headings)" w:eastAsia="Calibri (Headings)" w:hAnsi="Calibri (Headings)" w:cs="Calibri (Headings)"/>
+          <w:sz w:val="18"/>
+          <w:szCs w:val="18"/>
         </w:rPr>
         <w:tab/>
-      </w:r>
-      <w:r>
-        <w:rPr>
-          <w:rFonts w:ascii="Calibri (Headings)" w:eastAsia="Calibri (Headings)" w:hAnsi="Calibri (Headings)" w:cs="Calibri (Headings)"/>
-          <w:sz w:val="20"/>
-          <w:szCs w:val="20"/>
+        <w:t xml:space="preserve"> </w:t>
+      </w:r>
+      <w:r>
+        <w:rPr>
+          <w:rFonts w:ascii="Calibri (Headings)" w:eastAsia="Calibri (Headings)" w:hAnsi="Calibri (Headings)" w:cs="Calibri (Headings)"/>
+          <w:sz w:val="18"/>
+          <w:szCs w:val="18"/>
         </w:rPr>
         <w:tab/>
       </w:r>
       <w:r>
         <w:rPr>
           <w:rFonts w:ascii="Calibri (Headings)" w:eastAsia="Calibri (Headings)" w:hAnsi="Calibri (Headings)" w:cs="Calibri (Headings)"/>
-          <w:sz w:val="20"/>
-          <w:szCs w:val="20"/>
+          <w:sz w:val="18"/>
+          <w:szCs w:val="18"/>
         </w:rPr>
         <w:tab/>
       </w:r>
       <w:r>
         <w:rPr>
           <w:rFonts w:ascii="Calibri (Headings)" w:eastAsia="Calibri (Headings)" w:hAnsi="Calibri (Headings)" w:cs="Calibri (Headings)"/>
-          <w:sz w:val="20"/>
-          <w:szCs w:val="20"/>
+          <w:sz w:val="18"/>
+          <w:szCs w:val="18"/>
         </w:rPr>
         <w:tab/>
       </w:r>
       <w:r>
         <w:rPr>
           <w:rFonts w:ascii="Calibri (Headings)" w:eastAsia="Calibri (Headings)" w:hAnsi="Calibri (Headings)" w:cs="Calibri (Headings)"/>
-          <w:sz w:val="20"/>
-          <w:szCs w:val="20"/>
+          <w:sz w:val="18"/>
+          <w:szCs w:val="18"/>
         </w:rPr>
         <w:tab/>
       </w:r>
       <w:r>
         <w:rPr>
           <w:rFonts w:ascii="Calibri (Headings)" w:eastAsia="Calibri (Headings)" w:hAnsi="Calibri (Headings)" w:cs="Calibri (Headings)"/>
-          <w:sz w:val="20"/>
-          <w:szCs w:val="20"/>
+          <w:sz w:val="18"/>
+          <w:szCs w:val="18"/>
         </w:rPr>
         <w:tab/>
-        <w:t xml:space="preserve">         </w:t>
-      </w:r>
-      <w:r>
-        <w:rPr>
-          <w:rFonts w:ascii="Calibri (Headings)" w:eastAsia="Calibri (Headings)" w:hAnsi="Calibri (Headings)" w:cs="Calibri (Headings)"/>
-          <w:sz w:val="20"/>
-          <w:szCs w:val="20"/>
-        </w:rPr>
-        <w:t xml:space="preserve">                          </w:t>
-      </w:r>
-      <w:r>
-        <w:rPr>
-          <w:rFonts w:ascii="Calibri (Headings)" w:eastAsia="Calibri (Headings)" w:hAnsi="Calibri (Headings)" w:cs="Calibri (Headings)"/>
-          <w:sz w:val="20"/>
-          <w:szCs w:val="20"/>
-        </w:rPr>
-        <w:t xml:space="preserve">CPA Eligible: </w:t>
-      </w:r>
-      <w:r>
-        <w:rPr>
-          <w:rFonts w:ascii="Calibri (Headings)" w:eastAsia="Calibri (Headings)" w:hAnsi="Calibri (Headings)" w:cs="Calibri (Headings)"/>
-          <w:sz w:val="20"/>
-          <w:szCs w:val="20"/>
-        </w:rPr>
-        <w:t xml:space="preserve">June </w:t>
-      </w:r>
-      <w:r>
-        <w:rPr>
-          <w:rFonts w:ascii="Calibri (Headings)" w:eastAsia="Calibri (Headings)" w:hAnsi="Calibri (Headings)" w:cs="Calibri (Headings)"/>
-          <w:sz w:val="20"/>
-          <w:szCs w:val="20"/>
-        </w:rPr>
-        <w:t>2027</w:t>
-      </w:r>
-    </w:p>
-    <w:p>
-      <w:pPr>
-        <w:spacing w:line="312" w:lineRule="atLeast"/>
-        <w:rPr>
-          <w:rFonts w:ascii="Calibri (Headings)" w:eastAsia="Calibri (Headings)" w:hAnsi="Calibri (Headings)" w:cs="Calibri (Headings)"/>
-          <w:sz w:val="20"/>
-          <w:szCs w:val="20"/>
-        </w:rPr>
-      </w:pPr>
-    </w:p>
-    <w:p>
-      <w:pPr>
-        <w:spacing w:line="312" w:lineRule="atLeast"/>
-        <w:rPr>
-          <w:rFonts w:ascii="Calibri (Headings)" w:eastAsia="Calibri (Headings)" w:hAnsi="Calibri (Headings)" w:cs="Calibri (Headings)"/>
-          <w:b/>
-          <w:bCs/>
-          <w:sz w:val="20"/>
-          <w:szCs w:val="20"/>
-        </w:rPr>
-      </w:pPr>
-      <w:bookmarkStart w:id="7" w:name="div_16"/>
-      <w:r>
-        <w:rPr>
-          <w:rStyle w:val="fs15fw4fsioverflow-hidden"/>
-          <w:rFonts w:ascii="Calibri (Headings)" w:eastAsia="Calibri (Headings)" w:hAnsi="Calibri (Headings)" w:cs="Calibri (Headings)"/>
-          <w:b/>
-          <w:bCs/>
-          <w:sz w:val="20"/>
-          <w:szCs w:val="20"/>
-        </w:rPr>
-        <w:t>Bachelor of Science in Marketing</w:t>
-      </w:r>
-      <w:r>
-        <w:rPr>
-          <w:rFonts w:ascii="Calibri (Headings)" w:eastAsia="Calibri (Headings)" w:hAnsi="Calibri (Headings)" w:cs="Calibri (Headings)"/>
-          <w:b/>
-          <w:bCs/>
-          <w:sz w:val="20"/>
-          <w:szCs w:val="20"/>
-        </w:rPr>
-        <w:t xml:space="preserve"> </w:t>
-      </w:r>
-      <w:r>
-        <w:rPr>
-          <w:rFonts w:ascii="Calibri (Headings)" w:eastAsia="Calibri (Headings)" w:hAnsi="Calibri (Headings)" w:cs="Calibri (Headings)"/>
-          <w:b/>
-          <w:bCs/>
-          <w:sz w:val="20"/>
-          <w:szCs w:val="20"/>
+      </w:r>
+      <w:r>
+        <w:rPr>
+          <w:rFonts w:ascii="Calibri (Headings)" w:eastAsia="Calibri (Headings)" w:hAnsi="Calibri (Headings)" w:cs="Calibri (Headings)"/>
+          <w:sz w:val="18"/>
+          <w:szCs w:val="18"/>
         </w:rPr>
         <w:tab/>
       </w:r>
       <w:r>
         <w:rPr>
           <w:rFonts w:ascii="Calibri (Headings)" w:eastAsia="Calibri (Headings)" w:hAnsi="Calibri (Headings)" w:cs="Calibri (Headings)"/>
-          <w:b/>
-          <w:bCs/>
-          <w:sz w:val="20"/>
-          <w:szCs w:val="20"/>
+          <w:sz w:val="18"/>
+          <w:szCs w:val="18"/>
         </w:rPr>
         <w:tab/>
       </w:r>
       <w:r>
         <w:rPr>
           <w:rFonts w:ascii="Calibri (Headings)" w:eastAsia="Calibri (Headings)" w:hAnsi="Calibri (Headings)" w:cs="Calibri (Headings)"/>
-          <w:b/>
-          <w:bCs/>
-          <w:sz w:val="20"/>
-          <w:szCs w:val="20"/>
+          <w:sz w:val="18"/>
+          <w:szCs w:val="18"/>
         </w:rPr>
         <w:tab/>
-      </w:r>
-      <w:r>
-        <w:rPr>
-          <w:rFonts w:ascii="Calibri (Headings)" w:eastAsia="Calibri (Headings)" w:hAnsi="Calibri (Headings)" w:cs="Calibri (Headings)"/>
-          <w:b/>
-          <w:bCs/>
-          <w:sz w:val="20"/>
-          <w:szCs w:val="20"/>
+        <w:t xml:space="preserve">             </w:t>
+      </w:r>
+      <w:r>
+        <w:rPr>
+          <w:rFonts w:ascii="Calibri (Headings)" w:eastAsia="Calibri (Headings)" w:hAnsi="Calibri (Headings)" w:cs="Calibri (Headings)"/>
+          <w:sz w:val="18"/>
+          <w:szCs w:val="18"/>
+        </w:rPr>
+        <w:t xml:space="preserve">   </w:t>
+      </w:r>
+      <w:r>
+        <w:rPr>
+          <w:rFonts w:ascii="Calibri (Headings)" w:eastAsia="Calibri (Headings)" w:hAnsi="Calibri (Headings)" w:cs="Calibri (Headings)"/>
+          <w:sz w:val="18"/>
+          <w:szCs w:val="18"/>
         </w:rPr>
         <w:tab/>
-      </w:r>
-      <w:r>
-        <w:rPr>
-          <w:rFonts w:ascii="Calibri (Headings)" w:eastAsia="Calibri (Headings)" w:hAnsi="Calibri (Headings)" w:cs="Calibri (Headings)"/>
-          <w:b/>
-          <w:bCs/>
-          <w:sz w:val="20"/>
-          <w:szCs w:val="20"/>
-        </w:rPr>
-        <w:tab/>
-      </w:r>
-      <w:r>
-        <w:rPr>
-          <w:rFonts w:ascii="Calibri (Headings)" w:eastAsia="Calibri (Headings)" w:hAnsi="Calibri (Headings)" w:cs="Calibri (Headings)"/>
-          <w:b/>
-          <w:bCs/>
-          <w:sz w:val="20"/>
-          <w:szCs w:val="20"/>
-        </w:rPr>
-        <w:tab/>
-      </w:r>
-      <w:r>
-        <w:rPr>
-          <w:rFonts w:ascii="Calibri (Headings)" w:eastAsia="Calibri (Headings)" w:hAnsi="Calibri (Headings)" w:cs="Calibri (Headings)"/>
-          <w:b/>
-          <w:bCs/>
-          <w:sz w:val="20"/>
-          <w:szCs w:val="20"/>
-        </w:rPr>
-        <w:tab/>
-      </w:r>
-      <w:r>
-        <w:rPr>
-          <w:rFonts w:ascii="Calibri (Headings)" w:eastAsia="Calibri (Headings)" w:hAnsi="Calibri (Headings)" w:cs="Calibri (Headings)"/>
-          <w:b/>
-          <w:bCs/>
-          <w:sz w:val="20"/>
-          <w:szCs w:val="20"/>
-        </w:rPr>
-        <w:tab/>
-      </w:r>
-      <w:r>
-        <w:rPr>
-          <w:rFonts w:ascii="Calibri (Headings)" w:eastAsia="Calibri (Headings)" w:hAnsi="Calibri (Headings)" w:cs="Calibri (Headings)"/>
-          <w:b/>
-          <w:bCs/>
-          <w:sz w:val="20"/>
-          <w:szCs w:val="20"/>
-        </w:rPr>
-        <w:tab/>
-        <w:t xml:space="preserve">      </w:t>
-      </w:r>
-      <w:r>
-        <w:rPr>
-          <w:rFonts w:ascii="Calibri (Headings)" w:eastAsia="Calibri (Headings)" w:hAnsi="Calibri (Headings)" w:cs="Calibri (Headings)"/>
-          <w:b/>
-          <w:bCs/>
-          <w:sz w:val="20"/>
-          <w:szCs w:val="20"/>
-        </w:rPr>
-        <w:t xml:space="preserve">                     </w:t>
-      </w:r>
-      <w:r>
-        <w:rPr>
-          <w:rStyle w:val="fs15fw6text-rightoverflow-hidden"/>
-          <w:rFonts w:ascii="Calibri (Headings)" w:eastAsia="Calibri (Headings)" w:hAnsi="Calibri (Headings)" w:cs="Calibri (Headings)"/>
-          <w:sz w:val="20"/>
-          <w:szCs w:val="20"/>
-        </w:rPr>
-        <w:t>May 2023</w:t>
-      </w:r>
-    </w:p>
-    <w:p>
-      <w:pPr>
-        <w:tabs>
-          <w:tab w:val="right" w:pos="10710"/>
-        </w:tabs>
-        <w:spacing w:line="312" w:lineRule="atLeast"/>
-        <w:rPr>
-          <w:rStyle w:val="fs15fw6text-right"/>
-          <w:rFonts w:ascii="Calibri (Headings)" w:eastAsia="Calibri (Headings)" w:hAnsi="Calibri (Headings)" w:cs="Calibri (Headings)"/>
-          <w:b/>
-          <w:bCs/>
-          <w:sz w:val="20"/>
-          <w:szCs w:val="20"/>
-        </w:rPr>
-      </w:pPr>
-      <w:r>
-        <w:rPr>
-          <w:rStyle w:val="fs15fw6overflow-hidden"/>
-          <w:rFonts w:ascii="Calibri (Headings)" w:eastAsia="Calibri (Headings)" w:hAnsi="Calibri (Headings)" w:cs="Calibri (Headings)"/>
-          <w:sz w:val="20"/>
-          <w:szCs w:val="20"/>
-        </w:rPr>
-        <w:t>Rutgers Business School</w:t>
-      </w:r>
-      <w:r>
-        <w:rPr>
-          <w:rStyle w:val="fs15fw6overflow-hidden"/>
-          <w:rFonts w:ascii="Calibri (Headings)" w:eastAsia="Calibri (Headings)" w:hAnsi="Calibri (Headings)" w:cs="Calibri (Headings)"/>
-          <w:sz w:val="20"/>
-          <w:szCs w:val="20"/>
-        </w:rPr>
-        <w:t>,</w:t>
-      </w:r>
-      <w:r>
-        <w:rPr>
-          <w:rStyle w:val="fs15fw6overflow-hidden"/>
-          <w:rFonts w:ascii="Calibri (Headings)" w:eastAsia="Calibri (Headings)" w:hAnsi="Calibri (Headings)" w:cs="Calibri (Headings)"/>
-          <w:sz w:val="20"/>
-          <w:szCs w:val="20"/>
-        </w:rPr>
-        <w:t xml:space="preserve"> New Brunswick</w:t>
-      </w:r>
-      <w:bookmarkEnd w:id="7"/>
-      <w:r>
-        <w:rPr>
-          <w:rStyle w:val="fs15fw6overflow-hidden"/>
-          <w:rFonts w:ascii="Calibri (Headings)" w:eastAsia="Calibri (Headings)" w:hAnsi="Calibri (Headings)" w:cs="Calibri (Headings)"/>
-          <w:sz w:val="20"/>
-          <w:szCs w:val="20"/>
-        </w:rPr>
-        <w:t>, NJ</w:t>
-      </w:r>
-      <w:r>
-        <w:rPr>
-          <w:rStyle w:val="fs15fw6overflow-hidden"/>
-          <w:rFonts w:ascii="Calibri (Headings)" w:eastAsia="Calibri (Headings)" w:hAnsi="Calibri (Headings)" w:cs="Calibri (Headings)"/>
-          <w:sz w:val="20"/>
-          <w:szCs w:val="20"/>
-        </w:rPr>
-        <w:t xml:space="preserve">                                                                                                   </w:t>
-      </w:r>
-      <w:r>
-        <w:rPr>
-          <w:rStyle w:val="fs15fw6overflow-hidden"/>
-          <w:rFonts w:ascii="Calibri (Headings)" w:eastAsia="Calibri (Headings)" w:hAnsi="Calibri (Headings)" w:cs="Calibri (Headings)"/>
-          <w:sz w:val="20"/>
-          <w:szCs w:val="20"/>
-        </w:rPr>
-        <w:t xml:space="preserve"> </w:t>
-      </w:r>
-      <w:r>
-        <w:rPr>
-          <w:rStyle w:val="fs15fw6overflow-hidden"/>
-          <w:rFonts w:ascii="Calibri (Headings)" w:eastAsia="Calibri (Headings)" w:hAnsi="Calibri (Headings)" w:cs="Calibri (Headings)"/>
-          <w:sz w:val="20"/>
-          <w:szCs w:val="20"/>
-        </w:rPr>
-        <w:t xml:space="preserve">                                       </w:t>
-      </w:r>
-      <w:r>
-        <w:rPr>
-          <w:rStyle w:val="fs15fw6text-right"/>
-          <w:rFonts w:ascii="Calibri (Headings)" w:eastAsia="Calibri (Headings)" w:hAnsi="Calibri (Headings)" w:cs="Calibri (Headings)"/>
-          <w:sz w:val="20"/>
-          <w:szCs w:val="20"/>
-        </w:rPr>
-        <w:t>GPA: 3</w:t>
-      </w:r>
-      <w:r>
-        <w:rPr>
-          <w:rStyle w:val="fs15fw6text-right"/>
-          <w:rFonts w:ascii="Calibri (Headings)" w:eastAsia="Calibri (Headings)" w:hAnsi="Calibri (Headings)" w:cs="Calibri (Headings)"/>
-          <w:sz w:val="20"/>
-          <w:szCs w:val="20"/>
-        </w:rPr>
-        <w:t>.</w:t>
-      </w:r>
-      <w:r>
-        <w:rPr>
-          <w:rStyle w:val="fs15fw6text-right"/>
-          <w:rFonts w:ascii="Calibri (Headings)" w:eastAsia="Calibri (Headings)" w:hAnsi="Calibri (Headings)" w:cs="Calibri (Headings)"/>
-          <w:sz w:val="20"/>
-          <w:szCs w:val="20"/>
-        </w:rPr>
-        <w:t>60</w:t>
-      </w:r>
-      <w:r>
-        <w:rPr>
-          <w:rStyle w:val="fs15fw6text-right"/>
-          <w:rFonts w:ascii="Calibri (Headings)" w:eastAsia="Calibri (Headings)" w:hAnsi="Calibri (Headings)" w:cs="Calibri (Headings)"/>
-          <w:b/>
-          <w:bCs/>
-          <w:sz w:val="20"/>
-          <w:szCs w:val="20"/>
-        </w:rPr>
-        <w:t xml:space="preserve"> </w:t>
-      </w:r>
-    </w:p>
-    <w:p>
-      <w:pPr>
-        <w:tabs>
-          <w:tab w:val="left" w:pos="244"/>
-        </w:tabs>
-        <w:spacing w:after="60" w:line="240" w:lineRule="atLeast"/>
-        <w:rPr>
-          <w:rFonts w:ascii="Calibri (Headings)" w:eastAsia="Calibri (Headings)" w:hAnsi="Calibri (Headings)" w:cs="Calibri (Headings)"/>
-          <w:sz w:val="20"/>
-          <w:szCs w:val="20"/>
-        </w:rPr>
-      </w:pPr>
-      <w:bookmarkStart w:id="8" w:name="div_20"/>
-      <w:r>
-        <w:rPr>
-          <w:rFonts w:ascii="Calibri (Headings)" w:eastAsia="Calibri (Headings)" w:hAnsi="Calibri (Headings)" w:cs="Calibri (Headings)"/>
-          <w:sz w:val="20"/>
-          <w:szCs w:val="20"/>
-        </w:rPr>
-        <w:t xml:space="preserve">Cum Laude Honors | Scarlet Promise Scholarship | Dean's List: </w:t>
-      </w:r>
-      <w:r>
-        <w:rPr>
-          <w:rFonts w:ascii="Calibri (Headings)" w:eastAsia="Calibri (Headings)" w:hAnsi="Calibri (Headings)" w:cs="Calibri (Headings)"/>
-          <w:sz w:val="20"/>
-          <w:szCs w:val="20"/>
-        </w:rPr>
-        <w:t>4</w:t>
-      </w:r>
-      <w:r>
-        <w:rPr>
-          <w:rFonts w:ascii="Calibri (Headings)" w:eastAsia="Calibri (Headings)" w:hAnsi="Calibri (Headings)" w:cs="Calibri (Headings)"/>
-          <w:sz w:val="20"/>
-          <w:szCs w:val="20"/>
-        </w:rPr>
-        <w:t xml:space="preserve"> semesters</w:t>
-      </w:r>
-      <w:bookmarkEnd w:id="8"/>
-    </w:p>
-    <w:p>
-      <w:pPr>
-        <w:tabs>
-          <w:tab w:val="left" w:pos="244"/>
-        </w:tabs>
-        <w:spacing w:after="60" w:line="240" w:lineRule="atLeast"/>
-        <w:rPr>
-          <w:rFonts w:ascii="Calibri (Headings)" w:eastAsia="Calibri (Headings)" w:hAnsi="Calibri (Headings)" w:cs="Calibri (Headings)"/>
+        <w:t xml:space="preserve">                GPA: 3.88</w:t>
+      </w:r>
+    </w:p>
+    <w:p>
+      <w:pPr>
+        <w:tabs>
+          <w:tab w:val="left" w:pos="210"/>
+        </w:tabs>
+        <w:spacing w:line="240" w:lineRule="atLeast"/>
+        <w:rPr>
+          <w:rFonts w:ascii="Calibri (Headings)" w:eastAsia="Calibri (Headings)" w:hAnsi="Calibri (Headings)" w:cs="Calibri (Headings)"/>
+          <w:sz w:val="18"/>
+          <w:szCs w:val="18"/>
+        </w:rPr>
+      </w:pPr>
+      <w:r>
+        <w:rPr>
+          <w:rFonts w:ascii="Calibri (Headings)" w:eastAsia="Calibri (Headings)" w:hAnsi="Calibri (Headings)" w:cs="Calibri (Headings)"/>
+          <w:sz w:val="18"/>
+          <w:szCs w:val="18"/>
+        </w:rPr>
+        <w:t>Notable Coursework: Principles of Income Taxation, Taxation of Business Entities, Business Law, Data Analytics</w:t>
+      </w:r>
+    </w:p>
+    <w:p>
+      <w:pPr>
+        <w:tabs>
+          <w:tab w:val="left" w:pos="210"/>
+        </w:tabs>
+        <w:spacing w:line="240" w:lineRule="atLeast"/>
+        <w:rPr>
+          <w:rFonts w:ascii="Calibri (Headings)" w:eastAsia="Calibri (Headings)" w:hAnsi="Calibri (Headings)" w:cs="Calibri (Headings)"/>
+          <w:sz w:val="18"/>
+          <w:szCs w:val="18"/>
         </w:rPr>
       </w:pPr>
     </w:p>
@@ -683,7 +947,7 @@
           <w:szCs w:val="28"/>
         </w:rPr>
       </w:pPr>
-      <w:bookmarkStart w:id="9" w:name="1123791130197176"/>
+      <w:bookmarkStart w:id="8" w:name="1433458311843126"/>
       <w:r>
         <w:rPr>
           <w:rFonts w:ascii="Calibri (Headings)" w:eastAsia="Calibri (Headings)" w:hAnsi="Calibri (Headings)" w:cs="Calibri (Headings)"/>
@@ -695,451 +959,143 @@
         </w:rPr>
         <w:t>experience</w:t>
       </w:r>
+      <w:bookmarkEnd w:id="8"/>
+    </w:p>
+    <w:p>
+      <w:pPr>
+        <w:tabs>
+          <w:tab w:val="right" w:pos="10770"/>
+        </w:tabs>
+        <w:rPr>
+          <w:rStyle w:val="fs15fw6text-right"/>
+          <w:rFonts w:ascii="Calibri (Headings)" w:eastAsia="Calibri (Headings)" w:hAnsi="Calibri (Headings)" w:cs="Calibri (Headings)"/>
+          <w:b/>
+          <w:bCs/>
+          <w:sz w:val="18"/>
+          <w:szCs w:val="18"/>
+        </w:rPr>
+      </w:pPr>
+      <w:bookmarkStart w:id="9" w:name="div_23"/>
+      <w:r>
+        <w:rPr>
+          <w:rStyle w:val="fs15fw6"/>
+          <w:rFonts w:ascii="Calibri (Headings)" w:eastAsia="Calibri (Headings)" w:hAnsi="Calibri (Headings)" w:cs="Calibri (Headings)"/>
+          <w:b/>
+          <w:bCs/>
+          <w:sz w:val="18"/>
+          <w:szCs w:val="18"/>
+        </w:rPr>
+        <w:t>California State University</w:t>
+      </w:r>
+      <w:r>
+        <w:rPr>
+          <w:rStyle w:val="fs15fw6"/>
+          <w:rFonts w:ascii="Calibri (Headings)" w:eastAsia="Calibri (Headings)" w:hAnsi="Calibri (Headings)" w:cs="Calibri (Headings)"/>
+          <w:b/>
+          <w:bCs/>
+          <w:sz w:val="18"/>
+          <w:szCs w:val="18"/>
+        </w:rPr>
+        <w:t>,</w:t>
+      </w:r>
+      <w:r>
+        <w:rPr>
+          <w:rStyle w:val="fs15fw6"/>
+          <w:rFonts w:ascii="Calibri (Headings)" w:eastAsia="Calibri (Headings)" w:hAnsi="Calibri (Headings)" w:cs="Calibri (Headings)"/>
+          <w:b/>
+          <w:bCs/>
+          <w:sz w:val="18"/>
+          <w:szCs w:val="18"/>
+        </w:rPr>
+        <w:t xml:space="preserve"> </w:t>
+      </w:r>
+      <w:r>
+        <w:rPr>
+          <w:rStyle w:val="fs15fw6"/>
+          <w:rFonts w:ascii="Calibri (Headings)" w:eastAsia="Calibri (Headings)" w:hAnsi="Calibri (Headings)" w:cs="Calibri (Headings)"/>
+          <w:b/>
+          <w:bCs/>
+          <w:sz w:val="18"/>
+          <w:szCs w:val="18"/>
+        </w:rPr>
+        <w:t>Northridge</w:t>
+      </w:r>
       <w:bookmarkEnd w:id="9"/>
-    </w:p>
-    <w:p>
-      <w:pPr>
-        <w:tabs>
-          <w:tab w:val="right" w:pos="10710"/>
-        </w:tabs>
-        <w:spacing w:line="312" w:lineRule="atLeast"/>
+      <w:r>
+        <w:rPr>
+          <w:rStyle w:val="fs15fw6undefinedtdn"/>
+          <w:rFonts w:ascii="Calibri (Headings)" w:eastAsia="Calibri (Headings)" w:hAnsi="Calibri (Headings)" w:cs="Calibri (Headings)"/>
+          <w:b/>
+          <w:bCs/>
+          <w:sz w:val="18"/>
+          <w:szCs w:val="18"/>
+        </w:rPr>
+        <w:t xml:space="preserve">, </w:t>
+      </w:r>
+      <w:bookmarkStart w:id="10" w:name="div_25"/>
+      <w:r>
+        <w:rPr>
+          <w:rStyle w:val="fs15fw6"/>
+          <w:rFonts w:ascii="Calibri (Headings)" w:eastAsia="Calibri (Headings)" w:hAnsi="Calibri (Headings)" w:cs="Calibri (Headings)"/>
+          <w:b/>
+          <w:bCs/>
+          <w:sz w:val="18"/>
+          <w:szCs w:val="18"/>
+        </w:rPr>
+        <w:t>Northridge, CA</w:t>
+      </w:r>
+      <w:bookmarkEnd w:id="10"/>
+      <w:r>
         <w:rPr>
           <w:rStyle w:val="fs15fw6text-right"/>
           <w:rFonts w:ascii="Calibri (Headings)" w:eastAsia="Calibri (Headings)" w:hAnsi="Calibri (Headings)" w:cs="Calibri (Headings)"/>
           <w:b/>
           <w:bCs/>
-          <w:sz w:val="20"/>
-          <w:szCs w:val="20"/>
-        </w:rPr>
-      </w:pPr>
-      <w:bookmarkStart w:id="10" w:name="div_23"/>
-      <w:r>
-        <w:rPr>
-          <w:rStyle w:val="fs15fw6"/>
-          <w:rFonts w:ascii="Calibri (Headings)" w:eastAsia="Calibri (Headings)" w:hAnsi="Calibri (Headings)" w:cs="Calibri (Headings)"/>
-          <w:b/>
-          <w:bCs/>
-          <w:sz w:val="20"/>
-          <w:szCs w:val="20"/>
-        </w:rPr>
-        <w:t>California State University- Northridge,</w:t>
-      </w:r>
-      <w:r>
-        <w:rPr>
-          <w:rStyle w:val="fs15fw6undefinedtdn"/>
-          <w:rFonts w:ascii="Calibri (Headings)" w:eastAsia="Calibri (Headings)" w:hAnsi="Calibri (Headings)" w:cs="Calibri (Headings)"/>
-          <w:b/>
-          <w:bCs/>
-          <w:sz w:val="20"/>
-          <w:szCs w:val="20"/>
-        </w:rPr>
-        <w:t xml:space="preserve"> </w:t>
-      </w:r>
-      <w:r>
-        <w:rPr>
-          <w:rStyle w:val="fs15fw6"/>
-          <w:rFonts w:ascii="Calibri (Headings)" w:eastAsia="Calibri (Headings)" w:hAnsi="Calibri (Headings)" w:cs="Calibri (Headings)"/>
-          <w:b/>
-          <w:bCs/>
-          <w:sz w:val="20"/>
-          <w:szCs w:val="20"/>
-        </w:rPr>
-        <w:t>Northridge</w:t>
-      </w:r>
-      <w:r>
-        <w:rPr>
-          <w:rStyle w:val="fs15fw6"/>
-          <w:rFonts w:ascii="Calibri (Headings)" w:eastAsia="Calibri (Headings)" w:hAnsi="Calibri (Headings)" w:cs="Calibri (Headings)"/>
-          <w:b/>
-          <w:bCs/>
-          <w:sz w:val="20"/>
-          <w:szCs w:val="20"/>
-        </w:rPr>
-        <w:t>, CA</w:t>
-      </w:r>
+          <w:sz w:val="18"/>
+          <w:szCs w:val="18"/>
+        </w:rPr>
+        <w:tab/>
+      </w:r>
+      <w:bookmarkStart w:id="11" w:name="div_24"/>
       <w:r>
         <w:rPr>
           <w:rStyle w:val="fs15fw6text-right"/>
           <w:rFonts w:ascii="Calibri (Headings)" w:eastAsia="Calibri (Headings)" w:hAnsi="Calibri (Headings)" w:cs="Calibri (Headings)"/>
           <w:b/>
           <w:bCs/>
-          <w:sz w:val="20"/>
-          <w:szCs w:val="20"/>
-        </w:rPr>
-        <w:tab/>
-      </w:r>
-      <w:r>
-        <w:rPr>
-          <w:rStyle w:val="fs15fw6text-right"/>
-          <w:rFonts w:ascii="Calibri (Headings)" w:eastAsia="Calibri (Headings)" w:hAnsi="Calibri (Headings)" w:cs="Calibri (Headings)"/>
-          <w:sz w:val="20"/>
-          <w:szCs w:val="20"/>
-        </w:rPr>
-        <w:t>August 2026-Current</w:t>
-      </w:r>
-    </w:p>
-    <w:p>
-      <w:pPr>
-        <w:spacing w:line="312" w:lineRule="atLeast"/>
-        <w:rPr>
-          <w:rFonts w:ascii="Calibri (Headings)" w:eastAsia="Calibri (Headings)" w:hAnsi="Calibri (Headings)" w:cs="Calibri (Headings)"/>
-          <w:sz w:val="20"/>
-          <w:szCs w:val="20"/>
-        </w:rPr>
-      </w:pPr>
+          <w:sz w:val="18"/>
+          <w:szCs w:val="18"/>
+        </w:rPr>
+        <w:t>August 2026 - Present</w:t>
+      </w:r>
+      <w:bookmarkEnd w:id="11"/>
+    </w:p>
+    <w:p>
+      <w:pPr>
+        <w:rPr>
+          <w:rFonts w:ascii="Calibri (Headings)" w:eastAsia="Calibri (Headings)" w:hAnsi="Calibri (Headings)" w:cs="Calibri (Headings)"/>
+          <w:sz w:val="18"/>
+          <w:szCs w:val="18"/>
+        </w:rPr>
+      </w:pPr>
+      <w:bookmarkStart w:id="12" w:name="div_22"/>
       <w:r>
         <w:rPr>
           <w:rStyle w:val="fs15fw4fsioverflow-hidden"/>
           <w:rFonts w:ascii="Calibri (Headings)" w:eastAsia="Calibri (Headings)" w:hAnsi="Calibri (Headings)" w:cs="Calibri (Headings)"/>
-          <w:sz w:val="20"/>
-          <w:szCs w:val="20"/>
-        </w:rPr>
-        <w:t>Teach</w:t>
-      </w:r>
-      <w:r>
-        <w:rPr>
-          <w:rStyle w:val="fs15fw4fsioverflow-hidden"/>
-          <w:rFonts w:ascii="Calibri (Headings)" w:eastAsia="Calibri (Headings)" w:hAnsi="Calibri (Headings)" w:cs="Calibri (Headings)"/>
-          <w:sz w:val="20"/>
-          <w:szCs w:val="20"/>
-        </w:rPr>
-        <w:t>ing</w:t>
-      </w:r>
-      <w:r>
-        <w:rPr>
-          <w:rStyle w:val="fs15fw4fsioverflow-hidden"/>
-          <w:rFonts w:ascii="Calibri (Headings)" w:eastAsia="Calibri (Headings)" w:hAnsi="Calibri (Headings)" w:cs="Calibri (Headings)"/>
-          <w:sz w:val="20"/>
-          <w:szCs w:val="20"/>
-        </w:rPr>
-        <w:t xml:space="preserve"> Assistant</w:t>
-      </w:r>
-    </w:p>
-    <w:p>
-      <w:pPr>
-        <w:numPr>
-          <w:ilvl w:val="0"/>
-          <w:numId w:val="4"/>
-        </w:numPr>
-        <w:spacing w:line="240" w:lineRule="atLeast"/>
-        <w:ind w:left="780" w:hanging="304"/>
-        <w:rPr>
-          <w:rFonts w:ascii="Calibri (Headings)" w:eastAsia="Calibri (Headings)" w:hAnsi="Calibri (Headings)" w:cs="Calibri (Headings)"/>
-          <w:sz w:val="20"/>
-          <w:szCs w:val="20"/>
-        </w:rPr>
-      </w:pPr>
-      <w:r>
-        <w:rPr>
-          <w:rFonts w:ascii="Calibri (Headings)" w:eastAsia="Calibri (Headings)" w:hAnsi="Calibri (Headings)" w:cs="Calibri (Headings)"/>
-          <w:sz w:val="20"/>
-          <w:szCs w:val="20"/>
-        </w:rPr>
-        <w:t xml:space="preserve">Manage attendance </w:t>
-      </w:r>
-      <w:r>
-        <w:rPr>
-          <w:rFonts w:ascii="Calibri (Headings)" w:eastAsia="Calibri (Headings)" w:hAnsi="Calibri (Headings)" w:cs="Calibri (Headings)"/>
-          <w:sz w:val="20"/>
-          <w:szCs w:val="20"/>
-        </w:rPr>
-        <w:t>records</w:t>
-      </w:r>
-      <w:r>
-        <w:rPr>
-          <w:rFonts w:ascii="Calibri (Headings)" w:eastAsia="Calibri (Headings)" w:hAnsi="Calibri (Headings)" w:cs="Calibri (Headings)"/>
-          <w:sz w:val="20"/>
-          <w:szCs w:val="20"/>
-        </w:rPr>
-        <w:t xml:space="preserve"> for 150+ students across 4 </w:t>
-      </w:r>
-      <w:r>
-        <w:rPr>
-          <w:rFonts w:ascii="Calibri (Headings)" w:eastAsia="Calibri (Headings)" w:hAnsi="Calibri (Headings)" w:cs="Calibri (Headings)"/>
-          <w:sz w:val="20"/>
-          <w:szCs w:val="20"/>
-        </w:rPr>
-        <w:t xml:space="preserve">business-related </w:t>
-      </w:r>
-      <w:r>
-        <w:rPr>
-          <w:rFonts w:ascii="Calibri (Headings)" w:eastAsia="Calibri (Headings)" w:hAnsi="Calibri (Headings)" w:cs="Calibri (Headings)"/>
-          <w:sz w:val="20"/>
-          <w:szCs w:val="20"/>
-        </w:rPr>
-        <w:t>courses using Excel spreadsheets</w:t>
-      </w:r>
-      <w:r>
-        <w:rPr>
-          <w:rFonts w:ascii="Calibri (Headings)" w:eastAsia="Calibri (Headings)" w:hAnsi="Calibri (Headings)" w:cs="Calibri (Headings)"/>
-          <w:sz w:val="20"/>
-          <w:szCs w:val="20"/>
-        </w:rPr>
-        <w:t xml:space="preserve"> and Canvas</w:t>
-      </w:r>
-      <w:r>
-        <w:rPr>
-          <w:rFonts w:ascii="Calibri (Headings)" w:eastAsia="Calibri (Headings)" w:hAnsi="Calibri (Headings)" w:cs="Calibri (Headings)"/>
-          <w:sz w:val="20"/>
-          <w:szCs w:val="20"/>
-        </w:rPr>
-        <w:t xml:space="preserve"> </w:t>
-      </w:r>
-    </w:p>
-    <w:p>
-      <w:pPr>
-        <w:numPr>
-          <w:ilvl w:val="0"/>
-          <w:numId w:val="4"/>
-        </w:numPr>
-        <w:spacing w:line="240" w:lineRule="atLeast"/>
-        <w:ind w:left="780" w:hanging="304"/>
-        <w:rPr>
-          <w:rFonts w:ascii="Calibri (Headings)" w:eastAsia="Calibri (Headings)" w:hAnsi="Calibri (Headings)" w:cs="Calibri (Headings)"/>
-          <w:sz w:val="20"/>
-          <w:szCs w:val="20"/>
-        </w:rPr>
-      </w:pPr>
-      <w:r>
-        <w:rPr>
-          <w:rFonts w:ascii="Calibri (Headings)" w:eastAsia="Calibri (Headings)" w:hAnsi="Calibri (Headings)" w:cs="Calibri (Headings)"/>
-          <w:sz w:val="20"/>
-          <w:szCs w:val="20"/>
-        </w:rPr>
-        <w:t xml:space="preserve">Dedicate </w:t>
-      </w:r>
-      <w:r>
-        <w:rPr>
-          <w:rFonts w:ascii="Calibri (Headings)" w:eastAsia="Calibri (Headings)" w:hAnsi="Calibri (Headings)" w:cs="Calibri (Headings)"/>
-          <w:sz w:val="20"/>
-          <w:szCs w:val="20"/>
-        </w:rPr>
-        <w:t xml:space="preserve">15-20 hours weekly </w:t>
-      </w:r>
-      <w:r>
-        <w:rPr>
-          <w:rFonts w:ascii="Calibri (Headings)" w:eastAsia="Calibri (Headings)" w:hAnsi="Calibri (Headings)" w:cs="Calibri (Headings)"/>
-          <w:sz w:val="20"/>
-          <w:szCs w:val="20"/>
-        </w:rPr>
-        <w:t xml:space="preserve">to </w:t>
-      </w:r>
-      <w:r>
-        <w:rPr>
-          <w:rFonts w:ascii="Calibri (Headings)" w:eastAsia="Calibri (Headings)" w:hAnsi="Calibri (Headings)" w:cs="Calibri (Headings)"/>
-          <w:sz w:val="20"/>
-          <w:szCs w:val="20"/>
-        </w:rPr>
-        <w:t xml:space="preserve">resolving </w:t>
-      </w:r>
-      <w:r>
-        <w:rPr>
-          <w:rFonts w:ascii="Calibri (Headings)" w:eastAsia="Calibri (Headings)" w:hAnsi="Calibri (Headings)" w:cs="Calibri (Headings)"/>
-          <w:sz w:val="20"/>
-          <w:szCs w:val="20"/>
-        </w:rPr>
-        <w:t xml:space="preserve">50+ </w:t>
-      </w:r>
-      <w:r>
-        <w:rPr>
-          <w:rFonts w:ascii="Calibri (Headings)" w:eastAsia="Calibri (Headings)" w:hAnsi="Calibri (Headings)" w:cs="Calibri (Headings)"/>
-          <w:sz w:val="20"/>
-          <w:szCs w:val="20"/>
-        </w:rPr>
-        <w:t xml:space="preserve">student questions </w:t>
-      </w:r>
-      <w:r>
-        <w:rPr>
-          <w:rFonts w:ascii="Calibri (Headings)" w:eastAsia="Calibri (Headings)" w:hAnsi="Calibri (Headings)" w:cs="Calibri (Headings)"/>
-          <w:sz w:val="20"/>
-          <w:szCs w:val="20"/>
-        </w:rPr>
-        <w:t xml:space="preserve">related to </w:t>
-      </w:r>
-      <w:r>
-        <w:rPr>
-          <w:rFonts w:ascii="Calibri (Headings)" w:eastAsia="Calibri (Headings)" w:hAnsi="Calibri (Headings)" w:cs="Calibri (Headings)"/>
-          <w:sz w:val="20"/>
-          <w:szCs w:val="20"/>
-        </w:rPr>
-        <w:t>coursework</w:t>
-      </w:r>
-      <w:r>
-        <w:rPr>
-          <w:rFonts w:ascii="Calibri (Headings)" w:eastAsia="Calibri (Headings)" w:hAnsi="Calibri (Headings)" w:cs="Calibri (Headings)"/>
-          <w:sz w:val="20"/>
-          <w:szCs w:val="20"/>
-        </w:rPr>
-        <w:t xml:space="preserve"> </w:t>
-      </w:r>
-      <w:r>
-        <w:rPr>
-          <w:rFonts w:ascii="Calibri (Headings)" w:eastAsia="Calibri (Headings)" w:hAnsi="Calibri (Headings)" w:cs="Calibri (Headings)"/>
-          <w:sz w:val="20"/>
-          <w:szCs w:val="20"/>
-        </w:rPr>
-        <w:t>and grading</w:t>
-      </w:r>
-      <w:r>
-        <w:rPr>
-          <w:rFonts w:ascii="Calibri (Headings)" w:eastAsia="Calibri (Headings)" w:hAnsi="Calibri (Headings)" w:cs="Calibri (Headings)"/>
-          <w:sz w:val="20"/>
-          <w:szCs w:val="20"/>
-        </w:rPr>
-        <w:t xml:space="preserve"> for 3 </w:t>
-      </w:r>
-      <w:r>
-        <w:rPr>
-          <w:rFonts w:ascii="Calibri (Headings)" w:eastAsia="Calibri (Headings)" w:hAnsi="Calibri (Headings)" w:cs="Calibri (Headings)"/>
-          <w:sz w:val="20"/>
-          <w:szCs w:val="20"/>
-        </w:rPr>
-        <w:t xml:space="preserve">professors </w:t>
-      </w:r>
-    </w:p>
-    <w:p>
-      <w:pPr>
-        <w:numPr>
-          <w:ilvl w:val="0"/>
-          <w:numId w:val="4"/>
-        </w:numPr>
-        <w:spacing w:after="60" w:line="240" w:lineRule="atLeast"/>
-        <w:ind w:left="780" w:hanging="304"/>
-        <w:rPr>
-          <w:rStyle w:val="fs15fw6"/>
-          <w:rFonts w:ascii="Calibri (Headings)" w:eastAsia="Calibri (Headings)" w:hAnsi="Calibri (Headings)" w:cs="Calibri (Headings)"/>
-          <w:sz w:val="20"/>
-          <w:szCs w:val="20"/>
-        </w:rPr>
-      </w:pPr>
-      <w:r>
-        <w:rPr>
-          <w:rFonts w:ascii="Calibri (Headings)" w:eastAsia="Calibri (Headings)" w:hAnsi="Calibri (Headings)" w:cs="Calibri (Headings)"/>
-          <w:sz w:val="20"/>
-          <w:szCs w:val="20"/>
-        </w:rPr>
-        <w:t xml:space="preserve">Run office hours for 1 professor, explaining marketing concepts to students and answering course-related questions </w:t>
-      </w:r>
-    </w:p>
-    <w:p>
-      <w:pPr>
-        <w:spacing w:after="60" w:line="240" w:lineRule="atLeast"/>
-        <w:rPr>
-          <w:rStyle w:val="fs15fw6"/>
-          <w:rFonts w:ascii="Calibri (Headings)" w:eastAsia="Calibri (Headings)" w:hAnsi="Calibri (Headings)" w:cs="Calibri (Headings)"/>
-          <w:sz w:val="20"/>
-          <w:szCs w:val="20"/>
-        </w:rPr>
-      </w:pPr>
-    </w:p>
-    <w:p>
-      <w:pPr>
-        <w:tabs>
-          <w:tab w:val="right" w:pos="10710"/>
-        </w:tabs>
-        <w:spacing w:line="312" w:lineRule="atLeast"/>
-        <w:rPr>
-          <w:rStyle w:val="fs15fw6text-right"/>
-          <w:rFonts w:ascii="Calibri (Headings)" w:eastAsia="Calibri (Headings)" w:hAnsi="Calibri (Headings)" w:cs="Calibri (Headings)"/>
-          <w:b/>
-          <w:bCs/>
-          <w:sz w:val="20"/>
-          <w:szCs w:val="20"/>
-        </w:rPr>
-      </w:pPr>
-      <w:r>
-        <w:rPr>
-          <w:rStyle w:val="fs15fw6"/>
-          <w:rFonts w:ascii="Calibri (Headings)" w:eastAsia="Calibri (Headings)" w:hAnsi="Calibri (Headings)" w:cs="Calibri (Headings)"/>
-          <w:b/>
-          <w:bCs/>
-          <w:sz w:val="20"/>
-          <w:szCs w:val="20"/>
-        </w:rPr>
-        <w:t>Nox Life</w:t>
-      </w:r>
-      <w:bookmarkStart w:id="11" w:name="div_25"/>
-      <w:bookmarkEnd w:id="10"/>
-      <w:r>
-        <w:rPr>
-          <w:rStyle w:val="fs15fw6undefinedtdn"/>
-          <w:rFonts w:ascii="Calibri (Headings)" w:eastAsia="Calibri (Headings)" w:hAnsi="Calibri (Headings)" w:cs="Calibri (Headings)"/>
-          <w:b/>
-          <w:bCs/>
-          <w:sz w:val="20"/>
-          <w:szCs w:val="20"/>
-        </w:rPr>
-        <w:t xml:space="preserve"> LLC, </w:t>
-      </w:r>
-      <w:r>
-        <w:rPr>
-          <w:rStyle w:val="fs15fw6"/>
-          <w:rFonts w:ascii="Calibri (Headings)" w:eastAsia="Calibri (Headings)" w:hAnsi="Calibri (Headings)" w:cs="Calibri (Headings)"/>
-          <w:b/>
-          <w:bCs/>
-          <w:sz w:val="20"/>
-          <w:szCs w:val="20"/>
-        </w:rPr>
-        <w:t>New York, NY</w:t>
-      </w:r>
-      <w:bookmarkEnd w:id="11"/>
-      <w:r>
-        <w:rPr>
-          <w:rStyle w:val="fs15fw6text-right"/>
-          <w:rFonts w:ascii="Calibri (Headings)" w:eastAsia="Calibri (Headings)" w:hAnsi="Calibri (Headings)" w:cs="Calibri (Headings)"/>
-          <w:b/>
-          <w:bCs/>
-          <w:sz w:val="20"/>
-          <w:szCs w:val="20"/>
-        </w:rPr>
-        <w:tab/>
-      </w:r>
-      <w:bookmarkStart w:id="12" w:name="div_24"/>
-      <w:r>
-        <w:rPr>
-          <w:rStyle w:val="fs15fw6text-right"/>
-          <w:rFonts w:ascii="Calibri (Headings)" w:eastAsia="Calibri (Headings)" w:hAnsi="Calibri (Headings)" w:cs="Calibri (Headings)"/>
-          <w:sz w:val="20"/>
-          <w:szCs w:val="20"/>
-        </w:rPr>
-        <w:t>June 2023 - September 202</w:t>
+          <w:i/>
+          <w:iCs/>
+          <w:sz w:val="18"/>
+          <w:szCs w:val="18"/>
+        </w:rPr>
+        <w:t>Teaching Assistant</w:t>
       </w:r>
       <w:bookmarkEnd w:id="12"/>
       <w:r>
         <w:rPr>
-          <w:rStyle w:val="fs15fw6text-right"/>
-          <w:rFonts w:ascii="Calibri (Headings)" w:eastAsia="Calibri (Headings)" w:hAnsi="Calibri (Headings)" w:cs="Calibri (Headings)"/>
-          <w:sz w:val="20"/>
-          <w:szCs w:val="20"/>
-        </w:rPr>
-        <w:t>5</w:t>
-      </w:r>
-    </w:p>
-    <w:p>
-      <w:pPr>
-        <w:spacing w:line="312" w:lineRule="atLeast"/>
-        <w:rPr>
-          <w:rFonts w:ascii="Calibri (Headings)" w:eastAsia="Calibri (Headings)" w:hAnsi="Calibri (Headings)" w:cs="Calibri (Headings)"/>
-          <w:sz w:val="20"/>
-          <w:szCs w:val="20"/>
-        </w:rPr>
-      </w:pPr>
-      <w:bookmarkStart w:id="13" w:name="div_22"/>
-      <w:r>
-        <w:rPr>
-          <w:rStyle w:val="fs15fw4fsioverflow-hidden"/>
-          <w:rFonts w:ascii="Calibri (Headings)" w:eastAsia="Calibri (Headings)" w:hAnsi="Calibri (Headings)" w:cs="Calibri (Headings)"/>
-          <w:sz w:val="20"/>
-          <w:szCs w:val="20"/>
-        </w:rPr>
-        <w:t>Co-founder and CFO</w:t>
-      </w:r>
-      <w:bookmarkEnd w:id="13"/>
-      <w:r>
-        <w:rPr>
-          <w:rFonts w:ascii="Calibri (Headings)" w:eastAsia="Calibri (Headings)" w:hAnsi="Calibri (Headings)" w:cs="Calibri (Headings)"/>
-          <w:sz w:val="20"/>
-          <w:szCs w:val="20"/>
+          <w:rFonts w:ascii="Calibri (Headings)" w:eastAsia="Calibri (Headings)" w:hAnsi="Calibri (Headings)" w:cs="Calibri (Headings)"/>
+          <w:sz w:val="18"/>
+          <w:szCs w:val="18"/>
         </w:rPr>
         <w:t xml:space="preserve"> </w:t>
       </w:r>
@@ -1151,23 +1107,135 @@
           <w:numId w:val="3"/>
         </w:numPr>
         <w:spacing w:line="240" w:lineRule="atLeast"/>
-        <w:ind w:left="780" w:hanging="304"/>
-        <w:rPr>
-          <w:rFonts w:ascii="Calibri (Headings)" w:eastAsia="Calibri (Headings)" w:hAnsi="Calibri (Headings)" w:cs="Calibri (Headings)"/>
-          <w:sz w:val="20"/>
-          <w:szCs w:val="20"/>
-        </w:rPr>
-      </w:pPr>
-      <w:bookmarkStart w:id="14" w:name="div_28"/>
-      <w:r>
-        <w:rPr>
-          <w:rFonts w:ascii="Calibri (Headings)" w:eastAsia="Calibri (Headings)" w:hAnsi="Calibri (Headings)" w:cs="Calibri (Headings)"/>
-          <w:sz w:val="20"/>
-          <w:szCs w:val="20"/>
-        </w:rPr>
-        <w:t>Executed door-to-door sales across 100+ small businesses in NYC, converting 12 venues into paying clients through direct outreach and data-driven value propositions</w:t>
-      </w:r>
-      <w:bookmarkEnd w:id="14"/>
+        <w:ind w:left="780" w:hanging="270"/>
+        <w:rPr>
+          <w:rFonts w:ascii="Calibri (Headings)" w:eastAsia="Calibri (Headings)" w:hAnsi="Calibri (Headings)" w:cs="Calibri (Headings)"/>
+          <w:sz w:val="18"/>
+          <w:szCs w:val="18"/>
+        </w:rPr>
+      </w:pPr>
+      <w:bookmarkStart w:id="13" w:name="div_28"/>
+      <w:r>
+        <w:rPr>
+          <w:rFonts w:ascii="Calibri (Headings)" w:eastAsia="Calibri (Headings)" w:hAnsi="Calibri (Headings)" w:cs="Calibri (Headings)"/>
+          <w:sz w:val="18"/>
+          <w:szCs w:val="18"/>
+        </w:rPr>
+        <w:t xml:space="preserve">Managed </w:t>
+      </w:r>
+      <w:r>
+        <w:rPr>
+          <w:rFonts w:ascii="Calibri (Headings)" w:eastAsia="Calibri (Headings)" w:hAnsi="Calibri (Headings)" w:cs="Calibri (Headings)"/>
+          <w:sz w:val="18"/>
+          <w:szCs w:val="18"/>
+        </w:rPr>
+        <w:t xml:space="preserve">accurate </w:t>
+      </w:r>
+      <w:r>
+        <w:rPr>
+          <w:rFonts w:ascii="Calibri (Headings)" w:eastAsia="Calibri (Headings)" w:hAnsi="Calibri (Headings)" w:cs="Calibri (Headings)"/>
+          <w:sz w:val="18"/>
+          <w:szCs w:val="18"/>
+        </w:rPr>
+        <w:t xml:space="preserve">attendance </w:t>
+      </w:r>
+      <w:r>
+        <w:rPr>
+          <w:rFonts w:ascii="Calibri (Headings)" w:eastAsia="Calibri (Headings)" w:hAnsi="Calibri (Headings)" w:cs="Calibri (Headings)"/>
+          <w:sz w:val="18"/>
+          <w:szCs w:val="18"/>
+        </w:rPr>
+        <w:t xml:space="preserve">and grade </w:t>
+      </w:r>
+      <w:r>
+        <w:rPr>
+          <w:rFonts w:ascii="Calibri (Headings)" w:eastAsia="Calibri (Headings)" w:hAnsi="Calibri (Headings)" w:cs="Calibri (Headings)"/>
+          <w:sz w:val="18"/>
+          <w:szCs w:val="18"/>
+        </w:rPr>
+        <w:t xml:space="preserve">records for </w:t>
+      </w:r>
+      <w:r>
+        <w:rPr>
+          <w:rFonts w:ascii="Calibri (Headings)" w:eastAsia="Calibri (Headings)" w:hAnsi="Calibri (Headings)" w:cs="Calibri (Headings)"/>
+          <w:sz w:val="18"/>
+          <w:szCs w:val="18"/>
+        </w:rPr>
+        <w:t xml:space="preserve">600+ </w:t>
+      </w:r>
+      <w:r>
+        <w:rPr>
+          <w:rFonts w:ascii="Calibri (Headings)" w:eastAsia="Calibri (Headings)" w:hAnsi="Calibri (Headings)" w:cs="Calibri (Headings)"/>
+          <w:sz w:val="18"/>
+          <w:szCs w:val="18"/>
+        </w:rPr>
+        <w:t xml:space="preserve">students </w:t>
+      </w:r>
+      <w:r>
+        <w:rPr>
+          <w:rFonts w:ascii="Calibri (Headings)" w:eastAsia="Calibri (Headings)" w:hAnsi="Calibri (Headings)" w:cs="Calibri (Headings)"/>
+          <w:sz w:val="18"/>
+          <w:szCs w:val="18"/>
+        </w:rPr>
+        <w:t>across</w:t>
+      </w:r>
+      <w:r>
+        <w:rPr>
+          <w:rFonts w:ascii="Calibri (Headings)" w:eastAsia="Calibri (Headings)" w:hAnsi="Calibri (Headings)" w:cs="Calibri (Headings)"/>
+          <w:sz w:val="18"/>
+          <w:szCs w:val="18"/>
+        </w:rPr>
+        <w:t xml:space="preserve"> </w:t>
+      </w:r>
+      <w:r>
+        <w:rPr>
+          <w:rFonts w:ascii="Calibri (Headings)" w:eastAsia="Calibri (Headings)" w:hAnsi="Calibri (Headings)" w:cs="Calibri (Headings)"/>
+          <w:sz w:val="18"/>
+          <w:szCs w:val="18"/>
+        </w:rPr>
+        <w:t xml:space="preserve">4 </w:t>
+      </w:r>
+      <w:r>
+        <w:rPr>
+          <w:rFonts w:ascii="Calibri (Headings)" w:eastAsia="Calibri (Headings)" w:hAnsi="Calibri (Headings)" w:cs="Calibri (Headings)"/>
+          <w:sz w:val="18"/>
+          <w:szCs w:val="18"/>
+        </w:rPr>
+        <w:t>courses using Excel</w:t>
+      </w:r>
+      <w:bookmarkEnd w:id="13"/>
+      <w:r>
+        <w:rPr>
+          <w:rFonts w:ascii="Calibri (Headings)" w:eastAsia="Calibri (Headings)" w:hAnsi="Calibri (Headings)" w:cs="Calibri (Headings)"/>
+          <w:sz w:val="18"/>
+          <w:szCs w:val="18"/>
+        </w:rPr>
+        <w:t>,</w:t>
+      </w:r>
+      <w:r>
+        <w:rPr>
+          <w:rFonts w:ascii="Calibri (Headings)" w:eastAsia="Calibri (Headings)" w:hAnsi="Calibri (Headings)" w:cs="Calibri (Headings)"/>
+          <w:sz w:val="18"/>
+          <w:szCs w:val="18"/>
+        </w:rPr>
+        <w:t xml:space="preserve"> meeting </w:t>
+      </w:r>
+      <w:r>
+        <w:rPr>
+          <w:rFonts w:ascii="Calibri (Headings)" w:eastAsia="Calibri (Headings)" w:hAnsi="Calibri (Headings)" w:cs="Calibri (Headings)"/>
+          <w:sz w:val="18"/>
+          <w:szCs w:val="18"/>
+        </w:rPr>
+        <w:t>100% of</w:t>
+      </w:r>
+      <w:r>
+        <w:rPr>
+          <w:rFonts w:ascii="Calibri (Headings)" w:eastAsia="Calibri (Headings)" w:hAnsi="Calibri (Headings)" w:cs="Calibri (Headings)"/>
+          <w:sz w:val="18"/>
+          <w:szCs w:val="18"/>
+        </w:rPr>
+        <w:t xml:space="preserve"> reporting deadlines </w:t>
+      </w:r>
     </w:p>
     <w:p>
       <w:pPr>
@@ -1176,62 +1244,62 @@
           <w:numId w:val="3"/>
         </w:numPr>
         <w:spacing w:line="240" w:lineRule="atLeast"/>
-        <w:ind w:left="780" w:hanging="304"/>
-        <w:rPr>
-          <w:rFonts w:ascii="Calibri (Headings)" w:eastAsia="Calibri (Headings)" w:hAnsi="Calibri (Headings)" w:cs="Calibri (Headings)"/>
-          <w:sz w:val="20"/>
-          <w:szCs w:val="20"/>
-        </w:rPr>
-      </w:pPr>
-      <w:bookmarkStart w:id="15" w:name="div_29"/>
-      <w:r>
-        <w:rPr>
-          <w:rFonts w:ascii="Calibri (Headings)" w:eastAsia="Calibri (Headings)" w:hAnsi="Calibri (Headings)" w:cs="Calibri (Headings)"/>
-          <w:sz w:val="20"/>
-          <w:szCs w:val="20"/>
-        </w:rPr>
-        <w:t xml:space="preserve">Conducted </w:t>
-      </w:r>
-      <w:r>
-        <w:rPr>
-          <w:rFonts w:ascii="Calibri (Headings)" w:eastAsia="Calibri (Headings)" w:hAnsi="Calibri (Headings)" w:cs="Calibri (Headings)"/>
-          <w:sz w:val="20"/>
-          <w:szCs w:val="20"/>
-        </w:rPr>
-        <w:t>10</w:t>
-      </w:r>
-      <w:r>
-        <w:rPr>
-          <w:rFonts w:ascii="Calibri (Headings)" w:eastAsia="Calibri (Headings)" w:hAnsi="Calibri (Headings)" w:cs="Calibri (Headings)"/>
-          <w:sz w:val="20"/>
-          <w:szCs w:val="20"/>
-        </w:rPr>
-        <w:t xml:space="preserve">0+ customer discovery interviews across a </w:t>
-      </w:r>
-      <w:r>
-        <w:rPr>
-          <w:rFonts w:ascii="Calibri (Headings)" w:eastAsia="Calibri (Headings)" w:hAnsi="Calibri (Headings)" w:cs="Calibri (Headings)"/>
-          <w:sz w:val="20"/>
-          <w:szCs w:val="20"/>
-        </w:rPr>
-        <w:t>1-year</w:t>
-      </w:r>
-      <w:r>
-        <w:rPr>
-          <w:rFonts w:ascii="Calibri (Headings)" w:eastAsia="Calibri (Headings)" w:hAnsi="Calibri (Headings)" w:cs="Calibri (Headings)"/>
-          <w:sz w:val="20"/>
-          <w:szCs w:val="20"/>
-        </w:rPr>
-        <w:t xml:space="preserve"> beta testing period identifying critical pain points in customer's value propositions, driving 50% improvement in user </w:t>
-      </w:r>
-      <w:bookmarkEnd w:id="15"/>
-      <w:r>
-        <w:rPr>
-          <w:rFonts w:ascii="Calibri (Headings)" w:eastAsia="Calibri (Headings)" w:hAnsi="Calibri (Headings)" w:cs="Calibri (Headings)"/>
-          <w:sz w:val="20"/>
-          <w:szCs w:val="20"/>
-        </w:rPr>
-        <w:t>retention</w:t>
+        <w:ind w:left="780" w:hanging="270"/>
+        <w:rPr>
+          <w:rFonts w:ascii="Calibri (Headings)" w:eastAsia="Calibri (Headings)" w:hAnsi="Calibri (Headings)" w:cs="Calibri (Headings)"/>
+          <w:sz w:val="18"/>
+          <w:szCs w:val="18"/>
+        </w:rPr>
+      </w:pPr>
+      <w:bookmarkStart w:id="14" w:name="div_29"/>
+      <w:r>
+        <w:rPr>
+          <w:rFonts w:ascii="Calibri (Headings)" w:eastAsia="Calibri (Headings)" w:hAnsi="Calibri (Headings)" w:cs="Calibri (Headings)"/>
+          <w:sz w:val="18"/>
+          <w:szCs w:val="18"/>
+        </w:rPr>
+        <w:t>Resolved</w:t>
+      </w:r>
+      <w:r>
+        <w:rPr>
+          <w:rFonts w:ascii="Calibri (Headings)" w:eastAsia="Calibri (Headings)" w:hAnsi="Calibri (Headings)" w:cs="Calibri (Headings)"/>
+          <w:sz w:val="18"/>
+          <w:szCs w:val="18"/>
+        </w:rPr>
+        <w:t xml:space="preserve"> 50+ student inquiries on coursework and grading</w:t>
+      </w:r>
+      <w:bookmarkEnd w:id="14"/>
+      <w:r>
+        <w:rPr>
+          <w:rFonts w:ascii="Calibri (Headings)" w:eastAsia="Calibri (Headings)" w:hAnsi="Calibri (Headings)" w:cs="Calibri (Headings)"/>
+          <w:sz w:val="18"/>
+          <w:szCs w:val="18"/>
+        </w:rPr>
+        <w:t xml:space="preserve">, </w:t>
+      </w:r>
+      <w:r>
+        <w:rPr>
+          <w:rFonts w:ascii="Calibri (Headings)" w:eastAsia="Calibri (Headings)" w:hAnsi="Calibri (Headings)" w:cs="Calibri (Headings)"/>
+          <w:sz w:val="18"/>
+          <w:szCs w:val="18"/>
+        </w:rPr>
+        <w:t>prioritizing multiple concurrent requests</w:t>
+      </w:r>
+      <w:r>
+        <w:rPr>
+          <w:rFonts w:ascii="Calibri (Headings)" w:eastAsia="Calibri (Headings)" w:hAnsi="Calibri (Headings)" w:cs="Calibri (Headings)"/>
+          <w:sz w:val="18"/>
+          <w:szCs w:val="18"/>
+        </w:rPr>
+        <w:t>, dedicating 15-20 hours weekly</w:t>
+      </w:r>
+      <w:r>
+        <w:rPr>
+          <w:rFonts w:ascii="Calibri (Headings)" w:eastAsia="Calibri (Headings)" w:hAnsi="Calibri (Headings)" w:cs="Calibri (Headings)"/>
+          <w:sz w:val="18"/>
+          <w:szCs w:val="18"/>
+        </w:rPr>
+        <w:t xml:space="preserve"> </w:t>
       </w:r>
     </w:p>
     <w:p>
@@ -1241,231 +1309,400 @@
           <w:numId w:val="3"/>
         </w:numPr>
         <w:spacing w:after="60" w:line="240" w:lineRule="atLeast"/>
-        <w:ind w:left="780" w:hanging="304"/>
-        <w:rPr>
-          <w:rFonts w:ascii="Calibri (Headings)" w:eastAsia="Calibri (Headings)" w:hAnsi="Calibri (Headings)" w:cs="Calibri (Headings)"/>
-          <w:sz w:val="20"/>
-          <w:szCs w:val="20"/>
-        </w:rPr>
-      </w:pPr>
-      <w:bookmarkStart w:id="16" w:name="div_30"/>
-      <w:r>
-        <w:rPr>
-          <w:rFonts w:ascii="Calibri (Headings)" w:eastAsia="Calibri (Headings)" w:hAnsi="Calibri (Headings)" w:cs="Calibri (Headings)"/>
-          <w:sz w:val="20"/>
-          <w:szCs w:val="20"/>
-        </w:rPr>
-        <w:t>Secured 2 pre-seed venture capital interviews and raised $10,000 in a friends and family round</w:t>
-      </w:r>
-      <w:bookmarkEnd w:id="16"/>
-    </w:p>
-    <w:p>
-      <w:pPr>
-        <w:spacing w:line="312" w:lineRule="atLeast"/>
-        <w:rPr>
-          <w:rFonts w:ascii="Calibri (Headings)" w:eastAsia="Calibri (Headings)" w:hAnsi="Calibri (Headings)" w:cs="Calibri (Headings)"/>
-          <w:sz w:val="20"/>
-          <w:szCs w:val="20"/>
-        </w:rPr>
-      </w:pPr>
-      <w:r>
-        <w:rPr>
-          <w:rFonts w:ascii="Calibri (Headings)" w:eastAsia="Calibri (Headings)" w:hAnsi="Calibri (Headings)" w:cs="Calibri (Headings)"/>
-          <w:sz w:val="20"/>
-          <w:szCs w:val="20"/>
-        </w:rPr>
-        <w:t> </w:t>
-      </w:r>
-    </w:p>
-    <w:p>
-      <w:pPr>
-        <w:tabs>
-          <w:tab w:val="right" w:pos="10710"/>
-        </w:tabs>
-        <w:spacing w:line="312" w:lineRule="atLeast"/>
+        <w:ind w:left="780" w:hanging="270"/>
+        <w:rPr>
+          <w:rFonts w:ascii="Calibri (Headings)" w:eastAsia="Calibri (Headings)" w:hAnsi="Calibri (Headings)" w:cs="Calibri (Headings)"/>
+          <w:sz w:val="18"/>
+          <w:szCs w:val="18"/>
+        </w:rPr>
+      </w:pPr>
+      <w:bookmarkStart w:id="15" w:name="div_30"/>
+      <w:r>
+        <w:rPr>
+          <w:rFonts w:ascii="Calibri (Headings)" w:eastAsia="Calibri (Headings)" w:hAnsi="Calibri (Headings)" w:cs="Calibri (Headings)"/>
+          <w:sz w:val="18"/>
+          <w:szCs w:val="18"/>
+        </w:rPr>
+        <w:t>Led weekly office hours for 30+ students</w:t>
+      </w:r>
+      <w:bookmarkEnd w:id="15"/>
+      <w:r>
+        <w:rPr>
+          <w:rFonts w:ascii="Calibri (Headings)" w:eastAsia="Calibri (Headings)" w:hAnsi="Calibri (Headings)" w:cs="Calibri (Headings)"/>
+          <w:sz w:val="18"/>
+          <w:szCs w:val="18"/>
+        </w:rPr>
+        <w:t>,</w:t>
+      </w:r>
+      <w:r>
+        <w:rPr>
+          <w:rFonts w:ascii="Calibri (Headings)" w:eastAsia="Calibri (Headings)" w:hAnsi="Calibri (Headings)" w:cs="Calibri (Headings)"/>
+          <w:sz w:val="18"/>
+          <w:szCs w:val="18"/>
+        </w:rPr>
+        <w:t xml:space="preserve"> explaining marketing concepts through clear written and verbal communication </w:t>
+      </w:r>
+    </w:p>
+    <w:p>
+      <w:pPr>
+        <w:spacing w:after="60" w:line="240" w:lineRule="atLeast"/>
+        <w:rPr>
+          <w:rFonts w:ascii="Calibri (Headings)" w:eastAsia="Calibri (Headings)" w:hAnsi="Calibri (Headings)" w:cs="Calibri (Headings)"/>
+          <w:sz w:val="18"/>
+          <w:szCs w:val="18"/>
+        </w:rPr>
+      </w:pPr>
+    </w:p>
+    <w:p>
+      <w:pPr>
+        <w:tabs>
+          <w:tab w:val="right" w:pos="10770"/>
+        </w:tabs>
         <w:rPr>
           <w:rStyle w:val="fs15fw6text-right"/>
           <w:rFonts w:ascii="Calibri (Headings)" w:eastAsia="Calibri (Headings)" w:hAnsi="Calibri (Headings)" w:cs="Calibri (Headings)"/>
           <w:b/>
           <w:bCs/>
-          <w:sz w:val="20"/>
-          <w:szCs w:val="20"/>
-        </w:rPr>
-      </w:pPr>
-      <w:bookmarkStart w:id="17" w:name="div_32"/>
+          <w:sz w:val="18"/>
+          <w:szCs w:val="18"/>
+        </w:rPr>
+      </w:pPr>
       <w:r>
         <w:rPr>
           <w:rStyle w:val="fs15fw6"/>
           <w:rFonts w:ascii="Calibri (Headings)" w:eastAsia="Calibri (Headings)" w:hAnsi="Calibri (Headings)" w:cs="Calibri (Headings)"/>
           <w:b/>
           <w:bCs/>
-          <w:sz w:val="20"/>
-          <w:szCs w:val="20"/>
-        </w:rPr>
-        <w:t>Nordstrom</w:t>
-      </w:r>
-      <w:bookmarkEnd w:id="17"/>
-      <w:r>
-        <w:rPr>
-          <w:rStyle w:val="fs15fw6undefinedtdn"/>
-          <w:rFonts w:ascii="Calibri (Headings)" w:eastAsia="Calibri (Headings)" w:hAnsi="Calibri (Headings)" w:cs="Calibri (Headings)"/>
-          <w:b/>
-          <w:bCs/>
-          <w:sz w:val="20"/>
-          <w:szCs w:val="20"/>
-        </w:rPr>
-        <w:t xml:space="preserve">, </w:t>
-      </w:r>
-      <w:bookmarkStart w:id="18" w:name="div_34"/>
-      <w:r>
-        <w:rPr>
-          <w:rStyle w:val="fs15fw6"/>
-          <w:rFonts w:ascii="Calibri (Headings)" w:eastAsia="Calibri (Headings)" w:hAnsi="Calibri (Headings)" w:cs="Calibri (Headings)"/>
-          <w:b/>
-          <w:bCs/>
-          <w:sz w:val="20"/>
-          <w:szCs w:val="20"/>
-        </w:rPr>
-        <w:t>Thousand Oaks, CA</w:t>
-      </w:r>
-      <w:bookmarkEnd w:id="18"/>
+          <w:sz w:val="18"/>
+          <w:szCs w:val="18"/>
+        </w:rPr>
+        <w:t>Nordstrom, Thousand Oaks, CA</w:t>
+      </w:r>
       <w:r>
         <w:rPr>
           <w:rStyle w:val="fs15fw6text-right"/>
           <w:rFonts w:ascii="Calibri (Headings)" w:eastAsia="Calibri (Headings)" w:hAnsi="Calibri (Headings)" w:cs="Calibri (Headings)"/>
           <w:b/>
           <w:bCs/>
-          <w:sz w:val="20"/>
-          <w:szCs w:val="20"/>
+          <w:sz w:val="18"/>
+          <w:szCs w:val="18"/>
         </w:rPr>
         <w:tab/>
       </w:r>
-      <w:bookmarkStart w:id="19" w:name="div_33"/>
       <w:r>
         <w:rPr>
           <w:rStyle w:val="fs15fw6text-right"/>
           <w:rFonts w:ascii="Calibri (Headings)" w:eastAsia="Calibri (Headings)" w:hAnsi="Calibri (Headings)" w:cs="Calibri (Headings)"/>
-          <w:sz w:val="20"/>
-          <w:szCs w:val="20"/>
-        </w:rPr>
-        <w:t>October 2025 - August 2026</w:t>
-      </w:r>
-      <w:bookmarkEnd w:id="19"/>
-    </w:p>
-    <w:p>
-      <w:pPr>
-        <w:spacing w:line="312" w:lineRule="atLeast"/>
-        <w:rPr>
-          <w:rFonts w:ascii="Calibri (Headings)" w:eastAsia="Calibri (Headings)" w:hAnsi="Calibri (Headings)" w:cs="Calibri (Headings)"/>
-          <w:sz w:val="20"/>
-          <w:szCs w:val="20"/>
-        </w:rPr>
-      </w:pPr>
-      <w:bookmarkStart w:id="20" w:name="div_31"/>
+          <w:b/>
+          <w:bCs/>
+          <w:sz w:val="18"/>
+          <w:szCs w:val="18"/>
+        </w:rPr>
+        <w:t>October 2024 - September 2025</w:t>
+      </w:r>
+    </w:p>
+    <w:p>
+      <w:pPr>
+        <w:rPr>
+          <w:rFonts w:ascii="Calibri (Headings)" w:eastAsia="Calibri (Headings)" w:hAnsi="Calibri (Headings)" w:cs="Calibri (Headings)"/>
+          <w:sz w:val="18"/>
+          <w:szCs w:val="18"/>
+        </w:rPr>
+      </w:pPr>
       <w:r>
         <w:rPr>
           <w:rStyle w:val="fs15fw4fsioverflow-hidden"/>
           <w:rFonts w:ascii="Calibri (Headings)" w:eastAsia="Calibri (Headings)" w:hAnsi="Calibri (Headings)" w:cs="Calibri (Headings)"/>
-          <w:sz w:val="20"/>
-          <w:szCs w:val="20"/>
+          <w:i/>
+          <w:iCs/>
+          <w:sz w:val="18"/>
+          <w:szCs w:val="18"/>
         </w:rPr>
         <w:t>Sales Specialist</w:t>
-      </w:r>
-      <w:bookmarkEnd w:id="20"/>
-      <w:r>
-        <w:rPr>
-          <w:rFonts w:ascii="Calibri (Headings)" w:eastAsia="Calibri (Headings)" w:hAnsi="Calibri (Headings)" w:cs="Calibri (Headings)"/>
-          <w:sz w:val="20"/>
-          <w:szCs w:val="20"/>
-        </w:rPr>
-        <w:t xml:space="preserve"> </w:t>
       </w:r>
     </w:p>
     <w:p>
       <w:pPr>
         <w:numPr>
           <w:ilvl w:val="0"/>
-          <w:numId w:val="4"/>
+          <w:numId w:val="3"/>
         </w:numPr>
         <w:spacing w:line="240" w:lineRule="atLeast"/>
-        <w:ind w:left="780" w:hanging="304"/>
-        <w:rPr>
-          <w:rFonts w:ascii="Calibri (Headings)" w:eastAsia="Calibri (Headings)" w:hAnsi="Calibri (Headings)" w:cs="Calibri (Headings)"/>
-          <w:sz w:val="20"/>
-          <w:szCs w:val="20"/>
-        </w:rPr>
-      </w:pPr>
-      <w:bookmarkStart w:id="21" w:name="div_37"/>
-      <w:r>
-        <w:rPr>
-          <w:rFonts w:ascii="Calibri (Headings)" w:eastAsia="Calibri (Headings)" w:hAnsi="Calibri (Headings)" w:cs="Calibri (Headings)"/>
-          <w:sz w:val="20"/>
-          <w:szCs w:val="20"/>
-        </w:rPr>
-        <w:t>Generated $200,000+ in sales through targeted product recommendations and direct outreach</w:t>
-      </w:r>
-      <w:bookmarkEnd w:id="21"/>
+        <w:ind w:left="780" w:hanging="270"/>
+        <w:rPr>
+          <w:rFonts w:ascii="Calibri (Headings)" w:eastAsia="Calibri (Headings)" w:hAnsi="Calibri (Headings)" w:cs="Calibri (Headings)"/>
+          <w:sz w:val="18"/>
+          <w:szCs w:val="18"/>
+        </w:rPr>
+      </w:pPr>
+      <w:r>
+        <w:rPr>
+          <w:rFonts w:ascii="Calibri (Headings)" w:eastAsia="Calibri (Headings)" w:hAnsi="Calibri (Headings)" w:cs="Calibri (Headings)"/>
+          <w:sz w:val="18"/>
+          <w:szCs w:val="18"/>
+        </w:rPr>
+        <w:t xml:space="preserve">Generated $250,000+ in sales by building client relationships through personalized consultations, averaging 20% above sales goals </w:t>
+      </w:r>
     </w:p>
     <w:p>
       <w:pPr>
         <w:numPr>
           <w:ilvl w:val="0"/>
-          <w:numId w:val="4"/>
+          <w:numId w:val="3"/>
         </w:numPr>
         <w:spacing w:line="240" w:lineRule="atLeast"/>
-        <w:ind w:left="780" w:hanging="304"/>
-        <w:rPr>
-          <w:rFonts w:ascii="Calibri (Headings)" w:eastAsia="Calibri (Headings)" w:hAnsi="Calibri (Headings)" w:cs="Calibri (Headings)"/>
-          <w:sz w:val="20"/>
-          <w:szCs w:val="20"/>
-        </w:rPr>
-      </w:pPr>
-      <w:bookmarkStart w:id="22" w:name="div_38"/>
-      <w:r>
-        <w:rPr>
-          <w:rFonts w:ascii="Calibri (Headings)" w:eastAsia="Calibri (Headings)" w:hAnsi="Calibri (Headings)" w:cs="Calibri (Headings)"/>
-          <w:sz w:val="20"/>
-          <w:szCs w:val="20"/>
-        </w:rPr>
-        <w:t>Opened 20+ credit accounts per month, ranking among top performers in conversion metrics</w:t>
-      </w:r>
-      <w:bookmarkEnd w:id="22"/>
+        <w:ind w:left="780" w:hanging="270"/>
+        <w:rPr>
+          <w:rFonts w:ascii="Calibri (Headings)" w:eastAsia="Calibri (Headings)" w:hAnsi="Calibri (Headings)" w:cs="Calibri (Headings)"/>
+          <w:sz w:val="18"/>
+          <w:szCs w:val="18"/>
+        </w:rPr>
+      </w:pPr>
+      <w:r>
+        <w:rPr>
+          <w:rFonts w:ascii="Calibri (Headings)" w:eastAsia="Calibri (Headings)" w:hAnsi="Calibri (Headings)" w:cs="Calibri (Headings)"/>
+          <w:sz w:val="18"/>
+          <w:szCs w:val="18"/>
+        </w:rPr>
+        <w:t>Opened 20+ credit accounts monthly, ranking in the top 30% of associates company-wide while meeting strict compliance protocols</w:t>
+      </w:r>
     </w:p>
     <w:p>
       <w:pPr>
         <w:numPr>
           <w:ilvl w:val="0"/>
-          <w:numId w:val="4"/>
+          <w:numId w:val="3"/>
         </w:numPr>
         <w:spacing w:after="60" w:line="240" w:lineRule="atLeast"/>
-        <w:ind w:left="780" w:hanging="304"/>
-        <w:rPr>
-          <w:rFonts w:ascii="Calibri (Headings)" w:eastAsia="Calibri (Headings)" w:hAnsi="Calibri (Headings)" w:cs="Calibri (Headings)"/>
-          <w:sz w:val="20"/>
-          <w:szCs w:val="20"/>
-        </w:rPr>
-      </w:pPr>
-      <w:bookmarkStart w:id="23" w:name="div_33497705054946"/>
-      <w:r>
-        <w:rPr>
-          <w:rFonts w:ascii="Calibri (Headings)" w:eastAsia="Calibri (Headings)" w:hAnsi="Calibri (Headings)" w:cs="Calibri (Headings)"/>
-          <w:sz w:val="20"/>
-          <w:szCs w:val="20"/>
-        </w:rPr>
-        <w:t>Built and beta-tested a technological service increasing daily customer interactions by 25% hourly</w:t>
-      </w:r>
-      <w:bookmarkEnd w:id="23"/>
+        <w:ind w:left="780" w:hanging="270"/>
+        <w:rPr>
+          <w:rFonts w:ascii="Calibri (Headings)" w:eastAsia="Calibri (Headings)" w:hAnsi="Calibri (Headings)" w:cs="Calibri (Headings)"/>
+          <w:sz w:val="18"/>
+          <w:szCs w:val="18"/>
+        </w:rPr>
+      </w:pPr>
+      <w:r>
+        <w:rPr>
+          <w:rFonts w:ascii="Calibri (Headings)" w:eastAsia="Calibri (Headings)" w:hAnsi="Calibri (Headings)" w:cs="Calibri (Headings)"/>
+          <w:sz w:val="18"/>
+          <w:szCs w:val="18"/>
+        </w:rPr>
+        <w:t>Designed a QR code service connecting customers with available associates, increasing customer interactions 25% per hour</w:t>
+      </w:r>
+    </w:p>
+    <w:p>
+      <w:pPr>
+        <w:spacing w:after="60" w:line="240" w:lineRule="atLeast"/>
+        <w:ind w:left="510"/>
+        <w:rPr>
+          <w:rFonts w:ascii="Calibri (Headings)" w:eastAsia="Calibri (Headings)" w:hAnsi="Calibri (Headings)" w:cs="Calibri (Headings)"/>
+          <w:sz w:val="18"/>
+          <w:szCs w:val="18"/>
+        </w:rPr>
+      </w:pPr>
+    </w:p>
+    <w:p>
+      <w:pPr>
+        <w:tabs>
+          <w:tab w:val="right" w:pos="10770"/>
+        </w:tabs>
+        <w:rPr>
+          <w:rStyle w:val="fs15fw6text-right"/>
+          <w:rFonts w:ascii="Calibri (Headings)" w:eastAsia="Calibri (Headings)" w:hAnsi="Calibri (Headings)" w:cs="Calibri (Headings)"/>
+          <w:b/>
+          <w:bCs/>
+          <w:sz w:val="18"/>
+          <w:szCs w:val="18"/>
+        </w:rPr>
+      </w:pPr>
+      <w:r>
+        <w:rPr>
+          <w:rStyle w:val="fs15fw6"/>
+          <w:rFonts w:ascii="Calibri (Headings)" w:eastAsia="Calibri (Headings)" w:hAnsi="Calibri (Headings)" w:cs="Calibri (Headings)"/>
+          <w:b/>
+          <w:bCs/>
+          <w:sz w:val="18"/>
+          <w:szCs w:val="18"/>
+        </w:rPr>
+        <w:t>Nox Life</w:t>
+      </w:r>
+      <w:r>
+        <w:rPr>
+          <w:rStyle w:val="fs15fw6"/>
+          <w:rFonts w:ascii="Calibri (Headings)" w:eastAsia="Calibri (Headings)" w:hAnsi="Calibri (Headings)" w:cs="Calibri (Headings)"/>
+          <w:b/>
+          <w:bCs/>
+          <w:sz w:val="18"/>
+          <w:szCs w:val="18"/>
+        </w:rPr>
+        <w:t xml:space="preserve"> </w:t>
+      </w:r>
+      <w:r>
+        <w:rPr>
+          <w:rStyle w:val="fs15fw6"/>
+          <w:rFonts w:ascii="Calibri (Headings)" w:eastAsia="Calibri (Headings)" w:hAnsi="Calibri (Headings)" w:cs="Calibri (Headings)"/>
+          <w:b/>
+          <w:bCs/>
+          <w:sz w:val="18"/>
+          <w:szCs w:val="18"/>
+        </w:rPr>
+        <w:t>LLC, New York, NY</w:t>
+      </w:r>
+      <w:r>
+        <w:rPr>
+          <w:rStyle w:val="fs15fw6text-right"/>
+          <w:rFonts w:ascii="Calibri (Headings)" w:eastAsia="Calibri (Headings)" w:hAnsi="Calibri (Headings)" w:cs="Calibri (Headings)"/>
+          <w:b/>
+          <w:bCs/>
+          <w:sz w:val="18"/>
+          <w:szCs w:val="18"/>
+        </w:rPr>
+        <w:tab/>
+      </w:r>
+      <w:r>
+        <w:rPr>
+          <w:rStyle w:val="fs15fw6text-right"/>
+          <w:rFonts w:ascii="Calibri (Headings)" w:eastAsia="Calibri (Headings)" w:hAnsi="Calibri (Headings)" w:cs="Calibri (Headings)"/>
+          <w:b/>
+          <w:bCs/>
+          <w:sz w:val="18"/>
+          <w:szCs w:val="18"/>
+        </w:rPr>
+        <w:t>May 2023 - September 2025</w:t>
+      </w:r>
+    </w:p>
+    <w:p>
+      <w:pPr>
+        <w:rPr>
+          <w:rFonts w:ascii="Calibri (Headings)" w:eastAsia="Calibri (Headings)" w:hAnsi="Calibri (Headings)" w:cs="Calibri (Headings)"/>
+          <w:sz w:val="18"/>
+          <w:szCs w:val="18"/>
+        </w:rPr>
+      </w:pPr>
+      <w:r>
+        <w:rPr>
+          <w:rStyle w:val="fs15fw4fsioverflow-hidden"/>
+          <w:rFonts w:ascii="Calibri (Headings)" w:eastAsia="Calibri (Headings)" w:hAnsi="Calibri (Headings)" w:cs="Calibri (Headings)"/>
+          <w:i/>
+          <w:iCs/>
+          <w:sz w:val="18"/>
+          <w:szCs w:val="18"/>
+        </w:rPr>
+        <w:t>Cofounder and CFO</w:t>
+      </w:r>
+    </w:p>
+    <w:p>
+      <w:pPr>
+        <w:numPr>
+          <w:ilvl w:val="0"/>
+          <w:numId w:val="5"/>
+        </w:numPr>
+        <w:ind w:left="780" w:hanging="270"/>
+        <w:rPr>
+          <w:rFonts w:ascii="Calibri (Headings)" w:eastAsia="Calibri (Headings)" w:hAnsi="Calibri (Headings)" w:cs="Calibri (Headings)"/>
+          <w:sz w:val="18"/>
+          <w:szCs w:val="18"/>
+        </w:rPr>
+      </w:pPr>
+      <w:r>
+        <w:rPr>
+          <w:rFonts w:ascii="Calibri (Headings)" w:eastAsia="Calibri (Headings)" w:hAnsi="Calibri (Headings)" w:cs="Calibri (Headings)"/>
+          <w:sz w:val="18"/>
+          <w:szCs w:val="18"/>
+        </w:rPr>
+        <w:t>Managed budgeting, bookkeeping, and financial tracking in Excel for approximately $10,000 in company funds, maintaining accurate records and supporting the preparation of Schedule K-1s for</w:t>
+      </w:r>
+      <w:r>
+        <w:rPr>
+          <w:rFonts w:ascii="Calibri (Headings)" w:eastAsia="Calibri (Headings)" w:hAnsi="Calibri (Headings)" w:cs="Calibri (Headings)"/>
+          <w:sz w:val="18"/>
+          <w:szCs w:val="18"/>
+        </w:rPr>
+        <w:t xml:space="preserve"> 2</w:t>
+      </w:r>
+      <w:r>
+        <w:rPr>
+          <w:rFonts w:ascii="Calibri (Headings)" w:eastAsia="Calibri (Headings)" w:hAnsi="Calibri (Headings)" w:cs="Calibri (Headings)"/>
+          <w:sz w:val="18"/>
+          <w:szCs w:val="18"/>
+        </w:rPr>
+        <w:t xml:space="preserve"> LLC members under the supervision of an accountant </w:t>
+      </w:r>
+    </w:p>
+    <w:p>
+      <w:pPr>
+        <w:numPr>
+          <w:ilvl w:val="0"/>
+          <w:numId w:val="5"/>
+        </w:numPr>
+        <w:ind w:left="780" w:hanging="270"/>
+        <w:rPr>
+          <w:rFonts w:ascii="Calibri (Headings)" w:eastAsia="Calibri (Headings)" w:hAnsi="Calibri (Headings)" w:cs="Calibri (Headings)"/>
+          <w:sz w:val="18"/>
+          <w:szCs w:val="18"/>
+        </w:rPr>
+      </w:pPr>
+      <w:r>
+        <w:rPr>
+          <w:rFonts w:ascii="Calibri (Headings)" w:eastAsia="Calibri (Headings)" w:hAnsi="Calibri (Headings)" w:cs="Calibri (Headings)"/>
+          <w:sz w:val="18"/>
+          <w:szCs w:val="18"/>
+        </w:rPr>
+        <w:t>Developed financial projections and communicated business and financial information to prospective investors, raising $10,000 in friends-and-family funding and securing 2 pre-seed venture capital interviews</w:t>
+      </w:r>
+    </w:p>
+    <w:p>
+      <w:pPr>
+        <w:numPr>
+          <w:ilvl w:val="0"/>
+          <w:numId w:val="5"/>
+        </w:numPr>
+        <w:ind w:left="780" w:hanging="270"/>
+        <w:rPr>
+          <w:rFonts w:ascii="Calibri (Headings)" w:eastAsia="Calibri (Headings)" w:hAnsi="Calibri (Headings)" w:cs="Calibri (Headings)"/>
+          <w:sz w:val="18"/>
+          <w:szCs w:val="18"/>
+        </w:rPr>
+      </w:pPr>
+      <w:r>
+        <w:rPr>
+          <w:rFonts w:ascii="Calibri (Headings)" w:eastAsia="Calibri (Headings)" w:hAnsi="Calibri (Headings)" w:cs="Calibri (Headings)"/>
+          <w:sz w:val="18"/>
+          <w:szCs w:val="18"/>
+        </w:rPr>
+        <w:t xml:space="preserve">Analyzed feedback from 100+ customer beta interviews, identifying trends and implementing product improvements that contributed to a 50% increase in user retention within </w:t>
+      </w:r>
+      <w:r>
+        <w:rPr>
+          <w:rFonts w:ascii="Calibri (Headings)" w:eastAsia="Calibri (Headings)" w:hAnsi="Calibri (Headings)" w:cs="Calibri (Headings)"/>
+          <w:sz w:val="18"/>
+          <w:szCs w:val="18"/>
+        </w:rPr>
+        <w:t>6</w:t>
+      </w:r>
+      <w:r>
+        <w:rPr>
+          <w:rFonts w:ascii="Calibri (Headings)" w:eastAsia="Calibri (Headings)" w:hAnsi="Calibri (Headings)" w:cs="Calibri (Headings)"/>
+          <w:sz w:val="18"/>
+          <w:szCs w:val="18"/>
+        </w:rPr>
+        <w:t xml:space="preserve"> months </w:t>
+      </w:r>
     </w:p>
     <w:p>
       <w:pPr>
         <w:spacing w:line="312" w:lineRule="atLeast"/>
         <w:rPr>
           <w:rFonts w:ascii="Calibri (Headings)" w:eastAsia="Calibri (Headings)" w:hAnsi="Calibri (Headings)" w:cs="Calibri (Headings)"/>
-        </w:rPr>
-      </w:pPr>
-      <w:r>
-        <w:rPr>
-          <w:rFonts w:ascii="Calibri (Headings)" w:eastAsia="Calibri (Headings)" w:hAnsi="Calibri (Headings)" w:cs="Calibri (Headings)"/>
+          <w:sz w:val="18"/>
+          <w:szCs w:val="18"/>
+        </w:rPr>
+      </w:pPr>
+      <w:r>
+        <w:rPr>
+          <w:rFonts w:ascii="Calibri (Headings)" w:eastAsia="Calibri (Headings)" w:hAnsi="Calibri (Headings)" w:cs="Calibri (Headings)"/>
+          <w:sz w:val="28"/>
+          <w:szCs w:val="28"/>
         </w:rPr>
         <w:t> </w:t>
       </w:r>
@@ -1485,7 +1722,7 @@
           <w:szCs w:val="28"/>
         </w:rPr>
       </w:pPr>
-      <w:bookmarkStart w:id="24" w:name="962231697004089"/>
+      <w:bookmarkStart w:id="16" w:name="2150187467764689"/>
       <w:r>
         <w:rPr>
           <w:rFonts w:ascii="Calibri (Headings)" w:eastAsia="Calibri (Headings)" w:hAnsi="Calibri (Headings)" w:cs="Calibri (Headings)"/>
@@ -1495,283 +1732,218 @@
           <w:sz w:val="28"/>
           <w:szCs w:val="28"/>
         </w:rPr>
-        <w:t>professional involvement | volunteer activities</w:t>
-      </w:r>
-      <w:bookmarkEnd w:id="24"/>
-    </w:p>
-    <w:p>
-      <w:pPr>
-        <w:tabs>
-          <w:tab w:val="right" w:pos="10710"/>
-        </w:tabs>
-        <w:spacing w:line="312" w:lineRule="atLeast"/>
+        <w:t xml:space="preserve">professional involvement </w:t>
+      </w:r>
+      <w:r>
+        <w:rPr>
+          <w:rFonts w:ascii="Calibri (Headings)" w:eastAsia="Calibri (Headings)" w:hAnsi="Calibri (Headings)" w:cs="Calibri (Headings)"/>
+          <w:b/>
+          <w:bCs/>
+          <w:caps/>
+          <w:sz w:val="28"/>
+          <w:szCs w:val="28"/>
+        </w:rPr>
+        <w:t xml:space="preserve">| </w:t>
+      </w:r>
+      <w:r>
+        <w:rPr>
+          <w:rFonts w:ascii="Calibri (Headings)" w:eastAsia="Calibri (Headings)" w:hAnsi="Calibri (Headings)" w:cs="Calibri (Headings)"/>
+          <w:b/>
+          <w:bCs/>
+          <w:caps/>
+          <w:sz w:val="28"/>
+          <w:szCs w:val="28"/>
+        </w:rPr>
+        <w:t xml:space="preserve">volunteer </w:t>
+      </w:r>
+      <w:bookmarkEnd w:id="16"/>
+      <w:r>
+        <w:rPr>
+          <w:rFonts w:ascii="Calibri (Headings)" w:eastAsia="Calibri (Headings)" w:hAnsi="Calibri (Headings)" w:cs="Calibri (Headings)"/>
+          <w:b/>
+          <w:bCs/>
+          <w:caps/>
+          <w:sz w:val="28"/>
+          <w:szCs w:val="28"/>
+        </w:rPr>
+        <w:t>ACTIVITIES</w:t>
+      </w:r>
+    </w:p>
+    <w:p>
+      <w:pPr>
+        <w:tabs>
+          <w:tab w:val="right" w:pos="10770"/>
+        </w:tabs>
         <w:rPr>
           <w:rStyle w:val="fs15fw6text-right"/>
           <w:rFonts w:ascii="Calibri (Headings)" w:eastAsia="Calibri (Headings)" w:hAnsi="Calibri (Headings)" w:cs="Calibri (Headings)"/>
           <w:b/>
           <w:bCs/>
-          <w:sz w:val="20"/>
-          <w:szCs w:val="20"/>
-        </w:rPr>
-      </w:pPr>
-      <w:bookmarkStart w:id="25" w:name="div_41"/>
+          <w:sz w:val="18"/>
+          <w:szCs w:val="18"/>
+        </w:rPr>
+      </w:pPr>
+      <w:bookmarkStart w:id="17" w:name="div_58"/>
       <w:r>
         <w:rPr>
           <w:rStyle w:val="fs15fw6"/>
           <w:rFonts w:ascii="Calibri (Headings)" w:eastAsia="Calibri (Headings)" w:hAnsi="Calibri (Headings)" w:cs="Calibri (Headings)"/>
           <w:b/>
           <w:bCs/>
-          <w:sz w:val="20"/>
-          <w:szCs w:val="20"/>
-        </w:rPr>
-        <w:t>Neighborhood Legal Services of Los Angeles (NLSLA)</w:t>
-      </w:r>
-      <w:bookmarkEnd w:id="25"/>
-      <w:r>
-        <w:rPr>
-          <w:rStyle w:val="fs15fw6undefinedtdn"/>
-          <w:rFonts w:ascii="Calibri (Headings)" w:eastAsia="Calibri (Headings)" w:hAnsi="Calibri (Headings)" w:cs="Calibri (Headings)"/>
-          <w:b/>
-          <w:bCs/>
-          <w:sz w:val="20"/>
-          <w:szCs w:val="20"/>
-        </w:rPr>
-        <w:t xml:space="preserve">, </w:t>
-      </w:r>
-      <w:bookmarkStart w:id="26" w:name="div_43"/>
-      <w:r>
-        <w:rPr>
-          <w:rStyle w:val="fs15fw6"/>
-          <w:rFonts w:ascii="Calibri (Headings)" w:eastAsia="Calibri (Headings)" w:hAnsi="Calibri (Headings)" w:cs="Calibri (Headings)"/>
-          <w:b/>
-          <w:bCs/>
-          <w:sz w:val="20"/>
-          <w:szCs w:val="20"/>
-        </w:rPr>
-        <w:t>Van Nuys, CA</w:t>
-      </w:r>
-      <w:bookmarkEnd w:id="26"/>
+          <w:sz w:val="18"/>
+          <w:szCs w:val="18"/>
+        </w:rPr>
+        <w:t>Neighborhood Legal Services of Los Angeles (NLSLA), Van Nuys, CA</w:t>
+      </w:r>
+      <w:bookmarkEnd w:id="17"/>
       <w:r>
         <w:rPr>
           <w:rStyle w:val="fs15fw6text-right"/>
           <w:rFonts w:ascii="Calibri (Headings)" w:eastAsia="Calibri (Headings)" w:hAnsi="Calibri (Headings)" w:cs="Calibri (Headings)"/>
           <w:b/>
           <w:bCs/>
-          <w:sz w:val="20"/>
-          <w:szCs w:val="20"/>
+          <w:sz w:val="18"/>
+          <w:szCs w:val="18"/>
         </w:rPr>
         <w:tab/>
       </w:r>
-      <w:bookmarkStart w:id="27" w:name="div_42"/>
+      <w:bookmarkStart w:id="18" w:name="div_52"/>
       <w:r>
         <w:rPr>
           <w:rStyle w:val="fs15fw6text-right"/>
           <w:rFonts w:ascii="Calibri (Headings)" w:eastAsia="Calibri (Headings)" w:hAnsi="Calibri (Headings)" w:cs="Calibri (Headings)"/>
-          <w:sz w:val="20"/>
-          <w:szCs w:val="20"/>
+          <w:b/>
+          <w:bCs/>
+          <w:sz w:val="18"/>
+          <w:szCs w:val="18"/>
         </w:rPr>
         <w:t>December 2025 - May 2026</w:t>
       </w:r>
-      <w:bookmarkEnd w:id="27"/>
-    </w:p>
-    <w:p>
-      <w:pPr>
-        <w:tabs>
-          <w:tab w:val="right" w:pos="10710"/>
-        </w:tabs>
-        <w:spacing w:line="312" w:lineRule="atLeast"/>
-        <w:rPr>
-          <w:rStyle w:val="fs15fw6text-right"/>
-          <w:rFonts w:ascii="Calibri (Headings)" w:eastAsia="Calibri (Headings)" w:hAnsi="Calibri (Headings)" w:cs="Calibri (Headings)"/>
-          <w:b/>
-          <w:bCs/>
-          <w:sz w:val="20"/>
-          <w:szCs w:val="20"/>
-        </w:rPr>
-      </w:pPr>
-      <w:bookmarkStart w:id="28" w:name="div_40"/>
-      <w:r>
-        <w:rPr>
-          <w:rStyle w:val="fs15fw4fsioverflow-hidden"/>
-          <w:rFonts w:ascii="Calibri (Headings)" w:eastAsia="Calibri (Headings)" w:hAnsi="Calibri (Headings)" w:cs="Calibri (Headings)"/>
-          <w:sz w:val="20"/>
-          <w:szCs w:val="20"/>
-        </w:rPr>
-        <w:t>Volunteer (12 hours/week</w:t>
-      </w:r>
+      <w:bookmarkEnd w:id="18"/>
+    </w:p>
+    <w:p>
+      <w:pPr>
+        <w:rPr>
+          <w:rFonts w:ascii="Calibri (Headings)" w:eastAsia="Calibri (Headings)" w:hAnsi="Calibri (Headings)" w:cs="Calibri (Headings)"/>
+          <w:sz w:val="18"/>
+          <w:szCs w:val="18"/>
+        </w:rPr>
+      </w:pPr>
+      <w:bookmarkStart w:id="19" w:name="div_57"/>
       <w:r>
         <w:rPr>
           <w:rStyle w:val="fs15fw4fsioverflow-hidden"/>
           <w:rFonts w:ascii="Calibri (Headings)" w:eastAsia="Calibri (Headings)" w:hAnsi="Calibri (Headings)" w:cs="Calibri (Headings)"/>
           <w:i/>
           <w:iCs/>
-          <w:sz w:val="20"/>
-          <w:szCs w:val="20"/>
-        </w:rPr>
-        <w:t>)</w:t>
-      </w:r>
-      <w:bookmarkEnd w:id="28"/>
-      <w:r>
-        <w:rPr>
-          <w:rStyle w:val="fs15fw6text-right"/>
-          <w:rFonts w:ascii="Calibri (Headings)" w:eastAsia="Calibri (Headings)" w:hAnsi="Calibri (Headings)" w:cs="Calibri (Headings)"/>
-          <w:b/>
-          <w:bCs/>
-          <w:i/>
-          <w:iCs/>
-          <w:sz w:val="20"/>
-          <w:szCs w:val="20"/>
-        </w:rPr>
-        <w:tab/>
+          <w:sz w:val="18"/>
+          <w:szCs w:val="18"/>
+        </w:rPr>
+        <w:t>Volunteer (12 hours/week)</w:t>
+      </w:r>
+      <w:bookmarkEnd w:id="19"/>
+      <w:r>
+        <w:rPr>
+          <w:rFonts w:ascii="Calibri (Headings)" w:eastAsia="Calibri (Headings)" w:hAnsi="Calibri (Headings)" w:cs="Calibri (Headings)"/>
+          <w:sz w:val="18"/>
+          <w:szCs w:val="18"/>
+        </w:rPr>
+        <w:t xml:space="preserve"> </w:t>
       </w:r>
     </w:p>
     <w:p>
       <w:pPr>
         <w:numPr>
           <w:ilvl w:val="0"/>
-          <w:numId w:val="4"/>
+          <w:numId w:val="6"/>
         </w:numPr>
         <w:spacing w:line="240" w:lineRule="atLeast"/>
-        <w:ind w:left="780" w:hanging="304"/>
-        <w:rPr>
-          <w:rFonts w:ascii="Calibri (Headings)" w:eastAsia="Calibri (Headings)" w:hAnsi="Calibri (Headings)" w:cs="Calibri (Headings)"/>
-          <w:sz w:val="20"/>
-          <w:szCs w:val="20"/>
-        </w:rPr>
-      </w:pPr>
-      <w:r>
-        <w:rPr>
-          <w:rFonts w:ascii="Calibri (Headings)" w:eastAsia="Calibri (Headings)" w:hAnsi="Calibri (Headings)" w:cs="Calibri (Headings)"/>
-          <w:sz w:val="20"/>
-          <w:szCs w:val="20"/>
-        </w:rPr>
-        <w:t>Accommodated 70+ low-income patrons with legal intake and documentation related to domestic violence, restraining orders, and unlawful detainers over a 6-mon</w:t>
-      </w:r>
-      <w:r>
-        <w:rPr>
-          <w:rFonts w:ascii="Calibri (Headings)" w:eastAsia="Calibri (Headings)" w:hAnsi="Calibri (Headings)" w:cs="Calibri (Headings)"/>
-          <w:sz w:val="20"/>
-          <w:szCs w:val="20"/>
-        </w:rPr>
-        <w:t>th</w:t>
-      </w:r>
-      <w:r>
-        <w:rPr>
-          <w:rFonts w:ascii="Calibri (Headings)" w:eastAsia="Calibri (Headings)" w:hAnsi="Calibri (Headings)" w:cs="Calibri (Headings)"/>
-          <w:sz w:val="20"/>
-          <w:szCs w:val="20"/>
-        </w:rPr>
-        <w:t xml:space="preserve">, 190+ </w:t>
-      </w:r>
-      <w:r>
-        <w:rPr>
-          <w:rFonts w:ascii="Calibri (Headings)" w:eastAsia="Calibri (Headings)" w:hAnsi="Calibri (Headings)" w:cs="Calibri (Headings)"/>
-          <w:sz w:val="20"/>
-          <w:szCs w:val="20"/>
-        </w:rPr>
-        <w:t xml:space="preserve">hour </w:t>
-      </w:r>
-      <w:r>
-        <w:rPr>
-          <w:rFonts w:ascii="Calibri (Headings)" w:eastAsia="Calibri (Headings)" w:hAnsi="Calibri (Headings)" w:cs="Calibri (Headings)"/>
-          <w:sz w:val="20"/>
-          <w:szCs w:val="20"/>
-        </w:rPr>
-        <w:t xml:space="preserve">commitment to the Van Nuys Courthouse </w:t>
+        <w:ind w:left="780" w:hanging="270"/>
+        <w:rPr>
+          <w:rFonts w:ascii="Calibri (Headings)" w:eastAsia="Calibri (Headings)" w:hAnsi="Calibri (Headings)" w:cs="Calibri (Headings)"/>
+          <w:sz w:val="18"/>
+          <w:szCs w:val="18"/>
+        </w:rPr>
+      </w:pPr>
+      <w:r>
+        <w:rPr>
+          <w:rFonts w:ascii="Calibri (Headings)" w:eastAsia="Calibri (Headings)" w:hAnsi="Calibri (Headings)" w:cs="Calibri (Headings)"/>
+          <w:sz w:val="18"/>
+          <w:szCs w:val="18"/>
+        </w:rPr>
+        <w:t>Prepared and filed 50+ court documents and case files for staff attorneys, maintaining accuracy and strict client confidentiality</w:t>
       </w:r>
     </w:p>
     <w:p>
       <w:pPr>
         <w:numPr>
           <w:ilvl w:val="0"/>
-          <w:numId w:val="4"/>
+          <w:numId w:val="6"/>
         </w:numPr>
         <w:spacing w:line="240" w:lineRule="atLeast"/>
-        <w:ind w:left="780" w:hanging="304"/>
-        <w:rPr>
-          <w:rFonts w:ascii="Calibri (Headings)" w:eastAsia="Calibri (Headings)" w:hAnsi="Calibri (Headings)" w:cs="Calibri (Headings)"/>
-          <w:sz w:val="20"/>
-          <w:szCs w:val="20"/>
-        </w:rPr>
-      </w:pPr>
-      <w:r>
-        <w:rPr>
-          <w:rFonts w:ascii="Calibri (Headings)" w:eastAsia="Calibri (Headings)" w:hAnsi="Calibri (Headings)" w:cs="Calibri (Headings)"/>
-          <w:sz w:val="20"/>
-          <w:szCs w:val="20"/>
-        </w:rPr>
-        <w:t>Onboarded and trained 5+ new volunteers and Justice Corp members while executing courthouse filings and case documentation for staff attorneys</w:t>
+        <w:ind w:left="780" w:hanging="270"/>
+        <w:rPr>
+          <w:rFonts w:ascii="Calibri (Headings)" w:eastAsia="Calibri (Headings)" w:hAnsi="Calibri (Headings)" w:cs="Calibri (Headings)"/>
+          <w:sz w:val="18"/>
+          <w:szCs w:val="18"/>
+        </w:rPr>
+      </w:pPr>
+      <w:bookmarkStart w:id="20" w:name="div_55"/>
+      <w:r>
+        <w:rPr>
+          <w:rFonts w:ascii="Calibri (Headings)" w:eastAsia="Calibri (Headings)" w:hAnsi="Calibri (Headings)" w:cs="Calibri (Headings)"/>
+          <w:sz w:val="18"/>
+          <w:szCs w:val="18"/>
+        </w:rPr>
+        <w:t>Onboarded and trained 5+ new volunteers and Justice Corp</w:t>
+      </w:r>
+      <w:r>
+        <w:rPr>
+          <w:rFonts w:ascii="Calibri (Headings)" w:eastAsia="Calibri (Headings)" w:hAnsi="Calibri (Headings)" w:cs="Calibri (Headings)"/>
+          <w:sz w:val="18"/>
+          <w:szCs w:val="18"/>
+        </w:rPr>
+        <w:t>s</w:t>
+      </w:r>
+      <w:r>
+        <w:rPr>
+          <w:rFonts w:ascii="Calibri (Headings)" w:eastAsia="Calibri (Headings)" w:hAnsi="Calibri (Headings)" w:cs="Calibri (Headings)"/>
+          <w:sz w:val="18"/>
+          <w:szCs w:val="18"/>
+        </w:rPr>
+        <w:t xml:space="preserve"> members</w:t>
+      </w:r>
+      <w:bookmarkEnd w:id="20"/>
+      <w:r>
+        <w:rPr>
+          <w:rFonts w:ascii="Calibri (Headings)" w:eastAsia="Calibri (Headings)" w:hAnsi="Calibri (Headings)" w:cs="Calibri (Headings)"/>
+          <w:sz w:val="18"/>
+          <w:szCs w:val="18"/>
+        </w:rPr>
+        <w:t xml:space="preserve"> while supporting clients in crisis, including those with disabilities</w:t>
       </w:r>
     </w:p>
     <w:p>
       <w:pPr>
         <w:numPr>
           <w:ilvl w:val="0"/>
-          <w:numId w:val="4"/>
+          <w:numId w:val="6"/>
         </w:numPr>
-        <w:spacing w:line="240" w:lineRule="atLeast"/>
-        <w:ind w:left="780" w:hanging="304"/>
-        <w:rPr>
-          <w:rFonts w:ascii="Calibri (Headings)" w:eastAsia="Calibri (Headings)" w:hAnsi="Calibri (Headings)" w:cs="Calibri (Headings)"/>
-          <w:sz w:val="20"/>
-          <w:szCs w:val="20"/>
-        </w:rPr>
-      </w:pPr>
-      <w:r>
-        <w:rPr>
-          <w:rFonts w:ascii="Calibri (Headings)" w:eastAsia="Calibri (Headings)" w:hAnsi="Calibri (Headings)" w:cs="Calibri (Headings)"/>
-          <w:sz w:val="20"/>
-          <w:szCs w:val="20"/>
-        </w:rPr>
-        <w:t xml:space="preserve">Assisted attorneys </w:t>
-      </w:r>
-      <w:r>
-        <w:rPr>
-          <w:rFonts w:ascii="Calibri (Headings)" w:eastAsia="Calibri (Headings)" w:hAnsi="Calibri (Headings)" w:cs="Calibri (Headings)"/>
-          <w:sz w:val="20"/>
-          <w:szCs w:val="20"/>
-        </w:rPr>
-        <w:t>by translating and explaining complex legal concepts in Spanish to</w:t>
-      </w:r>
-      <w:r>
-        <w:rPr>
-          <w:rFonts w:ascii="Calibri (Headings)" w:eastAsia="Calibri (Headings)" w:hAnsi="Calibri (Headings)" w:cs="Calibri (Headings)"/>
-          <w:sz w:val="20"/>
-          <w:szCs w:val="20"/>
-        </w:rPr>
-        <w:t xml:space="preserve"> community members</w:t>
-      </w:r>
-      <w:r>
-        <w:rPr>
-          <w:rFonts w:ascii="Calibri (Headings)" w:eastAsia="Calibri (Headings)" w:hAnsi="Calibri (Headings)" w:cs="Calibri (Headings)"/>
-          <w:sz w:val="20"/>
-          <w:szCs w:val="20"/>
-        </w:rPr>
-        <w:t xml:space="preserve">, ensuring clear communication throughout the case proceedings </w:t>
-      </w:r>
-      <w:r>
-        <w:rPr>
-          <w:rFonts w:ascii="Calibri (Headings)" w:eastAsia="Calibri (Headings)" w:hAnsi="Calibri (Headings)" w:cs="Calibri (Headings)"/>
-          <w:sz w:val="20"/>
-          <w:szCs w:val="20"/>
-        </w:rPr>
-        <w:t>while</w:t>
-      </w:r>
-      <w:r>
-        <w:rPr>
-          <w:rFonts w:ascii="Calibri (Headings)" w:eastAsia="Calibri (Headings)" w:hAnsi="Calibri (Headings)" w:cs="Calibri (Headings)"/>
-          <w:sz w:val="20"/>
-          <w:szCs w:val="20"/>
-        </w:rPr>
-        <w:t xml:space="preserve"> maintaining confidentiality when appropriate </w:t>
-      </w:r>
-      <w:r>
-        <w:rPr>
-          <w:rFonts w:ascii="Calibri (Headings)" w:eastAsia="Calibri (Headings)" w:hAnsi="Calibri (Headings)" w:cs="Calibri (Headings)"/>
-          <w:sz w:val="20"/>
-          <w:szCs w:val="20"/>
-        </w:rPr>
-        <w:t xml:space="preserve"> </w:t>
+        <w:spacing w:after="60" w:line="240" w:lineRule="atLeast"/>
+        <w:ind w:left="780" w:hanging="270"/>
+        <w:rPr>
+          <w:rFonts w:ascii="Calibri (Headings)" w:eastAsia="Calibri (Headings)" w:hAnsi="Calibri (Headings)" w:cs="Calibri (Headings)"/>
+          <w:sz w:val="18"/>
+          <w:szCs w:val="18"/>
+        </w:rPr>
+      </w:pPr>
+      <w:r>
+        <w:rPr>
+          <w:rFonts w:ascii="Calibri (Headings)" w:eastAsia="Calibri (Headings)" w:hAnsi="Calibri (Headings)" w:cs="Calibri (Headings)"/>
+          <w:sz w:val="18"/>
+          <w:szCs w:val="18"/>
+        </w:rPr>
+        <w:t>Explained complex legal concepts in Spanish to 70+ patrons, ensuring clear communication across case proceedings</w:t>
       </w:r>
     </w:p>
     <w:p>
@@ -1779,11 +1951,15 @@
         <w:spacing w:line="312" w:lineRule="atLeast"/>
         <w:rPr>
           <w:rFonts w:ascii="Calibri (Headings)" w:eastAsia="Calibri (Headings)" w:hAnsi="Calibri (Headings)" w:cs="Calibri (Headings)"/>
-        </w:rPr>
-      </w:pPr>
-      <w:r>
-        <w:rPr>
-          <w:rFonts w:ascii="Calibri (Headings)" w:eastAsia="Calibri (Headings)" w:hAnsi="Calibri (Headings)" w:cs="Calibri (Headings)"/>
+          <w:sz w:val="18"/>
+          <w:szCs w:val="18"/>
+        </w:rPr>
+      </w:pPr>
+      <w:r>
+        <w:rPr>
+          <w:rFonts w:ascii="Calibri (Headings)" w:eastAsia="Calibri (Headings)" w:hAnsi="Calibri (Headings)" w:cs="Calibri (Headings)"/>
+          <w:sz w:val="18"/>
+          <w:szCs w:val="18"/>
         </w:rPr>
         <w:t> </w:t>
       </w:r>
@@ -1803,7 +1979,7 @@
           <w:szCs w:val="28"/>
         </w:rPr>
       </w:pPr>
-      <w:bookmarkStart w:id="29" w:name="3438064349361652"/>
+      <w:bookmarkStart w:id="21" w:name="2866916623686252"/>
       <w:r>
         <w:rPr>
           <w:rFonts w:ascii="Calibri (Headings)" w:eastAsia="Calibri (Headings)" w:hAnsi="Calibri (Headings)" w:cs="Calibri (Headings)"/>
@@ -1813,317 +1989,301 @@
           <w:sz w:val="28"/>
           <w:szCs w:val="28"/>
         </w:rPr>
-        <w:t>skills | interests</w:t>
-      </w:r>
-      <w:bookmarkEnd w:id="29"/>
-    </w:p>
-    <w:p>
-      <w:pPr>
-        <w:tabs>
-          <w:tab w:val="left" w:pos="244"/>
+        <w:t xml:space="preserve">skills </w:t>
+      </w:r>
+      <w:r>
+        <w:rPr>
+          <w:rFonts w:ascii="Calibri (Headings)" w:eastAsia="Calibri (Headings)" w:hAnsi="Calibri (Headings)" w:cs="Calibri (Headings)"/>
+          <w:b/>
+          <w:bCs/>
+          <w:caps/>
+          <w:sz w:val="28"/>
+          <w:szCs w:val="28"/>
+        </w:rPr>
+        <w:t>|</w:t>
+      </w:r>
+      <w:r>
+        <w:rPr>
+          <w:rFonts w:ascii="Calibri (Headings)" w:eastAsia="Calibri (Headings)" w:hAnsi="Calibri (Headings)" w:cs="Calibri (Headings)"/>
+          <w:b/>
+          <w:bCs/>
+          <w:caps/>
+          <w:sz w:val="28"/>
+          <w:szCs w:val="28"/>
+        </w:rPr>
+        <w:t xml:space="preserve"> interests</w:t>
+      </w:r>
+      <w:bookmarkEnd w:id="21"/>
+    </w:p>
+    <w:p>
+      <w:pPr>
+        <w:tabs>
+          <w:tab w:val="left" w:pos="210"/>
         </w:tabs>
         <w:spacing w:line="240" w:lineRule="atLeast"/>
         <w:rPr>
           <w:rFonts w:ascii="Calibri (Headings)" w:eastAsia="Calibri (Headings)" w:hAnsi="Calibri (Headings)" w:cs="Calibri (Headings)"/>
-          <w:sz w:val="20"/>
-          <w:szCs w:val="20"/>
-        </w:rPr>
-      </w:pPr>
-      <w:bookmarkStart w:id="30" w:name="div_88375592512065"/>
-      <w:bookmarkStart w:id="31" w:name="div_49"/>
-      <w:r>
-        <w:rPr>
-          <w:rFonts w:ascii="Calibri (Headings)" w:eastAsia="Calibri (Headings)" w:hAnsi="Calibri (Headings)" w:cs="Calibri (Headings)"/>
-          <w:sz w:val="20"/>
-          <w:szCs w:val="20"/>
-        </w:rPr>
-        <w:t xml:space="preserve">Skills: </w:t>
-      </w:r>
-      <w:r>
-        <w:rPr>
-          <w:rFonts w:ascii="Calibri (Headings)" w:eastAsia="Calibri (Headings)" w:hAnsi="Calibri (Headings)" w:cs="Calibri (Headings)"/>
-          <w:sz w:val="20"/>
-          <w:szCs w:val="20"/>
-        </w:rPr>
-        <w:t>AI</w:t>
-      </w:r>
-      <w:r>
-        <w:rPr>
-          <w:rFonts w:ascii="Calibri (Headings)" w:eastAsia="Calibri (Headings)" w:hAnsi="Calibri (Headings)" w:cs="Calibri (Headings)"/>
-          <w:sz w:val="20"/>
-          <w:szCs w:val="20"/>
-        </w:rPr>
-        <w:t xml:space="preserve"> Native</w:t>
-      </w:r>
-      <w:r>
-        <w:rPr>
-          <w:rFonts w:ascii="Calibri (Headings)" w:eastAsia="Calibri (Headings)" w:hAnsi="Calibri (Headings)" w:cs="Calibri (Headings)"/>
-          <w:sz w:val="20"/>
-          <w:szCs w:val="20"/>
-        </w:rPr>
-        <w:t>, AWS (Certified), Microsoft Office 360 (Word, Excel</w:t>
-      </w:r>
-      <w:r>
-        <w:rPr>
-          <w:rFonts w:ascii="Calibri (Headings)" w:eastAsia="Calibri (Headings)" w:hAnsi="Calibri (Headings)" w:cs="Calibri (Headings)"/>
-          <w:sz w:val="20"/>
-          <w:szCs w:val="20"/>
-        </w:rPr>
-        <w:t xml:space="preserve"> [Certified]</w:t>
-      </w:r>
-      <w:r>
-        <w:rPr>
-          <w:rFonts w:ascii="Calibri (Headings)" w:eastAsia="Calibri (Headings)" w:hAnsi="Calibri (Headings)" w:cs="Calibri (Headings)"/>
-          <w:sz w:val="20"/>
-          <w:szCs w:val="20"/>
-        </w:rPr>
-        <w:t>, PPT), SQL (Certified), React</w:t>
-      </w:r>
-      <w:bookmarkEnd w:id="30"/>
-      <w:r>
-        <w:rPr>
-          <w:rFonts w:ascii="Calibri (Headings)" w:eastAsia="Calibri (Headings)" w:hAnsi="Calibri (Headings)" w:cs="Calibri (Headings)"/>
-          <w:sz w:val="20"/>
-          <w:szCs w:val="20"/>
-        </w:rPr>
-        <w:t>,</w:t>
-      </w:r>
-      <w:bookmarkEnd w:id="31"/>
-      <w:r>
-        <w:rPr>
-          <w:rFonts w:ascii="Calibri (Headings)" w:eastAsia="Calibri (Headings)" w:hAnsi="Calibri (Headings)" w:cs="Calibri (Headings)"/>
-          <w:sz w:val="20"/>
-          <w:szCs w:val="20"/>
-        </w:rPr>
-        <w:t xml:space="preserve"> Tableau</w:t>
-      </w:r>
-      <w:r>
-        <w:rPr>
-          <w:rFonts w:ascii="Calibri (Headings)" w:eastAsia="Calibri (Headings)" w:hAnsi="Calibri (Headings)" w:cs="Calibri (Headings)"/>
-          <w:sz w:val="20"/>
-          <w:szCs w:val="20"/>
-        </w:rPr>
-        <w:t>, QuickBooks</w:t>
-      </w:r>
-    </w:p>
-    <w:p>
-      <w:pPr>
-        <w:tabs>
-          <w:tab w:val="left" w:pos="244"/>
+          <w:sz w:val="18"/>
+          <w:szCs w:val="18"/>
+        </w:rPr>
+      </w:pPr>
+      <w:bookmarkStart w:id="22" w:name="div_60"/>
+      <w:r>
+        <w:rPr>
+          <w:rFonts w:ascii="Calibri (Headings)" w:eastAsia="Calibri (Headings)" w:hAnsi="Calibri (Headings)" w:cs="Calibri (Headings)"/>
+          <w:sz w:val="18"/>
+          <w:szCs w:val="18"/>
+        </w:rPr>
+        <w:t>Skills: AI</w:t>
+      </w:r>
+      <w:r>
+        <w:rPr>
+          <w:rFonts w:ascii="Calibri (Headings)" w:eastAsia="Calibri (Headings)" w:hAnsi="Calibri (Headings)" w:cs="Calibri (Headings)"/>
+          <w:sz w:val="18"/>
+          <w:szCs w:val="18"/>
+        </w:rPr>
+        <w:t xml:space="preserve"> </w:t>
+      </w:r>
+      <w:r>
+        <w:rPr>
+          <w:rFonts w:ascii="Calibri (Headings)" w:eastAsia="Calibri (Headings)" w:hAnsi="Calibri (Headings)" w:cs="Calibri (Headings)"/>
+          <w:sz w:val="18"/>
+          <w:szCs w:val="18"/>
+        </w:rPr>
+        <w:t>Native,</w:t>
+      </w:r>
+      <w:r>
+        <w:rPr>
+          <w:rFonts w:ascii="Calibri (Headings)" w:eastAsia="Calibri (Headings)" w:hAnsi="Calibri (Headings)" w:cs="Calibri (Headings)"/>
+          <w:sz w:val="18"/>
+          <w:szCs w:val="18"/>
+        </w:rPr>
+        <w:t xml:space="preserve"> Data Analysis, </w:t>
+      </w:r>
+      <w:r>
+        <w:rPr>
+          <w:rFonts w:ascii="Calibri (Headings)" w:eastAsia="Calibri (Headings)" w:hAnsi="Calibri (Headings)" w:cs="Calibri (Headings)"/>
+          <w:sz w:val="18"/>
+          <w:szCs w:val="18"/>
+        </w:rPr>
+        <w:t>AWS</w:t>
+      </w:r>
+      <w:r>
+        <w:rPr>
+          <w:rFonts w:ascii="Calibri (Headings)" w:eastAsia="Calibri (Headings)" w:hAnsi="Calibri (Headings)" w:cs="Calibri (Headings)"/>
+          <w:sz w:val="18"/>
+          <w:szCs w:val="18"/>
+        </w:rPr>
+        <w:t xml:space="preserve"> (Certified</w:t>
+      </w:r>
+      <w:r>
+        <w:rPr>
+          <w:rFonts w:ascii="Calibri (Headings)" w:eastAsia="Calibri (Headings)" w:hAnsi="Calibri (Headings)" w:cs="Calibri (Headings)"/>
+          <w:sz w:val="18"/>
+          <w:szCs w:val="18"/>
+        </w:rPr>
+        <w:t>),</w:t>
+      </w:r>
+      <w:r>
+        <w:rPr>
+          <w:rFonts w:ascii="Calibri (Headings)" w:eastAsia="Calibri (Headings)" w:hAnsi="Calibri (Headings)" w:cs="Calibri (Headings)"/>
+          <w:sz w:val="18"/>
+          <w:szCs w:val="18"/>
+        </w:rPr>
+        <w:t xml:space="preserve"> Microsoft Office 36</w:t>
+      </w:r>
+      <w:r>
+        <w:rPr>
+          <w:rFonts w:ascii="Calibri (Headings)" w:eastAsia="Calibri (Headings)" w:hAnsi="Calibri (Headings)" w:cs="Calibri (Headings)"/>
+          <w:sz w:val="18"/>
+          <w:szCs w:val="18"/>
+        </w:rPr>
+        <w:t>5</w:t>
+      </w:r>
+      <w:r>
+        <w:rPr>
+          <w:rFonts w:ascii="Calibri (Headings)" w:eastAsia="Calibri (Headings)" w:hAnsi="Calibri (Headings)" w:cs="Calibri (Headings)"/>
+          <w:sz w:val="18"/>
+          <w:szCs w:val="18"/>
+        </w:rPr>
+        <w:t xml:space="preserve"> (Word, Excel</w:t>
+      </w:r>
+      <w:r>
+        <w:rPr>
+          <w:rFonts w:ascii="Calibri (Headings)" w:eastAsia="Calibri (Headings)" w:hAnsi="Calibri (Headings)" w:cs="Calibri (Headings)"/>
+          <w:sz w:val="18"/>
+          <w:szCs w:val="18"/>
+        </w:rPr>
+        <w:t xml:space="preserve"> Certified</w:t>
+      </w:r>
+      <w:r>
+        <w:rPr>
+          <w:rFonts w:ascii="Calibri (Headings)" w:eastAsia="Calibri (Headings)" w:hAnsi="Calibri (Headings)" w:cs="Calibri (Headings)"/>
+          <w:sz w:val="18"/>
+          <w:szCs w:val="18"/>
+        </w:rPr>
+        <w:t xml:space="preserve">, </w:t>
+      </w:r>
+      <w:r>
+        <w:rPr>
+          <w:rFonts w:ascii="Calibri (Headings)" w:eastAsia="Calibri (Headings)" w:hAnsi="Calibri (Headings)" w:cs="Calibri (Headings)"/>
+          <w:sz w:val="18"/>
+          <w:szCs w:val="18"/>
+        </w:rPr>
+        <w:t>P</w:t>
+      </w:r>
+      <w:r>
+        <w:rPr>
+          <w:rFonts w:ascii="Calibri (Headings)" w:eastAsia="Calibri (Headings)" w:hAnsi="Calibri (Headings)" w:cs="Calibri (Headings)"/>
+          <w:sz w:val="18"/>
+          <w:szCs w:val="18"/>
+        </w:rPr>
+        <w:t>ower</w:t>
+      </w:r>
+      <w:r>
+        <w:rPr>
+          <w:rFonts w:ascii="Calibri (Headings)" w:eastAsia="Calibri (Headings)" w:hAnsi="Calibri (Headings)" w:cs="Calibri (Headings)"/>
+          <w:sz w:val="18"/>
+          <w:szCs w:val="18"/>
+        </w:rPr>
+        <w:t>P</w:t>
+      </w:r>
+      <w:r>
+        <w:rPr>
+          <w:rFonts w:ascii="Calibri (Headings)" w:eastAsia="Calibri (Headings)" w:hAnsi="Calibri (Headings)" w:cs="Calibri (Headings)"/>
+          <w:sz w:val="18"/>
+          <w:szCs w:val="18"/>
+        </w:rPr>
+        <w:t>oint</w:t>
+      </w:r>
+      <w:r>
+        <w:rPr>
+          <w:rFonts w:ascii="Calibri (Headings)" w:eastAsia="Calibri (Headings)" w:hAnsi="Calibri (Headings)" w:cs="Calibri (Headings)"/>
+          <w:sz w:val="18"/>
+          <w:szCs w:val="18"/>
+        </w:rPr>
+        <w:t>), SQL, React, Tableau, QuickBooks</w:t>
+      </w:r>
+      <w:bookmarkEnd w:id="22"/>
+    </w:p>
+    <w:p>
+      <w:pPr>
+        <w:tabs>
+          <w:tab w:val="left" w:pos="210"/>
         </w:tabs>
         <w:spacing w:line="240" w:lineRule="atLeast"/>
         <w:rPr>
           <w:rFonts w:ascii="Calibri (Headings)" w:eastAsia="Calibri (Headings)" w:hAnsi="Calibri (Headings)" w:cs="Calibri (Headings)"/>
-          <w:sz w:val="20"/>
-          <w:szCs w:val="20"/>
-        </w:rPr>
-      </w:pPr>
-      <w:r>
-        <w:rPr>
-          <w:rFonts w:ascii="Calibri (Headings)" w:eastAsia="Calibri (Headings)" w:hAnsi="Calibri (Headings)" w:cs="Calibri (Headings)"/>
-          <w:sz w:val="20"/>
-          <w:szCs w:val="20"/>
-        </w:rPr>
-        <w:t xml:space="preserve">Languages: </w:t>
-      </w:r>
-      <w:r>
-        <w:rPr>
-          <w:rFonts w:ascii="Calibri (Headings)" w:eastAsia="Calibri (Headings)" w:hAnsi="Calibri (Headings)" w:cs="Calibri (Headings)"/>
-          <w:sz w:val="20"/>
-          <w:szCs w:val="20"/>
-        </w:rPr>
-        <w:t xml:space="preserve">Fluent in English and </w:t>
-      </w:r>
-      <w:r>
-        <w:rPr>
-          <w:rFonts w:ascii="Calibri (Headings)" w:eastAsia="Calibri (Headings)" w:hAnsi="Calibri (Headings)" w:cs="Calibri (Headings)"/>
-          <w:sz w:val="20"/>
-          <w:szCs w:val="20"/>
-        </w:rPr>
-        <w:t>Conversational</w:t>
-      </w:r>
-      <w:r>
-        <w:rPr>
-          <w:rFonts w:ascii="Calibri (Headings)" w:eastAsia="Calibri (Headings)" w:hAnsi="Calibri (Headings)" w:cs="Calibri (Headings)"/>
-          <w:sz w:val="20"/>
-          <w:szCs w:val="20"/>
-        </w:rPr>
-        <w:t xml:space="preserve"> in Spanish</w:t>
-      </w:r>
-    </w:p>
-    <w:p>
-      <w:pPr>
-        <w:tabs>
-          <w:tab w:val="left" w:pos="244"/>
+          <w:sz w:val="18"/>
+          <w:szCs w:val="18"/>
+        </w:rPr>
+      </w:pPr>
+      <w:r>
+        <w:rPr>
+          <w:rFonts w:ascii="Calibri (Headings)" w:eastAsia="Calibri (Headings)" w:hAnsi="Calibri (Headings)" w:cs="Calibri (Headings)"/>
+          <w:sz w:val="18"/>
+          <w:szCs w:val="18"/>
+        </w:rPr>
+        <w:t>Bilingual: English (Fluent), Spanish (Advanced)</w:t>
+      </w:r>
+    </w:p>
+    <w:p>
+      <w:pPr>
+        <w:tabs>
+          <w:tab w:val="left" w:pos="210"/>
         </w:tabs>
         <w:spacing w:line="240" w:lineRule="atLeast"/>
         <w:rPr>
           <w:rFonts w:ascii="Calibri (Headings)" w:eastAsia="Calibri (Headings)" w:hAnsi="Calibri (Headings)" w:cs="Calibri (Headings)"/>
-          <w:sz w:val="20"/>
-          <w:szCs w:val="20"/>
-        </w:rPr>
-      </w:pPr>
-      <w:r>
-        <w:rPr>
-          <w:rFonts w:ascii="Calibri (Headings)" w:eastAsia="Calibri (Headings)" w:hAnsi="Calibri (Headings)" w:cs="Calibri (Headings)"/>
-          <w:sz w:val="20"/>
-          <w:szCs w:val="20"/>
-        </w:rPr>
-        <w:t>Organizations: Association of Latino Professionals for America</w:t>
-      </w:r>
-      <w:r>
-        <w:rPr>
-          <w:rFonts w:ascii="Calibri (Headings)" w:eastAsia="Calibri (Headings)" w:hAnsi="Calibri (Headings)" w:cs="Calibri (Headings)"/>
-          <w:sz w:val="20"/>
-          <w:szCs w:val="20"/>
+          <w:sz w:val="18"/>
+          <w:szCs w:val="18"/>
+        </w:rPr>
+      </w:pPr>
+      <w:bookmarkStart w:id="23" w:name="div_62"/>
+      <w:r>
+        <w:rPr>
+          <w:rFonts w:ascii="Calibri (Headings)" w:eastAsia="Calibri (Headings)" w:hAnsi="Calibri (Headings)" w:cs="Calibri (Headings)"/>
+          <w:sz w:val="18"/>
+          <w:szCs w:val="18"/>
+        </w:rPr>
+        <w:t xml:space="preserve">Organizations: Association of Latino Professionals for America, Beta Alpha Psi, </w:t>
+      </w:r>
+      <w:r>
+        <w:rPr>
+          <w:rFonts w:ascii="Calibri (Headings)" w:eastAsia="Calibri (Headings)" w:hAnsi="Calibri (Headings)" w:cs="Calibri (Headings)"/>
+          <w:sz w:val="18"/>
+          <w:szCs w:val="18"/>
+        </w:rPr>
+        <w:t xml:space="preserve">CSUN </w:t>
+      </w:r>
+      <w:r>
+        <w:rPr>
+          <w:rFonts w:ascii="Calibri (Headings)" w:eastAsia="Calibri (Headings)" w:hAnsi="Calibri (Headings)" w:cs="Calibri (Headings)"/>
+          <w:sz w:val="18"/>
+          <w:szCs w:val="18"/>
+        </w:rPr>
+        <w:t>Accounting Association, CSUN Entrepreneurs</w:t>
+      </w:r>
+      <w:bookmarkEnd w:id="23"/>
+      <w:r>
+        <w:rPr>
+          <w:rFonts w:ascii="Calibri (Headings)" w:eastAsia="Calibri (Headings)" w:hAnsi="Calibri (Headings)" w:cs="Calibri (Headings)"/>
+          <w:sz w:val="18"/>
+          <w:szCs w:val="18"/>
+        </w:rPr>
+        <w:t>, CalCPA</w:t>
+      </w:r>
+    </w:p>
+    <w:p>
+      <w:pPr>
+        <w:tabs>
+          <w:tab w:val="left" w:pos="210"/>
+        </w:tabs>
+        <w:spacing w:line="240" w:lineRule="atLeast"/>
+        <w:rPr>
+          <w:rFonts w:ascii="Calibri (Headings)" w:eastAsia="Calibri (Headings)" w:hAnsi="Calibri (Headings)" w:cs="Calibri (Headings)"/>
+          <w:sz w:val="18"/>
+          <w:szCs w:val="18"/>
+        </w:rPr>
+      </w:pPr>
+      <w:bookmarkStart w:id="24" w:name="div_63"/>
+      <w:r>
+        <w:rPr>
+          <w:rFonts w:ascii="Calibri (Headings)" w:eastAsia="Calibri (Headings)" w:hAnsi="Calibri (Headings)" w:cs="Calibri (Headings)"/>
+          <w:sz w:val="18"/>
+          <w:szCs w:val="18"/>
+        </w:rPr>
+        <w:t xml:space="preserve">Interests: Tax Consulting, Venture Capital, Alternative Investments, Entrepreneurship, </w:t>
+      </w:r>
+      <w:r>
+        <w:rPr>
+          <w:rFonts w:ascii="Calibri (Headings)" w:eastAsia="Calibri (Headings)" w:hAnsi="Calibri (Headings)" w:cs="Calibri (Headings)"/>
+          <w:sz w:val="18"/>
+          <w:szCs w:val="18"/>
+        </w:rPr>
+        <w:t>Reading</w:t>
+      </w:r>
+      <w:r>
+        <w:rPr>
+          <w:rFonts w:ascii="Calibri (Headings)" w:eastAsia="Calibri (Headings)" w:hAnsi="Calibri (Headings)" w:cs="Calibri (Headings)"/>
+          <w:sz w:val="18"/>
+          <w:szCs w:val="18"/>
         </w:rPr>
         <w:t xml:space="preserve">, </w:t>
       </w:r>
       <w:r>
         <w:rPr>
           <w:rFonts w:ascii="Calibri (Headings)" w:eastAsia="Calibri (Headings)" w:hAnsi="Calibri (Headings)" w:cs="Calibri (Headings)"/>
-          <w:sz w:val="20"/>
-          <w:szCs w:val="20"/>
-        </w:rPr>
-        <w:t xml:space="preserve">Beta Alpha Psi, </w:t>
-      </w:r>
-      <w:r>
-        <w:rPr>
-          <w:rFonts w:ascii="Calibri (Headings)" w:eastAsia="Calibri (Headings)" w:hAnsi="Calibri (Headings)" w:cs="Calibri (Headings)"/>
-          <w:sz w:val="20"/>
-          <w:szCs w:val="20"/>
-        </w:rPr>
-        <w:t xml:space="preserve">CSUN </w:t>
-      </w:r>
-      <w:r>
-        <w:rPr>
-          <w:rFonts w:ascii="Calibri (Headings)" w:eastAsia="Calibri (Headings)" w:hAnsi="Calibri (Headings)" w:cs="Calibri (Headings)"/>
-          <w:sz w:val="20"/>
-          <w:szCs w:val="20"/>
-        </w:rPr>
-        <w:t>A</w:t>
-      </w:r>
-      <w:r>
-        <w:rPr>
-          <w:rFonts w:ascii="Calibri (Headings)" w:eastAsia="Calibri (Headings)" w:hAnsi="Calibri (Headings)" w:cs="Calibri (Headings)"/>
-          <w:sz w:val="20"/>
-          <w:szCs w:val="20"/>
-        </w:rPr>
-        <w:t xml:space="preserve">ccounting </w:t>
-      </w:r>
-      <w:r>
-        <w:rPr>
-          <w:rFonts w:ascii="Calibri (Headings)" w:eastAsia="Calibri (Headings)" w:hAnsi="Calibri (Headings)" w:cs="Calibri (Headings)"/>
-          <w:sz w:val="20"/>
-          <w:szCs w:val="20"/>
-        </w:rPr>
-        <w:t>A</w:t>
-      </w:r>
-      <w:r>
-        <w:rPr>
-          <w:rFonts w:ascii="Calibri (Headings)" w:eastAsia="Calibri (Headings)" w:hAnsi="Calibri (Headings)" w:cs="Calibri (Headings)"/>
-          <w:sz w:val="20"/>
-          <w:szCs w:val="20"/>
-        </w:rPr>
-        <w:t>ssociation</w:t>
-      </w:r>
-      <w:r>
-        <w:rPr>
-          <w:rFonts w:ascii="Calibri (Headings)" w:eastAsia="Calibri (Headings)" w:hAnsi="Calibri (Headings)" w:cs="Calibri (Headings)"/>
-          <w:sz w:val="20"/>
-          <w:szCs w:val="20"/>
-        </w:rPr>
-        <w:t>, CSUN Entrepreneurs</w:t>
-      </w:r>
-    </w:p>
-    <w:p>
-      <w:pPr>
-        <w:tabs>
-          <w:tab w:val="left" w:pos="244"/>
-        </w:tabs>
-        <w:spacing w:line="240" w:lineRule="atLeast"/>
-        <w:rPr>
-          <w:rFonts w:ascii="Calibri (Headings)" w:eastAsia="Calibri (Headings)" w:hAnsi="Calibri (Headings)" w:cs="Calibri (Headings)"/>
-          <w:sz w:val="20"/>
-          <w:szCs w:val="20"/>
-        </w:rPr>
-      </w:pPr>
-      <w:r>
-        <w:rPr>
-          <w:rFonts w:ascii="Calibri (Headings)" w:eastAsia="Calibri (Headings)" w:hAnsi="Calibri (Headings)" w:cs="Calibri (Headings)"/>
-          <w:sz w:val="20"/>
-          <w:szCs w:val="20"/>
-        </w:rPr>
-        <w:t xml:space="preserve">Interests: </w:t>
-      </w:r>
-      <w:r>
-        <w:rPr>
-          <w:rFonts w:ascii="Calibri (Headings)" w:eastAsia="Calibri (Headings)" w:hAnsi="Calibri (Headings)" w:cs="Calibri (Headings)"/>
-          <w:sz w:val="20"/>
-          <w:szCs w:val="20"/>
-        </w:rPr>
-        <w:t xml:space="preserve">Tax Consulting, </w:t>
-      </w:r>
-      <w:r>
-        <w:rPr>
-          <w:rFonts w:ascii="Calibri (Headings)" w:eastAsia="Calibri (Headings)" w:hAnsi="Calibri (Headings)" w:cs="Calibri (Headings)"/>
-          <w:sz w:val="20"/>
-          <w:szCs w:val="20"/>
-        </w:rPr>
-        <w:t xml:space="preserve">Venture Capital, </w:t>
-      </w:r>
-      <w:r>
-        <w:rPr>
-          <w:rFonts w:ascii="Calibri (Headings)" w:eastAsia="Calibri (Headings)" w:hAnsi="Calibri (Headings)" w:cs="Calibri (Headings)"/>
-          <w:sz w:val="20"/>
-          <w:szCs w:val="20"/>
-        </w:rPr>
-        <w:t>Alternative Investments</w:t>
-      </w:r>
-      <w:r>
-        <w:rPr>
-          <w:rFonts w:ascii="Calibri (Headings)" w:eastAsia="Calibri (Headings)" w:hAnsi="Calibri (Headings)" w:cs="Calibri (Headings)"/>
-          <w:sz w:val="20"/>
-          <w:szCs w:val="20"/>
-        </w:rPr>
-        <w:t>,</w:t>
-      </w:r>
-      <w:r>
-        <w:rPr>
-          <w:rFonts w:ascii="Calibri (Headings)" w:eastAsia="Calibri (Headings)" w:hAnsi="Calibri (Headings)" w:cs="Calibri (Headings)"/>
-          <w:sz w:val="20"/>
-          <w:szCs w:val="20"/>
-        </w:rPr>
-        <w:t xml:space="preserve"> </w:t>
-      </w:r>
-      <w:r>
-        <w:rPr>
-          <w:rFonts w:ascii="Calibri (Headings)" w:eastAsia="Calibri (Headings)" w:hAnsi="Calibri (Headings)" w:cs="Calibri (Headings)"/>
-          <w:sz w:val="20"/>
-          <w:szCs w:val="20"/>
-        </w:rPr>
-        <w:t>Entrepreneurship</w:t>
-      </w:r>
-      <w:r>
-        <w:rPr>
-          <w:rFonts w:ascii="Calibri (Headings)" w:eastAsia="Calibri (Headings)" w:hAnsi="Calibri (Headings)" w:cs="Calibri (Headings)"/>
-          <w:sz w:val="20"/>
-          <w:szCs w:val="20"/>
-        </w:rPr>
-        <w:t>, Reading, Tennis, Basketball, Volunteerin</w:t>
-      </w:r>
-      <w:r>
-        <w:rPr>
-          <w:rFonts w:ascii="Calibri (Headings)" w:eastAsia="Calibri (Headings)" w:hAnsi="Calibri (Headings)" w:cs="Calibri (Headings)"/>
-          <w:sz w:val="20"/>
-          <w:szCs w:val="20"/>
-        </w:rPr>
-        <w:t>g</w:t>
-      </w:r>
+          <w:sz w:val="18"/>
+          <w:szCs w:val="18"/>
+        </w:rPr>
+        <w:t>Tennis, Basketball, Volunteering</w:t>
+      </w:r>
+      <w:bookmarkEnd w:id="24"/>
     </w:p>
     <w:sectPr>
       <w:pgSz w:w="12225" w:h="15810"/>
-      <w:pgMar w:top="762" w:right="762" w:bottom="762" w:left="762" w:header="708" w:footer="708" w:gutter="0"/>
+      <w:pgMar w:top="733" w:right="733" w:bottom="733" w:left="733" w:header="708" w:footer="708" w:gutter="0"/>
       <w:cols w:space="708"/>
     </w:sectPr>
   </w:body>
@@ -2136,7 +2296,7 @@
     <w:nsid w:val="00000001"/>
     <w:multiLevelType w:val="hybridMultilevel"/>
     <w:tmpl w:val="00000001"/>
-    <w:lvl w:ilvl="0" w:tplc="B6C4F842">
+    <w:lvl w:ilvl="0" w:tplc="642C55BA">
       <w:start w:val="1"/>
       <w:numFmt w:val="bullet"/>
       <w:lvlText w:val=""/>
@@ -2148,7 +2308,7 @@
         <w:rFonts w:ascii="Symbol" w:hAnsi="Symbol"/>
       </w:rPr>
     </w:lvl>
-    <w:lvl w:ilvl="1" w:tplc="A8987D26">
+    <w:lvl w:ilvl="1" w:tplc="3458687C">
       <w:start w:val="1"/>
       <w:numFmt w:val="bullet"/>
       <w:lvlText w:val="o"/>
@@ -2163,7 +2323,7 @@
         <w:rFonts w:ascii="Courier New" w:hAnsi="Courier New"/>
       </w:rPr>
     </w:lvl>
-    <w:lvl w:ilvl="2" w:tplc="BFA0D10E">
+    <w:lvl w:ilvl="2" w:tplc="BD143446">
       <w:start w:val="1"/>
       <w:numFmt w:val="bullet"/>
       <w:lvlText w:val=""/>
@@ -2178,7 +2338,7 @@
         <w:rFonts w:ascii="Wingdings" w:hAnsi="Wingdings"/>
       </w:rPr>
     </w:lvl>
-    <w:lvl w:ilvl="3" w:tplc="8C121456">
+    <w:lvl w:ilvl="3" w:tplc="C882A37A">
       <w:start w:val="1"/>
       <w:numFmt w:val="bullet"/>
       <w:lvlText w:val=""/>
@@ -2193,7 +2353,7 @@
         <w:rFonts w:ascii="Symbol" w:hAnsi="Symbol"/>
       </w:rPr>
     </w:lvl>
-    <w:lvl w:ilvl="4" w:tplc="A1D846C8">
+    <w:lvl w:ilvl="4" w:tplc="F330FF38">
       <w:start w:val="1"/>
       <w:numFmt w:val="bullet"/>
       <w:lvlText w:val="o"/>
@@ -2208,7 +2368,7 @@
         <w:rFonts w:ascii="Courier New" w:hAnsi="Courier New"/>
       </w:rPr>
     </w:lvl>
-    <w:lvl w:ilvl="5" w:tplc="EA8801C6">
+    <w:lvl w:ilvl="5" w:tplc="D3560470">
       <w:start w:val="1"/>
       <w:numFmt w:val="bullet"/>
       <w:lvlText w:val=""/>
@@ -2223,7 +2383,7 @@
         <w:rFonts w:ascii="Wingdings" w:hAnsi="Wingdings"/>
       </w:rPr>
     </w:lvl>
-    <w:lvl w:ilvl="6" w:tplc="80EC6058">
+    <w:lvl w:ilvl="6" w:tplc="A3846DF0">
       <w:start w:val="1"/>
       <w:numFmt w:val="bullet"/>
       <w:lvlText w:val=""/>
@@ -2238,7 +2398,7 @@
         <w:rFonts w:ascii="Symbol" w:hAnsi="Symbol"/>
       </w:rPr>
     </w:lvl>
-    <w:lvl w:ilvl="7" w:tplc="AD6C7A98">
+    <w:lvl w:ilvl="7" w:tplc="0D48FD0C">
       <w:start w:val="1"/>
       <w:numFmt w:val="bullet"/>
       <w:lvlText w:val="o"/>
@@ -2253,7 +2413,7 @@
         <w:rFonts w:ascii="Courier New" w:hAnsi="Courier New"/>
       </w:rPr>
     </w:lvl>
-    <w:lvl w:ilvl="8" w:tplc="AAA04ED2">
+    <w:lvl w:ilvl="8" w:tplc="827688CE">
       <w:start w:val="1"/>
       <w:numFmt w:val="bullet"/>
       <w:lvlText w:val=""/>
@@ -2273,7 +2433,7 @@
     <w:nsid w:val="00000002"/>
     <w:multiLevelType w:val="hybridMultilevel"/>
     <w:tmpl w:val="00000002"/>
-    <w:lvl w:ilvl="0" w:tplc="2F846622">
+    <w:lvl w:ilvl="0" w:tplc="7346B176">
       <w:start w:val="1"/>
       <w:numFmt w:val="bullet"/>
       <w:lvlText w:val=""/>
@@ -2285,7 +2445,7 @@
         <w:rFonts w:ascii="Symbol" w:hAnsi="Symbol"/>
       </w:rPr>
     </w:lvl>
-    <w:lvl w:ilvl="1" w:tplc="7E32C81C">
+    <w:lvl w:ilvl="1" w:tplc="7DF81A22">
       <w:start w:val="1"/>
       <w:numFmt w:val="bullet"/>
       <w:lvlText w:val="o"/>
@@ -2300,7 +2460,7 @@
         <w:rFonts w:ascii="Courier New" w:hAnsi="Courier New"/>
       </w:rPr>
     </w:lvl>
-    <w:lvl w:ilvl="2" w:tplc="697C2CA6">
+    <w:lvl w:ilvl="2" w:tplc="11BE1D28">
       <w:start w:val="1"/>
       <w:numFmt w:val="bullet"/>
       <w:lvlText w:val=""/>
@@ -2315,7 +2475,7 @@
         <w:rFonts w:ascii="Wingdings" w:hAnsi="Wingdings"/>
       </w:rPr>
     </w:lvl>
-    <w:lvl w:ilvl="3" w:tplc="4AE48E72">
+    <w:lvl w:ilvl="3" w:tplc="F0EC2F2A">
       <w:start w:val="1"/>
       <w:numFmt w:val="bullet"/>
       <w:lvlText w:val=""/>
@@ -2330,7 +2490,7 @@
         <w:rFonts w:ascii="Symbol" w:hAnsi="Symbol"/>
       </w:rPr>
     </w:lvl>
-    <w:lvl w:ilvl="4" w:tplc="488A2522">
+    <w:lvl w:ilvl="4" w:tplc="AA8A074C">
       <w:start w:val="1"/>
       <w:numFmt w:val="bullet"/>
       <w:lvlText w:val="o"/>
@@ -2345,7 +2505,7 @@
         <w:rFonts w:ascii="Courier New" w:hAnsi="Courier New"/>
       </w:rPr>
     </w:lvl>
-    <w:lvl w:ilvl="5" w:tplc="E4146C78">
+    <w:lvl w:ilvl="5" w:tplc="3DEC0242">
       <w:start w:val="1"/>
       <w:numFmt w:val="bullet"/>
       <w:lvlText w:val=""/>
@@ -2360,7 +2520,7 @@
         <w:rFonts w:ascii="Wingdings" w:hAnsi="Wingdings"/>
       </w:rPr>
     </w:lvl>
-    <w:lvl w:ilvl="6" w:tplc="AA7CD97A">
+    <w:lvl w:ilvl="6" w:tplc="D52A6A10">
       <w:start w:val="1"/>
       <w:numFmt w:val="bullet"/>
       <w:lvlText w:val=""/>
@@ -2375,7 +2535,7 @@
         <w:rFonts w:ascii="Symbol" w:hAnsi="Symbol"/>
       </w:rPr>
     </w:lvl>
-    <w:lvl w:ilvl="7" w:tplc="C0D41F08">
+    <w:lvl w:ilvl="7" w:tplc="75E2F63E">
       <w:start w:val="1"/>
       <w:numFmt w:val="bullet"/>
       <w:lvlText w:val="o"/>
@@ -2390,7 +2550,7 @@
         <w:rFonts w:ascii="Courier New" w:hAnsi="Courier New"/>
       </w:rPr>
     </w:lvl>
-    <w:lvl w:ilvl="8" w:tplc="E79E2FC2">
+    <w:lvl w:ilvl="8" w:tplc="6C5C8EE2">
       <w:start w:val="1"/>
       <w:numFmt w:val="bullet"/>
       <w:lvlText w:val=""/>
@@ -2410,7 +2570,7 @@
     <w:nsid w:val="00000003"/>
     <w:multiLevelType w:val="hybridMultilevel"/>
     <w:tmpl w:val="00000003"/>
-    <w:lvl w:ilvl="0" w:tplc="B44E9596">
+    <w:lvl w:ilvl="0" w:tplc="C14AE524">
       <w:start w:val="1"/>
       <w:numFmt w:val="bullet"/>
       <w:lvlText w:val=""/>
@@ -2422,7 +2582,7 @@
         <w:rFonts w:ascii="Symbol" w:hAnsi="Symbol"/>
       </w:rPr>
     </w:lvl>
-    <w:lvl w:ilvl="1" w:tplc="1368F890">
+    <w:lvl w:ilvl="1" w:tplc="181EB510">
       <w:start w:val="1"/>
       <w:numFmt w:val="bullet"/>
       <w:lvlText w:val="o"/>
@@ -2437,7 +2597,7 @@
         <w:rFonts w:ascii="Courier New" w:hAnsi="Courier New"/>
       </w:rPr>
     </w:lvl>
-    <w:lvl w:ilvl="2" w:tplc="5650A90A">
+    <w:lvl w:ilvl="2" w:tplc="AECEB964">
       <w:start w:val="1"/>
       <w:numFmt w:val="bullet"/>
       <w:lvlText w:val=""/>
@@ -2452,7 +2612,7 @@
         <w:rFonts w:ascii="Wingdings" w:hAnsi="Wingdings"/>
       </w:rPr>
     </w:lvl>
-    <w:lvl w:ilvl="3" w:tplc="77FEB6CC">
+    <w:lvl w:ilvl="3" w:tplc="BD5C200C">
       <w:start w:val="1"/>
       <w:numFmt w:val="bullet"/>
       <w:lvlText w:val=""/>
@@ -2467,7 +2627,7 @@
         <w:rFonts w:ascii="Symbol" w:hAnsi="Symbol"/>
       </w:rPr>
     </w:lvl>
-    <w:lvl w:ilvl="4" w:tplc="4C3C2CDC">
+    <w:lvl w:ilvl="4" w:tplc="BB842A30">
       <w:start w:val="1"/>
       <w:numFmt w:val="bullet"/>
       <w:lvlText w:val="o"/>
@@ -2482,7 +2642,7 @@
         <w:rFonts w:ascii="Courier New" w:hAnsi="Courier New"/>
       </w:rPr>
     </w:lvl>
-    <w:lvl w:ilvl="5" w:tplc="59E062E8">
+    <w:lvl w:ilvl="5" w:tplc="C40CB170">
       <w:start w:val="1"/>
       <w:numFmt w:val="bullet"/>
       <w:lvlText w:val=""/>
@@ -2497,7 +2657,7 @@
         <w:rFonts w:ascii="Wingdings" w:hAnsi="Wingdings"/>
       </w:rPr>
     </w:lvl>
-    <w:lvl w:ilvl="6" w:tplc="DBE43578">
+    <w:lvl w:ilvl="6" w:tplc="CBD8A72E">
       <w:start w:val="1"/>
       <w:numFmt w:val="bullet"/>
       <w:lvlText w:val=""/>
@@ -2512,7 +2672,7 @@
         <w:rFonts w:ascii="Symbol" w:hAnsi="Symbol"/>
       </w:rPr>
     </w:lvl>
-    <w:lvl w:ilvl="7" w:tplc="907C8360">
+    <w:lvl w:ilvl="7" w:tplc="048CD2F6">
       <w:start w:val="1"/>
       <w:numFmt w:val="bullet"/>
       <w:lvlText w:val="o"/>
@@ -2527,7 +2687,7 @@
         <w:rFonts w:ascii="Courier New" w:hAnsi="Courier New"/>
       </w:rPr>
     </w:lvl>
-    <w:lvl w:ilvl="8" w:tplc="80605FFE">
+    <w:lvl w:ilvl="8" w:tplc="CD84D1B6">
       <w:start w:val="1"/>
       <w:numFmt w:val="bullet"/>
       <w:lvlText w:val=""/>
@@ -2547,7 +2707,7 @@
     <w:nsid w:val="00000004"/>
     <w:multiLevelType w:val="hybridMultilevel"/>
     <w:tmpl w:val="00000004"/>
-    <w:lvl w:ilvl="0" w:tplc="AAFC33CE">
+    <w:lvl w:ilvl="0" w:tplc="E572E0C8">
       <w:start w:val="1"/>
       <w:numFmt w:val="bullet"/>
       <w:lvlText w:val=""/>
@@ -2559,7 +2719,7 @@
         <w:rFonts w:ascii="Symbol" w:hAnsi="Symbol"/>
       </w:rPr>
     </w:lvl>
-    <w:lvl w:ilvl="1" w:tplc="B2AAA054">
+    <w:lvl w:ilvl="1" w:tplc="1602A8D4">
       <w:start w:val="1"/>
       <w:numFmt w:val="bullet"/>
       <w:lvlText w:val="o"/>
@@ -2574,7 +2734,7 @@
         <w:rFonts w:ascii="Courier New" w:hAnsi="Courier New"/>
       </w:rPr>
     </w:lvl>
-    <w:lvl w:ilvl="2" w:tplc="2E609E0E">
+    <w:lvl w:ilvl="2" w:tplc="3F228AF4">
       <w:start w:val="1"/>
       <w:numFmt w:val="bullet"/>
       <w:lvlText w:val=""/>
@@ -2589,7 +2749,7 @@
         <w:rFonts w:ascii="Wingdings" w:hAnsi="Wingdings"/>
       </w:rPr>
     </w:lvl>
-    <w:lvl w:ilvl="3" w:tplc="E59E6AB6">
+    <w:lvl w:ilvl="3" w:tplc="3F5035DA">
       <w:start w:val="1"/>
       <w:numFmt w:val="bullet"/>
       <w:lvlText w:val=""/>
@@ -2604,7 +2764,7 @@
         <w:rFonts w:ascii="Symbol" w:hAnsi="Symbol"/>
       </w:rPr>
     </w:lvl>
-    <w:lvl w:ilvl="4" w:tplc="22EE51DC">
+    <w:lvl w:ilvl="4" w:tplc="4A422856">
       <w:start w:val="1"/>
       <w:numFmt w:val="bullet"/>
       <w:lvlText w:val="o"/>
@@ -2619,7 +2779,7 @@
         <w:rFonts w:ascii="Courier New" w:hAnsi="Courier New"/>
       </w:rPr>
     </w:lvl>
-    <w:lvl w:ilvl="5" w:tplc="CBDE976A">
+    <w:lvl w:ilvl="5" w:tplc="B686E546">
       <w:start w:val="1"/>
       <w:numFmt w:val="bullet"/>
       <w:lvlText w:val=""/>
@@ -2634,7 +2794,7 @@
         <w:rFonts w:ascii="Wingdings" w:hAnsi="Wingdings"/>
       </w:rPr>
     </w:lvl>
-    <w:lvl w:ilvl="6" w:tplc="59E05470">
+    <w:lvl w:ilvl="6" w:tplc="58AC559E">
       <w:start w:val="1"/>
       <w:numFmt w:val="bullet"/>
       <w:lvlText w:val=""/>
@@ -2649,7 +2809,7 @@
         <w:rFonts w:ascii="Symbol" w:hAnsi="Symbol"/>
       </w:rPr>
     </w:lvl>
-    <w:lvl w:ilvl="7" w:tplc="AEEAEBA2">
+    <w:lvl w:ilvl="7" w:tplc="E3D89556">
       <w:start w:val="1"/>
       <w:numFmt w:val="bullet"/>
       <w:lvlText w:val="o"/>
@@ -2664,7 +2824,7 @@
         <w:rFonts w:ascii="Courier New" w:hAnsi="Courier New"/>
       </w:rPr>
     </w:lvl>
-    <w:lvl w:ilvl="8" w:tplc="2538198E">
+    <w:lvl w:ilvl="8" w:tplc="960E0E4A">
       <w:start w:val="1"/>
       <w:numFmt w:val="bullet"/>
       <w:lvlText w:val=""/>
@@ -2684,7 +2844,7 @@
     <w:nsid w:val="00000005"/>
     <w:multiLevelType w:val="hybridMultilevel"/>
     <w:tmpl w:val="00000005"/>
-    <w:lvl w:ilvl="0" w:tplc="E16694C2">
+    <w:lvl w:ilvl="0" w:tplc="985A292C">
       <w:start w:val="1"/>
       <w:numFmt w:val="bullet"/>
       <w:lvlText w:val=""/>
@@ -2696,7 +2856,7 @@
         <w:rFonts w:ascii="Symbol" w:hAnsi="Symbol"/>
       </w:rPr>
     </w:lvl>
-    <w:lvl w:ilvl="1" w:tplc="766A375E">
+    <w:lvl w:ilvl="1" w:tplc="E1D8A524">
       <w:start w:val="1"/>
       <w:numFmt w:val="bullet"/>
       <w:lvlText w:val="o"/>
@@ -2711,7 +2871,7 @@
         <w:rFonts w:ascii="Courier New" w:hAnsi="Courier New"/>
       </w:rPr>
     </w:lvl>
-    <w:lvl w:ilvl="2" w:tplc="61E88CC4">
+    <w:lvl w:ilvl="2" w:tplc="BE1CC5EE">
       <w:start w:val="1"/>
       <w:numFmt w:val="bullet"/>
       <w:lvlText w:val=""/>
@@ -2726,7 +2886,7 @@
         <w:rFonts w:ascii="Wingdings" w:hAnsi="Wingdings"/>
       </w:rPr>
     </w:lvl>
-    <w:lvl w:ilvl="3" w:tplc="9F0869DE">
+    <w:lvl w:ilvl="3" w:tplc="E8D60D72">
       <w:start w:val="1"/>
       <w:numFmt w:val="bullet"/>
       <w:lvlText w:val=""/>
@@ -2741,7 +2901,7 @@
         <w:rFonts w:ascii="Symbol" w:hAnsi="Symbol"/>
       </w:rPr>
     </w:lvl>
-    <w:lvl w:ilvl="4" w:tplc="D708E8C0">
+    <w:lvl w:ilvl="4" w:tplc="2C2ACB8A">
       <w:start w:val="1"/>
       <w:numFmt w:val="bullet"/>
       <w:lvlText w:val="o"/>
@@ -2756,7 +2916,7 @@
         <w:rFonts w:ascii="Courier New" w:hAnsi="Courier New"/>
       </w:rPr>
     </w:lvl>
-    <w:lvl w:ilvl="5" w:tplc="C68C7270">
+    <w:lvl w:ilvl="5" w:tplc="23F4A87A">
       <w:start w:val="1"/>
       <w:numFmt w:val="bullet"/>
       <w:lvlText w:val=""/>
@@ -2771,7 +2931,7 @@
         <w:rFonts w:ascii="Wingdings" w:hAnsi="Wingdings"/>
       </w:rPr>
     </w:lvl>
-    <w:lvl w:ilvl="6" w:tplc="A6E631CA">
+    <w:lvl w:ilvl="6" w:tplc="DED88B74">
       <w:start w:val="1"/>
       <w:numFmt w:val="bullet"/>
       <w:lvlText w:val=""/>
@@ -2786,7 +2946,7 @@
         <w:rFonts w:ascii="Symbol" w:hAnsi="Symbol"/>
       </w:rPr>
     </w:lvl>
-    <w:lvl w:ilvl="7" w:tplc="9D6EF6EC">
+    <w:lvl w:ilvl="7" w:tplc="4F1E8E76">
       <w:start w:val="1"/>
       <w:numFmt w:val="bullet"/>
       <w:lvlText w:val="o"/>
@@ -2801,7 +2961,7 @@
         <w:rFonts w:ascii="Courier New" w:hAnsi="Courier New"/>
       </w:rPr>
     </w:lvl>
-    <w:lvl w:ilvl="8" w:tplc="6FF8D5A8">
+    <w:lvl w:ilvl="8" w:tplc="C23E4BE8">
       <w:start w:val="1"/>
       <w:numFmt w:val="bullet"/>
       <w:lvlText w:val=""/>
@@ -2821,7 +2981,7 @@
     <w:nsid w:val="00000006"/>
     <w:multiLevelType w:val="hybridMultilevel"/>
     <w:tmpl w:val="00000006"/>
-    <w:lvl w:ilvl="0" w:tplc="239EAEC2">
+    <w:lvl w:ilvl="0" w:tplc="1D30FA56">
       <w:start w:val="1"/>
       <w:numFmt w:val="bullet"/>
       <w:lvlText w:val=""/>
@@ -2833,7 +2993,7 @@
         <w:rFonts w:ascii="Symbol" w:hAnsi="Symbol"/>
       </w:rPr>
     </w:lvl>
-    <w:lvl w:ilvl="1" w:tplc="DF5090C0">
+    <w:lvl w:ilvl="1" w:tplc="5ABEA114">
       <w:start w:val="1"/>
       <w:numFmt w:val="bullet"/>
       <w:lvlText w:val="o"/>
@@ -2848,7 +3008,7 @@
         <w:rFonts w:ascii="Courier New" w:hAnsi="Courier New"/>
       </w:rPr>
     </w:lvl>
-    <w:lvl w:ilvl="2" w:tplc="A61269E0">
+    <w:lvl w:ilvl="2" w:tplc="2228CFDE">
       <w:start w:val="1"/>
       <w:numFmt w:val="bullet"/>
       <w:lvlText w:val=""/>
@@ -2863,7 +3023,7 @@
         <w:rFonts w:ascii="Wingdings" w:hAnsi="Wingdings"/>
       </w:rPr>
     </w:lvl>
-    <w:lvl w:ilvl="3" w:tplc="45F4096E">
+    <w:lvl w:ilvl="3" w:tplc="0DE6AADA">
       <w:start w:val="1"/>
       <w:numFmt w:val="bullet"/>
       <w:lvlText w:val=""/>
@@ -2878,7 +3038,7 @@
         <w:rFonts w:ascii="Symbol" w:hAnsi="Symbol"/>
       </w:rPr>
     </w:lvl>
-    <w:lvl w:ilvl="4" w:tplc="3DB23764">
+    <w:lvl w:ilvl="4" w:tplc="0D1E82A6">
       <w:start w:val="1"/>
       <w:numFmt w:val="bullet"/>
       <w:lvlText w:val="o"/>
@@ -2893,7 +3053,7 @@
         <w:rFonts w:ascii="Courier New" w:hAnsi="Courier New"/>
       </w:rPr>
     </w:lvl>
-    <w:lvl w:ilvl="5" w:tplc="7312E65C">
+    <w:lvl w:ilvl="5" w:tplc="BD16939A">
       <w:start w:val="1"/>
       <w:numFmt w:val="bullet"/>
       <w:lvlText w:val=""/>
@@ -2908,7 +3068,7 @@
         <w:rFonts w:ascii="Wingdings" w:hAnsi="Wingdings"/>
       </w:rPr>
     </w:lvl>
-    <w:lvl w:ilvl="6" w:tplc="0902E1D0">
+    <w:lvl w:ilvl="6" w:tplc="292E4E24">
       <w:start w:val="1"/>
       <w:numFmt w:val="bullet"/>
       <w:lvlText w:val=""/>
@@ -2923,7 +3083,7 @@
         <w:rFonts w:ascii="Symbol" w:hAnsi="Symbol"/>
       </w:rPr>
     </w:lvl>
-    <w:lvl w:ilvl="7" w:tplc="8DA225A8">
+    <w:lvl w:ilvl="7" w:tplc="1EE45A88">
       <w:start w:val="1"/>
       <w:numFmt w:val="bullet"/>
       <w:lvlText w:val="o"/>
@@ -2938,7 +3098,7 @@
         <w:rFonts w:ascii="Courier New" w:hAnsi="Courier New"/>
       </w:rPr>
     </w:lvl>
-    <w:lvl w:ilvl="8" w:tplc="08E0F428">
+    <w:lvl w:ilvl="8" w:tplc="6FBCDA44">
       <w:start w:val="1"/>
       <w:numFmt w:val="bullet"/>
       <w:lvlText w:val=""/>
@@ -2954,23 +3114,163 @@
       </w:rPr>
     </w:lvl>
   </w:abstractNum>
-  <w:num w:numId="1" w16cid:durableId="1666207471">
+  <w:abstractNum w:abstractNumId="6" w15:restartNumberingAfterBreak="0">
+    <w:nsid w:val="00000007"/>
+    <w:multiLevelType w:val="hybridMultilevel"/>
+    <w:tmpl w:val="00000007"/>
+    <w:lvl w:ilvl="0" w:tplc="41248F8E">
+      <w:start w:val="1"/>
+      <w:numFmt w:val="bullet"/>
+      <w:lvlText w:val=""/>
+      <w:lvlJc w:val="left"/>
+      <w:pPr>
+        <w:ind w:left="720" w:hanging="360"/>
+      </w:pPr>
+      <w:rPr>
+        <w:rFonts w:ascii="Symbol" w:hAnsi="Symbol"/>
+      </w:rPr>
+    </w:lvl>
+    <w:lvl w:ilvl="1" w:tplc="E7CC1EC0">
+      <w:start w:val="1"/>
+      <w:numFmt w:val="bullet"/>
+      <w:lvlText w:val="o"/>
+      <w:lvlJc w:val="left"/>
+      <w:pPr>
+        <w:tabs>
+          <w:tab w:val="num" w:pos="1440"/>
+        </w:tabs>
+        <w:ind w:left="1440" w:hanging="360"/>
+      </w:pPr>
+      <w:rPr>
+        <w:rFonts w:ascii="Courier New" w:hAnsi="Courier New"/>
+      </w:rPr>
+    </w:lvl>
+    <w:lvl w:ilvl="2" w:tplc="F8685944">
+      <w:start w:val="1"/>
+      <w:numFmt w:val="bullet"/>
+      <w:lvlText w:val=""/>
+      <w:lvlJc w:val="left"/>
+      <w:pPr>
+        <w:tabs>
+          <w:tab w:val="num" w:pos="2160"/>
+        </w:tabs>
+        <w:ind w:left="2160" w:hanging="360"/>
+      </w:pPr>
+      <w:rPr>
+        <w:rFonts w:ascii="Wingdings" w:hAnsi="Wingdings"/>
+      </w:rPr>
+    </w:lvl>
+    <w:lvl w:ilvl="3" w:tplc="1D86E3E2">
+      <w:start w:val="1"/>
+      <w:numFmt w:val="bullet"/>
+      <w:lvlText w:val=""/>
+      <w:lvlJc w:val="left"/>
+      <w:pPr>
+        <w:tabs>
+          <w:tab w:val="num" w:pos="2880"/>
+        </w:tabs>
+        <w:ind w:left="2880" w:hanging="360"/>
+      </w:pPr>
+      <w:rPr>
+        <w:rFonts w:ascii="Symbol" w:hAnsi="Symbol"/>
+      </w:rPr>
+    </w:lvl>
+    <w:lvl w:ilvl="4" w:tplc="FE5CAEB2">
+      <w:start w:val="1"/>
+      <w:numFmt w:val="bullet"/>
+      <w:lvlText w:val="o"/>
+      <w:lvlJc w:val="left"/>
+      <w:pPr>
+        <w:tabs>
+          <w:tab w:val="num" w:pos="3600"/>
+        </w:tabs>
+        <w:ind w:left="3600" w:hanging="360"/>
+      </w:pPr>
+      <w:rPr>
+        <w:rFonts w:ascii="Courier New" w:hAnsi="Courier New"/>
+      </w:rPr>
+    </w:lvl>
+    <w:lvl w:ilvl="5" w:tplc="58263366">
+      <w:start w:val="1"/>
+      <w:numFmt w:val="bullet"/>
+      <w:lvlText w:val=""/>
+      <w:lvlJc w:val="left"/>
+      <w:pPr>
+        <w:tabs>
+          <w:tab w:val="num" w:pos="4320"/>
+        </w:tabs>
+        <w:ind w:left="4320" w:hanging="360"/>
+      </w:pPr>
+      <w:rPr>
+        <w:rFonts w:ascii="Wingdings" w:hAnsi="Wingdings"/>
+      </w:rPr>
+    </w:lvl>
+    <w:lvl w:ilvl="6" w:tplc="2B56DA0E">
+      <w:start w:val="1"/>
+      <w:numFmt w:val="bullet"/>
+      <w:lvlText w:val=""/>
+      <w:lvlJc w:val="left"/>
+      <w:pPr>
+        <w:tabs>
+          <w:tab w:val="num" w:pos="5040"/>
+        </w:tabs>
+        <w:ind w:left="5040" w:hanging="360"/>
+      </w:pPr>
+      <w:rPr>
+        <w:rFonts w:ascii="Symbol" w:hAnsi="Symbol"/>
+      </w:rPr>
+    </w:lvl>
+    <w:lvl w:ilvl="7" w:tplc="E83035DE">
+      <w:start w:val="1"/>
+      <w:numFmt w:val="bullet"/>
+      <w:lvlText w:val="o"/>
+      <w:lvlJc w:val="left"/>
+      <w:pPr>
+        <w:tabs>
+          <w:tab w:val="num" w:pos="5760"/>
+        </w:tabs>
+        <w:ind w:left="5760" w:hanging="360"/>
+      </w:pPr>
+      <w:rPr>
+        <w:rFonts w:ascii="Courier New" w:hAnsi="Courier New"/>
+      </w:rPr>
+    </w:lvl>
+    <w:lvl w:ilvl="8" w:tplc="D43A3BA6">
+      <w:start w:val="1"/>
+      <w:numFmt w:val="bullet"/>
+      <w:lvlText w:val=""/>
+      <w:lvlJc w:val="left"/>
+      <w:pPr>
+        <w:tabs>
+          <w:tab w:val="num" w:pos="6480"/>
+        </w:tabs>
+        <w:ind w:left="6480" w:hanging="360"/>
+      </w:pPr>
+      <w:rPr>
+        <w:rFonts w:ascii="Wingdings" w:hAnsi="Wingdings"/>
+      </w:rPr>
+    </w:lvl>
+  </w:abstractNum>
+  <w:num w:numId="1" w16cid:durableId="1043943937">
     <w:abstractNumId w:val="0"/>
   </w:num>
-  <w:num w:numId="2" w16cid:durableId="1417240042">
+  <w:num w:numId="2" w16cid:durableId="6447201">
     <w:abstractNumId w:val="1"/>
   </w:num>
-  <w:num w:numId="3" w16cid:durableId="341123868">
+  <w:num w:numId="3" w16cid:durableId="1515263246">
     <w:abstractNumId w:val="2"/>
   </w:num>
-  <w:num w:numId="4" w16cid:durableId="490415553">
+  <w:num w:numId="4" w16cid:durableId="489248874">
     <w:abstractNumId w:val="3"/>
   </w:num>
-  <w:num w:numId="5" w16cid:durableId="2830762">
+  <w:num w:numId="5" w16cid:durableId="1653294939">
     <w:abstractNumId w:val="4"/>
   </w:num>
-  <w:num w:numId="6" w16cid:durableId="2100059959">
+  <w:num w:numId="6" w16cid:durableId="1496604863">
     <w:abstractNumId w:val="5"/>
+  </w:num>
+  <w:num w:numId="7" w16cid:durableId="2076707808">
+    <w:abstractNumId w:val="6"/>
   </w:num>
 </w:numbering>
 </file>
@@ -3546,41 +3846,6 @@
     <w:name w:val="fs15 fw6"/>
     <w:basedOn w:val="DefaultParagraphFont"/>
   </w:style>
-  <w:style w:type="character" w:styleId="Hyperlink">
-    <w:name w:val="Hyperlink"/>
-    <w:basedOn w:val="DefaultParagraphFont"/>
-    <w:uiPriority w:val="99"/>
-    <w:unhideWhenUsed/>
-    <w:rsid w:val="007427B6"/>
-    <w:rPr>
-      <w:color w:val="467886" w:themeColor="hyperlink"/>
-      <w:u w:val="single"/>
-    </w:rPr>
-  </w:style>
-  <w:style w:type="character" w:styleId="UnresolvedMention">
-    <w:name w:val="Unresolved Mention"/>
-    <w:basedOn w:val="DefaultParagraphFont"/>
-    <w:uiPriority w:val="99"/>
-    <w:semiHidden/>
-    <w:unhideWhenUsed/>
-    <w:rsid w:val="007427B6"/>
-    <w:rPr>
-      <w:color w:val="605E5C"/>
-      <w:shd w:val="clear" w:color="auto" w:fill="E1DFDD"/>
-    </w:rPr>
-  </w:style>
-  <w:style w:type="character" w:styleId="FollowedHyperlink">
-    <w:name w:val="FollowedHyperlink"/>
-    <w:basedOn w:val="DefaultParagraphFont"/>
-    <w:uiPriority w:val="99"/>
-    <w:semiHidden/>
-    <w:unhideWhenUsed/>
-    <w:rsid w:val="007427B6"/>
-    <w:rPr>
-      <w:color w:val="96607D" w:themeColor="followedHyperlink"/>
-      <w:u w:val="single"/>
-    </w:rPr>
-  </w:style>
 </w:styles>
 </file>
 
